--- a/docs/upgrade-v4.2/gold/heft-a-ohne-medien.docx
+++ b/docs/upgrade-v4.2/gold/heft-a-ohne-medien.docx
@@ -233,7 +233,7 @@
     </w:p>
     <w:p>
       <w:pPr>
-        <w:spacing w:after="100" w:line="290" w:lineRule="auto"/>
+        <w:spacing w:after="100" w:line="330" w:lineRule="auto"/>
       </w:pPr>
       <w:r>
         <w:rPr>
@@ -777,9 +777,9 @@
               <w:right w:val="nil" w:sz="0"/>
             </w:tcBorders>
             <w:tcMar>
-              <w:top w:type="dxa" w:w="40"/>
+              <w:top w:type="dxa" w:w="100"/>
               <w:left w:type="dxa" w:w="0"/>
-              <w:bottom w:type="dxa" w:w="40"/>
+              <w:bottom w:type="dxa" w:w="100"/>
               <w:right w:type="dxa" w:w="100"/>
             </w:tcMar>
           </w:tcPr>
@@ -808,9 +808,9 @@
               <w:right w:val="nil" w:sz="0"/>
             </w:tcBorders>
             <w:tcMar>
-              <w:top w:type="dxa" w:w="40"/>
+              <w:top w:type="dxa" w:w="100"/>
               <w:left w:type="dxa" w:w="0"/>
-              <w:bottom w:type="dxa" w:w="40"/>
+              <w:bottom w:type="dxa" w:w="100"/>
               <w:right w:type="dxa" w:w="0"/>
             </w:tcMar>
           </w:tcPr>
@@ -839,9 +839,9 @@
               <w:right w:val="nil" w:sz="0"/>
             </w:tcBorders>
             <w:tcMar>
-              <w:top w:type="dxa" w:w="40"/>
+              <w:top w:type="dxa" w:w="100"/>
               <w:left w:type="dxa" w:w="0"/>
-              <w:bottom w:type="dxa" w:w="40"/>
+              <w:bottom w:type="dxa" w:w="100"/>
               <w:right w:type="dxa" w:w="100"/>
             </w:tcMar>
           </w:tcPr>
@@ -870,9 +870,9 @@
               <w:right w:val="nil" w:sz="0"/>
             </w:tcBorders>
             <w:tcMar>
-              <w:top w:type="dxa" w:w="40"/>
+              <w:top w:type="dxa" w:w="100"/>
               <w:left w:type="dxa" w:w="0"/>
-              <w:bottom w:type="dxa" w:w="40"/>
+              <w:bottom w:type="dxa" w:w="100"/>
               <w:right w:type="dxa" w:w="0"/>
             </w:tcMar>
           </w:tcPr>
@@ -901,9 +901,9 @@
               <w:right w:val="nil" w:sz="0"/>
             </w:tcBorders>
             <w:tcMar>
-              <w:top w:type="dxa" w:w="40"/>
+              <w:top w:type="dxa" w:w="100"/>
               <w:left w:type="dxa" w:w="0"/>
-              <w:bottom w:type="dxa" w:w="40"/>
+              <w:bottom w:type="dxa" w:w="100"/>
               <w:right w:type="dxa" w:w="100"/>
             </w:tcMar>
           </w:tcPr>
@@ -932,9 +932,9 @@
               <w:right w:val="nil" w:sz="0"/>
             </w:tcBorders>
             <w:tcMar>
-              <w:top w:type="dxa" w:w="40"/>
+              <w:top w:type="dxa" w:w="100"/>
               <w:left w:type="dxa" w:w="0"/>
-              <w:bottom w:type="dxa" w:w="40"/>
+              <w:bottom w:type="dxa" w:w="100"/>
               <w:right w:type="dxa" w:w="0"/>
             </w:tcMar>
           </w:tcPr>
@@ -1166,8 +1166,9 @@
             <w:pPr>
               <w:pBdr>
                 <w:bottom w:val="single" w:color="BDC3C7" w:sz="4"/>
+                <w:between w:val="single" w:color="BDC3C7" w:sz="4"/>
               </w:pBdr>
-              <w:spacing w:after="200" w:before="0" w:line="360" w:lineRule="auto"/>
+              <w:spacing w:after="0" w:before="0" w:line="567" w:lineRule="exact"/>
             </w:pPr>
             <w:r>
               <w:t xml:space="preserve"/>
@@ -1177,8 +1178,9 @@
             <w:pPr>
               <w:pBdr>
                 <w:bottom w:val="single" w:color="BDC3C7" w:sz="4"/>
+                <w:between w:val="single" w:color="BDC3C7" w:sz="4"/>
               </w:pBdr>
-              <w:spacing w:after="200" w:before="0" w:line="360" w:lineRule="auto"/>
+              <w:spacing w:after="0" w:before="0" w:line="567" w:lineRule="exact"/>
             </w:pPr>
             <w:r>
               <w:t xml:space="preserve"/>
@@ -1188,8 +1190,9 @@
             <w:pPr>
               <w:pBdr>
                 <w:bottom w:val="single" w:color="BDC3C7" w:sz="4"/>
+                <w:between w:val="single" w:color="BDC3C7" w:sz="4"/>
               </w:pBdr>
-              <w:spacing w:after="200" w:before="0" w:line="360" w:lineRule="auto"/>
+              <w:spacing w:after="0" w:before="0" w:line="567" w:lineRule="exact"/>
             </w:pPr>
             <w:r>
               <w:t xml:space="preserve"/>
@@ -1199,8 +1202,9 @@
             <w:pPr>
               <w:pBdr>
                 <w:bottom w:val="single" w:color="BDC3C7" w:sz="4"/>
+                <w:between w:val="single" w:color="BDC3C7" w:sz="4"/>
               </w:pBdr>
-              <w:spacing w:after="200" w:before="0" w:line="360" w:lineRule="auto"/>
+              <w:spacing w:after="0" w:before="0" w:line="567" w:lineRule="exact"/>
             </w:pPr>
             <w:r>
               <w:t xml:space="preserve"/>
@@ -1210,8 +1214,9 @@
             <w:pPr>
               <w:pBdr>
                 <w:bottom w:val="single" w:color="BDC3C7" w:sz="4"/>
+                <w:between w:val="single" w:color="BDC3C7" w:sz="4"/>
               </w:pBdr>
-              <w:spacing w:after="200" w:before="0" w:line="360" w:lineRule="auto"/>
+              <w:spacing w:after="0" w:before="0" w:line="567" w:lineRule="exact"/>
             </w:pPr>
             <w:r>
               <w:t xml:space="preserve"/>
@@ -1221,8 +1226,9 @@
             <w:pPr>
               <w:pBdr>
                 <w:bottom w:val="single" w:color="BDC3C7" w:sz="4"/>
+                <w:between w:val="single" w:color="BDC3C7" w:sz="4"/>
               </w:pBdr>
-              <w:spacing w:after="200" w:before="0" w:line="360" w:lineRule="auto"/>
+              <w:spacing w:after="0" w:before="0" w:line="567" w:lineRule="exact"/>
             </w:pPr>
             <w:r>
               <w:t xml:space="preserve"/>
@@ -1499,8 +1505,9 @@
             <w:pPr>
               <w:pBdr>
                 <w:bottom w:val="single" w:color="BDC3C7" w:sz="4"/>
+                <w:between w:val="single" w:color="BDC3C7" w:sz="4"/>
               </w:pBdr>
-              <w:spacing w:after="200" w:before="0" w:line="360" w:lineRule="auto"/>
+              <w:spacing w:after="0" w:before="0" w:line="567" w:lineRule="exact"/>
             </w:pPr>
             <w:r>
               <w:t xml:space="preserve"/>
@@ -1510,8 +1517,9 @@
             <w:pPr>
               <w:pBdr>
                 <w:bottom w:val="single" w:color="BDC3C7" w:sz="4"/>
+                <w:between w:val="single" w:color="BDC3C7" w:sz="4"/>
               </w:pBdr>
-              <w:spacing w:after="200" w:before="0" w:line="360" w:lineRule="auto"/>
+              <w:spacing w:after="0" w:before="0" w:line="567" w:lineRule="exact"/>
             </w:pPr>
             <w:r>
               <w:t xml:space="preserve"/>
@@ -1521,8 +1529,9 @@
             <w:pPr>
               <w:pBdr>
                 <w:bottom w:val="single" w:color="BDC3C7" w:sz="4"/>
+                <w:between w:val="single" w:color="BDC3C7" w:sz="4"/>
               </w:pBdr>
-              <w:spacing w:after="200" w:before="0" w:line="360" w:lineRule="auto"/>
+              <w:spacing w:after="0" w:before="0" w:line="567" w:lineRule="exact"/>
             </w:pPr>
             <w:r>
               <w:t xml:space="preserve"/>
@@ -1532,8 +1541,9 @@
             <w:pPr>
               <w:pBdr>
                 <w:bottom w:val="single" w:color="BDC3C7" w:sz="4"/>
+                <w:between w:val="single" w:color="BDC3C7" w:sz="4"/>
               </w:pBdr>
-              <w:spacing w:after="200" w:before="0" w:line="360" w:lineRule="auto"/>
+              <w:spacing w:after="0" w:before="0" w:line="567" w:lineRule="exact"/>
             </w:pPr>
             <w:r>
               <w:t xml:space="preserve"/>
@@ -1543,8 +1553,9 @@
             <w:pPr>
               <w:pBdr>
                 <w:bottom w:val="single" w:color="BDC3C7" w:sz="4"/>
+                <w:between w:val="single" w:color="BDC3C7" w:sz="4"/>
               </w:pBdr>
-              <w:spacing w:after="200" w:before="0" w:line="360" w:lineRule="auto"/>
+              <w:spacing w:after="0" w:before="0" w:line="567" w:lineRule="exact"/>
             </w:pPr>
             <w:r>
               <w:t xml:space="preserve"/>
@@ -1554,8 +1565,9 @@
             <w:pPr>
               <w:pBdr>
                 <w:bottom w:val="single" w:color="BDC3C7" w:sz="4"/>
+                <w:between w:val="single" w:color="BDC3C7" w:sz="4"/>
               </w:pBdr>
-              <w:spacing w:after="200" w:before="0" w:line="360" w:lineRule="auto"/>
+              <w:spacing w:after="0" w:before="0" w:line="567" w:lineRule="exact"/>
             </w:pPr>
             <w:r>
               <w:t xml:space="preserve"/>
@@ -1565,8 +1577,21 @@
             <w:pPr>
               <w:pBdr>
                 <w:bottom w:val="single" w:color="BDC3C7" w:sz="4"/>
+                <w:between w:val="single" w:color="BDC3C7" w:sz="4"/>
               </w:pBdr>
-              <w:spacing w:after="200" w:before="0" w:line="360" w:lineRule="auto"/>
+              <w:spacing w:after="0" w:before="0" w:line="567" w:lineRule="exact"/>
+            </w:pPr>
+            <w:r>
+              <w:t xml:space="preserve"/>
+            </w:r>
+          </w:p>
+          <w:p>
+            <w:pPr>
+              <w:pBdr>
+                <w:bottom w:val="single" w:color="BDC3C7" w:sz="4"/>
+                <w:between w:val="single" w:color="BDC3C7" w:sz="4"/>
+              </w:pBdr>
+              <w:spacing w:after="0" w:before="0" w:line="567" w:lineRule="exact"/>
             </w:pPr>
             <w:r>
               <w:t xml:space="preserve"/>
@@ -1960,7 +1985,7 @@
         </w:trPr>
         <w:tc>
           <w:tcPr>
-            <w:tcW w:type="pct" w:w="25%"/>
+            <w:tcW w:type="pct" w:w="18%"/>
             <w:tcBorders>
               <w:top w:val="single" w:color="4A5057" w:sz="6"/>
               <w:left w:val="single" w:color="4A5057" w:sz="6"/>
@@ -1992,7 +2017,7 @@
         </w:tc>
         <w:tc>
           <w:tcPr>
-            <w:tcW w:type="pct" w:w="25%"/>
+            <w:tcW w:type="pct" w:w="38%"/>
             <w:tcBorders>
               <w:top w:val="single" w:color="4A5057" w:sz="6"/>
               <w:left w:val="single" w:color="4A5057" w:sz="6"/>
@@ -2024,7 +2049,7 @@
         </w:tc>
         <w:tc>
           <w:tcPr>
-            <w:tcW w:type="pct" w:w="25%"/>
+            <w:tcW w:type="pct" w:w="22%"/>
             <w:tcBorders>
               <w:top w:val="single" w:color="4A5057" w:sz="6"/>
               <w:left w:val="single" w:color="4A5057" w:sz="6"/>
@@ -2056,7 +2081,7 @@
         </w:tc>
         <w:tc>
           <w:tcPr>
-            <w:tcW w:type="pct" w:w="25%"/>
+            <w:tcW w:type="pct" w:w="22%"/>
             <w:tcBorders>
               <w:top w:val="single" w:color="4A5057" w:sz="6"/>
               <w:left w:val="single" w:color="4A5057" w:sz="6"/>
@@ -2090,11 +2115,11 @@
       <w:tr>
         <w:trPr>
           <w:cantSplit/>
-          <w:trHeight w:val="737" w:hRule="atLeast"/>
+          <w:trHeight w:val="907" w:hRule="atLeast"/>
         </w:trPr>
         <w:tc>
           <w:tcPr>
-            <w:tcW w:type="pct" w:w="25%"/>
+            <w:tcW w:type="pct" w:w="18%"/>
             <w:tcBorders>
               <w:top w:val="dashed" w:color="4A5057" w:sz="6"/>
               <w:left w:val="dashed" w:color="4A5057" w:sz="6"/>
@@ -2142,7 +2167,7 @@
         </w:tc>
         <w:tc>
           <w:tcPr>
-            <w:tcW w:type="pct" w:w="25%"/>
+            <w:tcW w:type="pct" w:w="38%"/>
             <w:tcBorders>
               <w:top w:val="dashed" w:color="4A5057" w:sz="6"/>
               <w:left w:val="dashed" w:color="4A5057" w:sz="6"/>
@@ -2174,7 +2199,7 @@
         </w:tc>
         <w:tc>
           <w:tcPr>
-            <w:tcW w:type="pct" w:w="25%"/>
+            <w:tcW w:type="pct" w:w="22%"/>
             <w:tcBorders>
               <w:top w:val="dashed" w:color="4A5057" w:sz="6"/>
               <w:left w:val="dashed" w:color="4A5057" w:sz="6"/>
@@ -2206,7 +2231,7 @@
         </w:tc>
         <w:tc>
           <w:tcPr>
-            <w:tcW w:type="pct" w:w="25%"/>
+            <w:tcW w:type="pct" w:w="22%"/>
             <w:tcBorders>
               <w:top w:val="dashed" w:color="4A5057" w:sz="6"/>
               <w:left w:val="dashed" w:color="4A5057" w:sz="6"/>
@@ -2240,11 +2265,11 @@
       <w:tr>
         <w:trPr>
           <w:cantSplit/>
-          <w:trHeight w:val="737" w:hRule="atLeast"/>
+          <w:trHeight w:val="907" w:hRule="atLeast"/>
         </w:trPr>
         <w:tc>
           <w:tcPr>
-            <w:tcW w:type="pct" w:w="25%"/>
+            <w:tcW w:type="pct" w:w="18%"/>
             <w:tcBorders>
               <w:top w:val="single" w:color="4A5057" w:sz="6"/>
               <w:left w:val="single" w:color="4A5057" w:sz="6"/>
@@ -2269,7 +2294,7 @@
         </w:tc>
         <w:tc>
           <w:tcPr>
-            <w:tcW w:type="pct" w:w="25%"/>
+            <w:tcW w:type="pct" w:w="38%"/>
             <w:tcBorders>
               <w:top w:val="single" w:color="4A5057" w:sz="6"/>
               <w:left w:val="single" w:color="4A5057" w:sz="6"/>
@@ -2294,7 +2319,7 @@
         </w:tc>
         <w:tc>
           <w:tcPr>
-            <w:tcW w:type="pct" w:w="25%"/>
+            <w:tcW w:type="pct" w:w="22%"/>
             <w:tcBorders>
               <w:top w:val="single" w:color="4A5057" w:sz="6"/>
               <w:left w:val="single" w:color="4A5057" w:sz="6"/>
@@ -2319,7 +2344,7 @@
         </w:tc>
         <w:tc>
           <w:tcPr>
-            <w:tcW w:type="pct" w:w="25%"/>
+            <w:tcW w:type="pct" w:w="22%"/>
             <w:tcBorders>
               <w:top w:val="single" w:color="4A5057" w:sz="6"/>
               <w:left w:val="single" w:color="4A5057" w:sz="6"/>
@@ -2346,11 +2371,11 @@
       <w:tr>
         <w:trPr>
           <w:cantSplit/>
-          <w:trHeight w:val="737" w:hRule="atLeast"/>
+          <w:trHeight w:val="907" w:hRule="atLeast"/>
         </w:trPr>
         <w:tc>
           <w:tcPr>
-            <w:tcW w:type="pct" w:w="25%"/>
+            <w:tcW w:type="pct" w:w="18%"/>
             <w:tcBorders>
               <w:top w:val="single" w:color="4A5057" w:sz="6"/>
               <w:left w:val="single" w:color="4A5057" w:sz="6"/>
@@ -2375,7 +2400,7 @@
         </w:tc>
         <w:tc>
           <w:tcPr>
-            <w:tcW w:type="pct" w:w="25%"/>
+            <w:tcW w:type="pct" w:w="38%"/>
             <w:tcBorders>
               <w:top w:val="single" w:color="4A5057" w:sz="6"/>
               <w:left w:val="single" w:color="4A5057" w:sz="6"/>
@@ -2400,7 +2425,7 @@
         </w:tc>
         <w:tc>
           <w:tcPr>
-            <w:tcW w:type="pct" w:w="25%"/>
+            <w:tcW w:type="pct" w:w="22%"/>
             <w:tcBorders>
               <w:top w:val="single" w:color="4A5057" w:sz="6"/>
               <w:left w:val="single" w:color="4A5057" w:sz="6"/>
@@ -2425,7 +2450,7 @@
         </w:tc>
         <w:tc>
           <w:tcPr>
-            <w:tcW w:type="pct" w:w="25%"/>
+            <w:tcW w:type="pct" w:w="22%"/>
             <w:tcBorders>
               <w:top w:val="single" w:color="4A5057" w:sz="6"/>
               <w:left w:val="single" w:color="4A5057" w:sz="6"/>
@@ -2452,11 +2477,11 @@
       <w:tr>
         <w:trPr>
           <w:cantSplit/>
-          <w:trHeight w:val="737" w:hRule="atLeast"/>
+          <w:trHeight w:val="907" w:hRule="atLeast"/>
         </w:trPr>
         <w:tc>
           <w:tcPr>
-            <w:tcW w:type="pct" w:w="25%"/>
+            <w:tcW w:type="pct" w:w="18%"/>
             <w:tcBorders>
               <w:top w:val="single" w:color="4A5057" w:sz="6"/>
               <w:left w:val="single" w:color="4A5057" w:sz="6"/>
@@ -2481,7 +2506,7 @@
         </w:tc>
         <w:tc>
           <w:tcPr>
-            <w:tcW w:type="pct" w:w="25%"/>
+            <w:tcW w:type="pct" w:w="38%"/>
             <w:tcBorders>
               <w:top w:val="single" w:color="4A5057" w:sz="6"/>
               <w:left w:val="single" w:color="4A5057" w:sz="6"/>
@@ -2506,7 +2531,7 @@
         </w:tc>
         <w:tc>
           <w:tcPr>
-            <w:tcW w:type="pct" w:w="25%"/>
+            <w:tcW w:type="pct" w:w="22%"/>
             <w:tcBorders>
               <w:top w:val="single" w:color="4A5057" w:sz="6"/>
               <w:left w:val="single" w:color="4A5057" w:sz="6"/>
@@ -2531,7 +2556,7 @@
         </w:tc>
         <w:tc>
           <w:tcPr>
-            <w:tcW w:type="pct" w:w="25%"/>
+            <w:tcW w:type="pct" w:w="22%"/>
             <w:tcBorders>
               <w:top w:val="single" w:color="4A5057" w:sz="6"/>
               <w:left w:val="single" w:color="4A5057" w:sz="6"/>
@@ -2586,7 +2611,7 @@
         </w:trPr>
         <w:tc>
           <w:tcPr>
-            <w:tcW w:type="pct" w:w="72%"/>
+            <w:tcW w:type="pct" w:w="58%"/>
             <w:tcBorders>
               <w:top w:val="nil" w:sz="0"/>
               <w:left w:val="nil" w:sz="0"/>
@@ -2666,8 +2691,9 @@
             <w:pPr>
               <w:pBdr>
                 <w:bottom w:val="single" w:color="BDC3C7" w:sz="4"/>
+                <w:between w:val="single" w:color="BDC3C7" w:sz="4"/>
               </w:pBdr>
-              <w:spacing w:after="200" w:before="0" w:line="360" w:lineRule="auto"/>
+              <w:spacing w:after="0" w:before="0" w:line="567" w:lineRule="exact"/>
             </w:pPr>
             <w:r>
               <w:t xml:space="preserve"/>
@@ -2677,8 +2703,9 @@
             <w:pPr>
               <w:pBdr>
                 <w:bottom w:val="single" w:color="BDC3C7" w:sz="4"/>
+                <w:between w:val="single" w:color="BDC3C7" w:sz="4"/>
               </w:pBdr>
-              <w:spacing w:after="200" w:before="0" w:line="360" w:lineRule="auto"/>
+              <w:spacing w:after="0" w:before="0" w:line="567" w:lineRule="exact"/>
             </w:pPr>
             <w:r>
               <w:t xml:space="preserve"/>
@@ -2688,8 +2715,9 @@
             <w:pPr>
               <w:pBdr>
                 <w:bottom w:val="single" w:color="BDC3C7" w:sz="4"/>
+                <w:between w:val="single" w:color="BDC3C7" w:sz="4"/>
               </w:pBdr>
-              <w:spacing w:after="200" w:before="0" w:line="360" w:lineRule="auto"/>
+              <w:spacing w:after="0" w:before="0" w:line="567" w:lineRule="exact"/>
             </w:pPr>
             <w:r>
               <w:t xml:space="preserve"/>
@@ -2699,17 +2727,42 @@
             <w:pPr>
               <w:pBdr>
                 <w:bottom w:val="single" w:color="BDC3C7" w:sz="4"/>
+                <w:between w:val="single" w:color="BDC3C7" w:sz="4"/>
               </w:pBdr>
-              <w:spacing w:after="200" w:before="0" w:line="360" w:lineRule="auto"/>
+              <w:spacing w:after="0" w:before="0" w:line="567" w:lineRule="exact"/>
             </w:pPr>
             <w:r>
               <w:t xml:space="preserve"/>
             </w:r>
           </w:p>
-        </w:tc>
-        <w:tc>
-          <w:tcPr>
-            <w:tcW w:type="pct" w:w="28%"/>
+          <w:p>
+            <w:pPr>
+              <w:pBdr>
+                <w:bottom w:val="single" w:color="BDC3C7" w:sz="4"/>
+                <w:between w:val="single" w:color="BDC3C7" w:sz="4"/>
+              </w:pBdr>
+              <w:spacing w:after="0" w:before="0" w:line="567" w:lineRule="exact"/>
+            </w:pPr>
+            <w:r>
+              <w:t xml:space="preserve"/>
+            </w:r>
+          </w:p>
+          <w:p>
+            <w:pPr>
+              <w:pBdr>
+                <w:bottom w:val="single" w:color="BDC3C7" w:sz="4"/>
+                <w:between w:val="single" w:color="BDC3C7" w:sz="4"/>
+              </w:pBdr>
+              <w:spacing w:after="0" w:before="0" w:line="567" w:lineRule="exact"/>
+            </w:pPr>
+            <w:r>
+              <w:t xml:space="preserve"/>
+            </w:r>
+          </w:p>
+        </w:tc>
+        <w:tc>
+          <w:tcPr>
+            <w:tcW w:type="pct" w:w="42%"/>
             <w:tcBorders>
               <w:top w:val="nil" w:sz="0"/>
               <w:left w:val="single" w:color="D8DBE0" w:sz="6"/>
@@ -3190,7 +3243,7 @@
                   <w:tr>
                     <w:trPr>
                       <w:cantSplit/>
-                      <w:trHeight w:val="624" w:hRule="atLeast"/>
+                      <w:trHeight w:val="964" w:hRule="atLeast"/>
                     </w:trPr>
                     <w:tc>
                       <w:tcPr>
@@ -3271,7 +3324,7 @@
                   <w:tr>
                     <w:trPr>
                       <w:cantSplit/>
-                      <w:trHeight w:val="624" w:hRule="atLeast"/>
+                      <w:trHeight w:val="964" w:hRule="atLeast"/>
                     </w:trPr>
                     <w:tc>
                       <w:tcPr>
@@ -3352,7 +3405,7 @@
                   <w:tr>
                     <w:trPr>
                       <w:cantSplit/>
-                      <w:trHeight w:val="624" w:hRule="atLeast"/>
+                      <w:trHeight w:val="964" w:hRule="atLeast"/>
                     </w:trPr>
                     <w:tc>
                       <w:tcPr>
@@ -3459,8 +3512,9 @@
             <w:pPr>
               <w:pBdr>
                 <w:bottom w:val="single" w:color="BDC3C7" w:sz="4"/>
+                <w:between w:val="single" w:color="BDC3C7" w:sz="4"/>
               </w:pBdr>
-              <w:spacing w:after="200" w:before="0" w:line="360" w:lineRule="auto"/>
+              <w:spacing w:after="0" w:before="0" w:line="567" w:lineRule="exact"/>
             </w:pPr>
             <w:r>
               <w:t xml:space="preserve"/>
@@ -3470,8 +3524,9 @@
             <w:pPr>
               <w:pBdr>
                 <w:bottom w:val="single" w:color="BDC3C7" w:sz="4"/>
+                <w:between w:val="single" w:color="BDC3C7" w:sz="4"/>
               </w:pBdr>
-              <w:spacing w:after="200" w:before="0" w:line="360" w:lineRule="auto"/>
+              <w:spacing w:after="0" w:before="0" w:line="567" w:lineRule="exact"/>
             </w:pPr>
             <w:r>
               <w:t xml:space="preserve"/>
@@ -3481,8 +3536,9 @@
             <w:pPr>
               <w:pBdr>
                 <w:bottom w:val="single" w:color="BDC3C7" w:sz="4"/>
+                <w:between w:val="single" w:color="BDC3C7" w:sz="4"/>
               </w:pBdr>
-              <w:spacing w:after="200" w:before="0" w:line="360" w:lineRule="auto"/>
+              <w:spacing w:after="0" w:before="0" w:line="567" w:lineRule="exact"/>
             </w:pPr>
             <w:r>
               <w:t xml:space="preserve"/>
@@ -3492,8 +3548,9 @@
             <w:pPr>
               <w:pBdr>
                 <w:bottom w:val="single" w:color="BDC3C7" w:sz="4"/>
+                <w:between w:val="single" w:color="BDC3C7" w:sz="4"/>
               </w:pBdr>
-              <w:spacing w:after="200" w:before="0" w:line="360" w:lineRule="auto"/>
+              <w:spacing w:after="0" w:before="0" w:line="567" w:lineRule="exact"/>
             </w:pPr>
             <w:r>
               <w:t xml:space="preserve"/>
@@ -3503,8 +3560,9 @@
             <w:pPr>
               <w:pBdr>
                 <w:bottom w:val="single" w:color="BDC3C7" w:sz="4"/>
+                <w:between w:val="single" w:color="BDC3C7" w:sz="4"/>
               </w:pBdr>
-              <w:spacing w:after="200" w:before="0" w:line="360" w:lineRule="auto"/>
+              <w:spacing w:after="0" w:before="0" w:line="567" w:lineRule="exact"/>
             </w:pPr>
             <w:r>
               <w:t xml:space="preserve"/>
@@ -3514,8 +3572,9 @@
             <w:pPr>
               <w:pBdr>
                 <w:bottom w:val="single" w:color="BDC3C7" w:sz="4"/>
+                <w:between w:val="single" w:color="BDC3C7" w:sz="4"/>
               </w:pBdr>
-              <w:spacing w:after="200" w:before="0" w:line="360" w:lineRule="auto"/>
+              <w:spacing w:after="0" w:before="0" w:line="567" w:lineRule="exact"/>
             </w:pPr>
             <w:r>
               <w:t xml:space="preserve"/>
@@ -3525,8 +3584,45 @@
             <w:pPr>
               <w:pBdr>
                 <w:bottom w:val="single" w:color="BDC3C7" w:sz="4"/>
+                <w:between w:val="single" w:color="BDC3C7" w:sz="4"/>
               </w:pBdr>
-              <w:spacing w:after="200" w:before="0" w:line="360" w:lineRule="auto"/>
+              <w:spacing w:after="0" w:before="0" w:line="567" w:lineRule="exact"/>
+            </w:pPr>
+            <w:r>
+              <w:t xml:space="preserve"/>
+            </w:r>
+          </w:p>
+          <w:p>
+            <w:pPr>
+              <w:pBdr>
+                <w:bottom w:val="single" w:color="BDC3C7" w:sz="4"/>
+                <w:between w:val="single" w:color="BDC3C7" w:sz="4"/>
+              </w:pBdr>
+              <w:spacing w:after="0" w:before="0" w:line="567" w:lineRule="exact"/>
+            </w:pPr>
+            <w:r>
+              <w:t xml:space="preserve"/>
+            </w:r>
+          </w:p>
+          <w:p>
+            <w:pPr>
+              <w:pBdr>
+                <w:bottom w:val="single" w:color="BDC3C7" w:sz="4"/>
+                <w:between w:val="single" w:color="BDC3C7" w:sz="4"/>
+              </w:pBdr>
+              <w:spacing w:after="0" w:before="0" w:line="567" w:lineRule="exact"/>
+            </w:pPr>
+            <w:r>
+              <w:t xml:space="preserve"/>
+            </w:r>
+          </w:p>
+          <w:p>
+            <w:pPr>
+              <w:pBdr>
+                <w:bottom w:val="single" w:color="BDC3C7" w:sz="4"/>
+                <w:between w:val="single" w:color="BDC3C7" w:sz="4"/>
+              </w:pBdr>
+              <w:spacing w:after="0" w:before="0" w:line="567" w:lineRule="exact"/>
             </w:pPr>
             <w:r>
               <w:t xml:space="preserve"/>

--- a/docs/upgrade-v4.2/gold/heft-a-ohne-medien.docx
+++ b/docs/upgrade-v4.2/gold/heft-a-ohne-medien.docx
@@ -747,7 +747,7 @@
           <w:sz w:val="14"/>
           <w:szCs w:val="14"/>
         </w:rPr>
-        <w:t xml:space="preserve">IHRE WOCHE</w:t>
+        <w:t xml:space="preserve">ÜBERSICHT</w:t>
       </w:r>
     </w:p>
     <w:tbl>
@@ -769,7 +769,7 @@
       <w:tr>
         <w:tc>
           <w:tcPr>
-            <w:tcW w:type="pct" w:w="26%"/>
+            <w:tcW w:type="pct" w:w="12%"/>
             <w:tcBorders>
               <w:top w:val="single" w:color="D8DBE0" w:sz="4"/>
               <w:left w:val="nil" w:sz="0"/>
@@ -794,13 +794,13 @@
                 <w:sz w:val="17"/>
                 <w:szCs w:val="17"/>
               </w:rPr>
-              <w:t xml:space="preserve">Lektion 1 · 45 min</w:t>
-            </w:r>
-          </w:p>
-        </w:tc>
-        <w:tc>
-          <w:tcPr>
-            <w:tcW w:type="pct" w:w="74%"/>
+              <w:t xml:space="preserve">Teil 1</w:t>
+            </w:r>
+          </w:p>
+        </w:tc>
+        <w:tc>
+          <w:tcPr>
+            <w:tcW w:type="pct" w:w="88%"/>
             <w:tcBorders>
               <w:top w:val="single" w:color="D8DBE0" w:sz="4"/>
               <w:left w:val="nil" w:sz="0"/>
@@ -831,7 +831,7 @@
       <w:tr>
         <w:tc>
           <w:tcPr>
-            <w:tcW w:type="pct" w:w="26%"/>
+            <w:tcW w:type="pct" w:w="12%"/>
             <w:tcBorders>
               <w:top w:val="nil" w:sz="0"/>
               <w:left w:val="nil" w:sz="0"/>
@@ -856,13 +856,13 @@
                 <w:sz w:val="17"/>
                 <w:szCs w:val="17"/>
               </w:rPr>
-              <w:t xml:space="preserve">Lektion 2 · 45 min</w:t>
-            </w:r>
-          </w:p>
-        </w:tc>
-        <w:tc>
-          <w:tcPr>
-            <w:tcW w:type="pct" w:w="74%"/>
+              <w:t xml:space="preserve">Teil 2</w:t>
+            </w:r>
+          </w:p>
+        </w:tc>
+        <w:tc>
+          <w:tcPr>
+            <w:tcW w:type="pct" w:w="88%"/>
             <w:tcBorders>
               <w:top w:val="nil" w:sz="0"/>
               <w:left w:val="nil" w:sz="0"/>
@@ -893,7 +893,7 @@
       <w:tr>
         <w:tc>
           <w:tcPr>
-            <w:tcW w:type="pct" w:w="26%"/>
+            <w:tcW w:type="pct" w:w="12%"/>
             <w:tcBorders>
               <w:top w:val="nil" w:sz="0"/>
               <w:left w:val="nil" w:sz="0"/>
@@ -918,13 +918,13 @@
                 <w:sz w:val="17"/>
                 <w:szCs w:val="17"/>
               </w:rPr>
-              <w:t xml:space="preserve">Lektion 3 · 45 min</w:t>
-            </w:r>
-          </w:p>
-        </w:tc>
-        <w:tc>
-          <w:tcPr>
-            <w:tcW w:type="pct" w:w="74%"/>
+              <w:t xml:space="preserve">Teil 3</w:t>
+            </w:r>
+          </w:p>
+        </w:tc>
+        <w:tc>
+          <w:tcPr>
+            <w:tcW w:type="pct" w:w="88%"/>
             <w:tcBorders>
               <w:top w:val="nil" w:sz="0"/>
               <w:left w:val="nil" w:sz="0"/>
@@ -947,7 +947,7 @@
                 <w:sz w:val="19"/>
                 <w:szCs w:val="19"/>
               </w:rPr>
-              <w:t xml:space="preserve">Landkarte fertigstellen, Feedback-Kriterien, Abschluss mit Mindmap</w:t>
+              <w:t xml:space="preserve">Landkarte fertigstellen, Feedback-Kriterien, Abschluss mit Begriffsnetz</w:t>
             </w:r>
           </w:p>
         </w:tc>
@@ -1061,7 +1061,7 @@
           <w:sz w:val="19"/>
           <w:szCs w:val="19"/>
         </w:rPr>
-        <w:t xml:space="preserve">Sie bauen in dieser Woche Ihre Bedürfnis-Landkarte auf: LF1 liefert die Kategorien, LF2 Ihre eigenen Einträge, LF3 die Einflüsse mit Beleg, LF4 Ihren Massstab und Ihren Entscheid zum Handy.</w:t>
+        <w:t xml:space="preserve">Sie bauen Schritt für Schritt Ihre Bedürfnis-Landkarte auf: LF1 liefert die Kategorien, LF2 Ihre eigenen Einträge, LF3 die Einflüsse mit Beleg, LF4 Ihren Massstab und Ihren Entscheid zum Handy.</w:t>
       </w:r>
     </w:p>
     <w:tbl>
@@ -6579,6 +6579,577 @@
     </w:tbl>
     <w:p>
       <w:pPr>
+        <w:keepNext/>
+        <w:spacing w:after="40" w:before="120"/>
+      </w:pPr>
+      <w:r>
+        <w:rPr>
+          <w:rFonts w:ascii="Consolas" w:cs="Consolas" w:eastAsia="Consolas" w:hAnsi="Consolas"/>
+          <w:b/>
+          <w:bCs/>
+          <w:color w:val="C0392B"/>
+          <w:sz w:val="14"/>
+          <w:szCs w:val="14"/>
+        </w:rPr>
+        <w:t xml:space="preserve">SO KANN IHR PRODUKT AUSSEHEN</w:t>
+      </w:r>
+      <w:r>
+        <w:rPr>
+          <w:i/>
+          <w:iCs/>
+          <w:color w:val="4A5057"/>
+          <w:sz w:val="16"/>
+          <w:szCs w:val="16"/>
+        </w:rPr>
+        <w:t xml:space="preserve">   Beispiel an einem anderen Fall — bei Ihnen zählt die Form, nicht der Inhalt.</w:t>
+      </w:r>
+    </w:p>
+    <w:tbl>
+      <w:tblPr>
+        <w:tblW w:type="pct" w:w="100%"/>
+        <w:tblBorders>
+          <w:top w:val="single" w:color="auto" w:sz="4"/>
+          <w:left w:val="single" w:color="auto" w:sz="4"/>
+          <w:bottom w:val="single" w:color="auto" w:sz="4"/>
+          <w:right w:val="single" w:color="auto" w:sz="4"/>
+          <w:insideH w:val="single" w:color="auto" w:sz="4"/>
+          <w:insideV w:val="single" w:color="auto" w:sz="4"/>
+        </w:tblBorders>
+      </w:tblPr>
+      <w:tblGrid>
+        <w:gridCol w:w="100"/>
+      </w:tblGrid>
+      <w:tr>
+        <w:tc>
+          <w:tcPr>
+            <w:tcBorders>
+              <w:top w:val="single" w:color="8B9099" w:sz="6"/>
+              <w:left w:val="single" w:color="8B9099" w:sz="6"/>
+              <w:bottom w:val="single" w:color="8B9099" w:sz="6"/>
+              <w:right w:val="single" w:color="8B9099" w:sz="6"/>
+            </w:tcBorders>
+            <w:tcMar>
+              <w:top w:type="dxa" w:w="50"/>
+              <w:left w:type="dxa" w:w="130"/>
+              <w:bottom w:type="dxa" w:w="50"/>
+              <w:right w:type="dxa" w:w="130"/>
+            </w:tcMar>
+          </w:tcPr>
+          <w:p>
+            <w:pPr>
+              <w:keepNext/>
+              <w:spacing w:after="0" w:before="0" w:line="176" w:lineRule="exact"/>
+            </w:pPr>
+            <w:r>
+              <w:rPr>
+                <w:rFonts w:ascii="Segoe Print" w:cs="Segoe Print" w:eastAsia="Segoe Print" w:hAnsi="Segoe Print"/>
+                <w:b/>
+                <w:bCs/>
+                <w:color w:val="1A1D22"/>
+                <w:sz w:val="15"/>
+                <w:szCs w:val="15"/>
+              </w:rPr>
+              <w:t xml:space="preserve">Beispiel an einem anderen Fall: Kaufe ich die Spielkonsole für CHF 450?</w:t>
+            </w:r>
+          </w:p>
+          <w:p>
+            <w:pPr>
+              <w:keepNext/>
+              <w:pBdr>
+                <w:bottom w:val="single" w:color="4A5057" w:sz="6" w:space="1"/>
+              </w:pBdr>
+              <w:spacing w:after="40" w:before="0" w:line="176" w:lineRule="exact"/>
+            </w:pPr>
+            <w:r>
+              <w:rPr>
+                <w:rFonts w:ascii="Segoe UI Symbol" w:cs="Segoe UI Symbol" w:eastAsia="Segoe UI Symbol" w:hAnsi="Segoe UI Symbol"/>
+                <w:color w:val="1A1D22"/>
+                <w:sz w:val="14"/>
+                <w:szCs w:val="14"/>
+              </w:rPr>
+              <w:t xml:space="preserve">●</w:t>
+            </w:r>
+            <w:r>
+              <w:rPr>
+                <w:rFonts w:ascii="Segoe Print" w:cs="Segoe Print" w:eastAsia="Segoe Print" w:hAnsi="Segoe Print"/>
+                <w:color w:val="4A5057"/>
+                <w:sz w:val="14"/>
+                <w:szCs w:val="14"/>
+              </w:rPr>
+              <w:t xml:space="preserve"> echt</w:t>
+            </w:r>
+            <w:r>
+              <w:rPr>
+                <w:rFonts w:ascii="Segoe Print" w:cs="Segoe Print" w:eastAsia="Segoe Print" w:hAnsi="Segoe Print"/>
+                <w:color w:val="1A1D22"/>
+                <w:sz w:val="14"/>
+                <w:szCs w:val="14"/>
+              </w:rPr>
+              <w:t xml:space="preserve">     </w:t>
+            </w:r>
+            <w:r>
+              <w:rPr>
+                <w:rFonts w:ascii="Segoe UI Symbol" w:cs="Segoe UI Symbol" w:eastAsia="Segoe UI Symbol" w:hAnsi="Segoe UI Symbol"/>
+                <w:color w:val="1A1D22"/>
+                <w:sz w:val="14"/>
+                <w:szCs w:val="14"/>
+              </w:rPr>
+              <w:t xml:space="preserve">○</w:t>
+            </w:r>
+            <w:r>
+              <w:rPr>
+                <w:rFonts w:ascii="Segoe Print" w:cs="Segoe Print" w:eastAsia="Segoe Print" w:hAnsi="Segoe Print"/>
+                <w:color w:val="4A5057"/>
+                <w:sz w:val="14"/>
+                <w:szCs w:val="14"/>
+              </w:rPr>
+              <w:t xml:space="preserve"> geweckt</w:t>
+            </w:r>
+            <w:r>
+              <w:rPr>
+                <w:rFonts w:ascii="Segoe Print" w:cs="Segoe Print" w:eastAsia="Segoe Print" w:hAnsi="Segoe Print"/>
+                <w:color w:val="1A1D22"/>
+                <w:sz w:val="14"/>
+                <w:szCs w:val="14"/>
+              </w:rPr>
+              <w:t xml:space="preserve">     </w:t>
+            </w:r>
+            <w:r>
+              <w:rPr>
+                <w:rFonts w:ascii="Segoe UI Symbol" w:cs="Segoe UI Symbol" w:eastAsia="Segoe UI Symbol" w:hAnsi="Segoe UI Symbol"/>
+                <w:color w:val="1A1D22"/>
+                <w:sz w:val="14"/>
+                <w:szCs w:val="14"/>
+              </w:rPr>
+              <w:t xml:space="preserve">◐</w:t>
+            </w:r>
+            <w:r>
+              <w:rPr>
+                <w:rFonts w:ascii="Segoe Print" w:cs="Segoe Print" w:eastAsia="Segoe Print" w:hAnsi="Segoe Print"/>
+                <w:color w:val="4A5057"/>
+                <w:sz w:val="14"/>
+                <w:szCs w:val="14"/>
+              </w:rPr>
+              <w:t xml:space="preserve"> geweckt, aber berechtigt</w:t>
+            </w:r>
+          </w:p>
+          <w:p>
+            <w:pPr>
+              <w:spacing w:after="0" w:before="0" w:line="60" w:lineRule="exact"/>
+            </w:pPr>
+            <w:r>
+              <w:t xml:space="preserve"/>
+            </w:r>
+          </w:p>
+          <w:tbl>
+            <w:tblPr>
+              <w:tblW w:type="pct" w:w="100%"/>
+              <w:tblBorders>
+                <w:top w:val="single" w:color="auto" w:sz="4"/>
+                <w:left w:val="single" w:color="auto" w:sz="4"/>
+                <w:bottom w:val="single" w:color="auto" w:sz="4"/>
+                <w:right w:val="single" w:color="auto" w:sz="4"/>
+                <w:insideH w:val="single" w:color="auto" w:sz="4"/>
+                <w:insideV w:val="single" w:color="auto" w:sz="4"/>
+              </w:tblBorders>
+            </w:tblPr>
+            <w:tblGrid>
+              <w:gridCol w:w="100"/>
+              <w:gridCol w:w="100"/>
+              <w:gridCol w:w="100"/>
+            </w:tblGrid>
+            <w:tr>
+              <w:tc>
+                <w:tcPr>
+                  <w:tcW w:type="pct" w:w="27%"/>
+                  <w:tcBorders>
+                    <w:top w:val="nil" w:color="FFFFFF" w:sz="0"/>
+                    <w:left w:val="nil" w:color="FFFFFF" w:sz="0"/>
+                    <w:bottom w:val="nil" w:color="FFFFFF" w:sz="0"/>
+                    <w:right w:val="nil" w:color="FFFFFF" w:sz="0"/>
+                  </w:tcBorders>
+                  <w:tcMar>
+                    <w:top w:type="dxa" w:w="0"/>
+                    <w:left w:type="dxa" w:w="0"/>
+                    <w:bottom w:type="dxa" w:w="0"/>
+                    <w:right w:type="dxa" w:w="160"/>
+                  </w:tcMar>
+                </w:tcPr>
+                <w:p>
+                  <w:pPr>
+                    <w:keepNext/>
+                    <w:pBdr>
+                      <w:bottom w:val="single" w:color="C0392B" w:sz="4" w:space="1"/>
+                    </w:pBdr>
+                    <w:spacing w:after="20" w:before="0" w:line="176" w:lineRule="exact"/>
+                  </w:pPr>
+                  <w:r>
+                    <w:rPr>
+                      <w:rFonts w:ascii="Segoe Print" w:cs="Segoe Print" w:eastAsia="Segoe Print" w:hAnsi="Segoe Print"/>
+                      <w:b/>
+                      <w:bCs/>
+                      <w:color w:val="C0392B"/>
+                      <w:sz w:val="15"/>
+                      <w:szCs w:val="15"/>
+                    </w:rPr>
+                    <w:t xml:space="preserve">Existenzbedürfnisse</w:t>
+                  </w:r>
+                </w:p>
+                <w:p>
+                  <w:pPr>
+                    <w:spacing w:after="10" w:before="0" w:line="176" w:lineRule="exact"/>
+                    <w:ind w:left="170" w:hanging="170"/>
+                  </w:pPr>
+                  <w:r>
+                    <w:rPr>
+                      <w:rFonts w:ascii="Segoe UI Symbol" w:cs="Segoe UI Symbol" w:eastAsia="Segoe UI Symbol" w:hAnsi="Segoe UI Symbol"/>
+                      <w:color w:val="1A1D22"/>
+                      <w:sz w:val="14"/>
+                      <w:szCs w:val="14"/>
+                    </w:rPr>
+                    <w:t xml:space="preserve">●</w:t>
+                  </w:r>
+                  <w:r>
+                    <w:rPr>
+                      <w:rFonts w:ascii="Segoe Print" w:cs="Segoe Print" w:eastAsia="Segoe Print" w:hAnsi="Segoe Print"/>
+                      <w:color w:val="1A1D22"/>
+                      <w:sz w:val="14"/>
+                      <w:szCs w:val="14"/>
+                    </w:rPr>
+                    <w:t xml:space="preserve"> Znüni und Mittagessen → Nahrung</w:t>
+                  </w:r>
+                </w:p>
+                <w:p>
+                  <w:pPr>
+                    <w:spacing w:after="10" w:before="0" w:line="176" w:lineRule="exact"/>
+                    <w:ind w:left="170" w:hanging="170"/>
+                  </w:pPr>
+                  <w:r>
+                    <w:rPr>
+                      <w:rFonts w:ascii="Segoe UI Symbol" w:cs="Segoe UI Symbol" w:eastAsia="Segoe UI Symbol" w:hAnsi="Segoe UI Symbol"/>
+                      <w:color w:val="1A1D22"/>
+                      <w:sz w:val="14"/>
+                      <w:szCs w:val="14"/>
+                    </w:rPr>
+                    <w:t xml:space="preserve">●</w:t>
+                  </w:r>
+                  <w:r>
+                    <w:rPr>
+                      <w:rFonts w:ascii="Segoe Print" w:cs="Segoe Print" w:eastAsia="Segoe Print" w:hAnsi="Segoe Print"/>
+                      <w:color w:val="1A1D22"/>
+                      <w:sz w:val="14"/>
+                      <w:szCs w:val="14"/>
+                    </w:rPr>
+                    <w:t xml:space="preserve"> Regenjacke → Kleidung</w:t>
+                  </w:r>
+                </w:p>
+                <w:p>
+                  <w:pPr>
+                    <w:spacing w:after="10" w:before="0" w:line="176" w:lineRule="exact"/>
+                    <w:ind w:left="170" w:hanging="170"/>
+                  </w:pPr>
+                  <w:r>
+                    <w:rPr>
+                      <w:rFonts w:ascii="Segoe UI Symbol" w:cs="Segoe UI Symbol" w:eastAsia="Segoe UI Symbol" w:hAnsi="Segoe UI Symbol"/>
+                      <w:color w:val="1A1D22"/>
+                      <w:sz w:val="14"/>
+                      <w:szCs w:val="14"/>
+                    </w:rPr>
+                    <w:t xml:space="preserve">●</w:t>
+                  </w:r>
+                  <w:r>
+                    <w:rPr>
+                      <w:rFonts w:ascii="Segoe Print" w:cs="Segoe Print" w:eastAsia="Segoe Print" w:hAnsi="Segoe Print"/>
+                      <w:color w:val="1A1D22"/>
+                      <w:sz w:val="14"/>
+                      <w:szCs w:val="14"/>
+                    </w:rPr>
+                    <w:t xml:space="preserve"> Neue Brille → medizinische Versorgung</w:t>
+                  </w:r>
+                </w:p>
+              </w:tc>
+              <w:tc>
+                <w:tcPr>
+                  <w:tcW w:type="pct" w:w="40%"/>
+                  <w:tcBorders>
+                    <w:top w:val="nil" w:color="FFFFFF" w:sz="0"/>
+                    <w:left w:val="nil" w:color="FFFFFF" w:sz="0"/>
+                    <w:bottom w:val="nil" w:color="FFFFFF" w:sz="0"/>
+                    <w:right w:val="nil" w:color="FFFFFF" w:sz="0"/>
+                  </w:tcBorders>
+                  <w:tcMar>
+                    <w:top w:type="dxa" w:w="0"/>
+                    <w:left w:type="dxa" w:w="0"/>
+                    <w:bottom w:type="dxa" w:w="0"/>
+                    <w:right w:type="dxa" w:w="160"/>
+                  </w:tcMar>
+                </w:tcPr>
+                <w:p>
+                  <w:pPr>
+                    <w:keepNext/>
+                    <w:pBdr>
+                      <w:bottom w:val="single" w:color="C0392B" w:sz="4" w:space="1"/>
+                    </w:pBdr>
+                    <w:spacing w:after="20" w:before="0" w:line="176" w:lineRule="exact"/>
+                  </w:pPr>
+                  <w:r>
+                    <w:rPr>
+                      <w:rFonts w:ascii="Segoe Print" w:cs="Segoe Print" w:eastAsia="Segoe Print" w:hAnsi="Segoe Print"/>
+                      <w:b/>
+                      <w:bCs/>
+                      <w:color w:val="C0392B"/>
+                      <w:sz w:val="15"/>
+                      <w:szCs w:val="15"/>
+                    </w:rPr>
+                    <w:t xml:space="preserve">Wahlbedürfnisse</w:t>
+                  </w:r>
+                </w:p>
+                <w:p>
+                  <w:pPr>
+                    <w:spacing w:after="0" w:before="0" w:line="176" w:lineRule="exact"/>
+                    <w:ind w:left="170" w:hanging="170"/>
+                  </w:pPr>
+                  <w:r>
+                    <w:rPr>
+                      <w:rFonts w:ascii="Segoe UI Symbol" w:cs="Segoe UI Symbol" w:eastAsia="Segoe UI Symbol" w:hAnsi="Segoe UI Symbol"/>
+                      <w:color w:val="1A1D22"/>
+                      <w:sz w:val="14"/>
+                      <w:szCs w:val="14"/>
+                    </w:rPr>
+                    <w:t xml:space="preserve">○</w:t>
+                  </w:r>
+                  <w:r>
+                    <w:rPr>
+                      <w:rFonts w:ascii="Segoe Print" w:cs="Segoe Print" w:eastAsia="Segoe Print" w:hAnsi="Segoe Print"/>
+                      <w:color w:val="1A1D22"/>
+                      <w:sz w:val="14"/>
+                      <w:szCs w:val="14"/>
+                    </w:rPr>
+                    <w:t xml:space="preserve"> Spielkonsole → Unterhaltung, Dazugehörigkeit</w:t>
+                  </w:r>
+                </w:p>
+                <w:p>
+                  <w:pPr>
+                    <w:spacing w:after="10" w:before="0" w:line="176" w:lineRule="exact"/>
+                    <w:ind w:left="170"/>
+                  </w:pPr>
+                  <w:r>
+                    <w:rPr>
+                      <w:rFonts w:ascii="Segoe Print" w:cs="Segoe Print" w:eastAsia="Segoe Print" w:hAnsi="Segoe Print"/>
+                      <w:color w:val="4A5057"/>
+                      <w:sz w:val="14"/>
+                      <w:szCs w:val="14"/>
+                    </w:rPr>
+                    <w:t xml:space="preserve">Einfluss: Kollegen spielen online</w:t>
+                  </w:r>
+                </w:p>
+                <w:p>
+                  <w:pPr>
+                    <w:spacing w:after="10" w:before="0" w:line="176" w:lineRule="exact"/>
+                    <w:ind w:left="170" w:hanging="170"/>
+                  </w:pPr>
+                  <w:r>
+                    <w:rPr>
+                      <w:rFonts w:ascii="Segoe UI Symbol" w:cs="Segoe UI Symbol" w:eastAsia="Segoe UI Symbol" w:hAnsi="Segoe UI Symbol"/>
+                      <w:color w:val="1A1D22"/>
+                      <w:sz w:val="14"/>
+                      <w:szCs w:val="14"/>
+                    </w:rPr>
+                    <w:t xml:space="preserve">●</w:t>
+                  </w:r>
+                  <w:r>
+                    <w:rPr>
+                      <w:rFonts w:ascii="Segoe Print" w:cs="Segoe Print" w:eastAsia="Segoe Print" w:hAnsi="Segoe Print"/>
+                      <w:color w:val="1A1D22"/>
+                      <w:sz w:val="14"/>
+                      <w:szCs w:val="14"/>
+                    </w:rPr>
+                    <w:t xml:space="preserve"> Vereinsbeitrag Unihockey → Dazugehörigkeit</w:t>
+                  </w:r>
+                </w:p>
+                <w:p>
+                  <w:pPr>
+                    <w:spacing w:after="0" w:before="0" w:line="176" w:lineRule="exact"/>
+                    <w:ind w:left="170" w:hanging="170"/>
+                  </w:pPr>
+                  <w:r>
+                    <w:rPr>
+                      <w:rFonts w:ascii="Segoe UI Symbol" w:cs="Segoe UI Symbol" w:eastAsia="Segoe UI Symbol" w:hAnsi="Segoe UI Symbol"/>
+                      <w:color w:val="1A1D22"/>
+                      <w:sz w:val="14"/>
+                      <w:szCs w:val="14"/>
+                    </w:rPr>
+                    <w:t xml:space="preserve">○</w:t>
+                  </w:r>
+                  <w:r>
+                    <w:rPr>
+                      <w:rFonts w:ascii="Segoe Print" w:cs="Segoe Print" w:eastAsia="Segoe Print" w:hAnsi="Segoe Print"/>
+                      <w:color w:val="1A1D22"/>
+                      <w:sz w:val="14"/>
+                      <w:szCs w:val="14"/>
+                    </w:rPr>
+                    <w:t xml:space="preserve"> Trikot der Lieblingsmannschaft → Anerkennung</w:t>
+                  </w:r>
+                </w:p>
+                <w:p>
+                  <w:pPr>
+                    <w:spacing w:after="10" w:before="0" w:line="176" w:lineRule="exact"/>
+                    <w:ind w:left="170"/>
+                  </w:pPr>
+                  <w:r>
+                    <w:rPr>
+                      <w:rFonts w:ascii="Segoe Print" w:cs="Segoe Print" w:eastAsia="Segoe Print" w:hAnsi="Segoe Print"/>
+                      <w:color w:val="4A5057"/>
+                      <w:sz w:val="14"/>
+                      <w:szCs w:val="14"/>
+                    </w:rPr>
+                    <w:t xml:space="preserve">Einfluss: Werbung im Stadion</w:t>
+                  </w:r>
+                </w:p>
+                <w:p>
+                  <w:pPr>
+                    <w:spacing w:after="0" w:before="0" w:line="176" w:lineRule="exact"/>
+                    <w:ind w:left="170" w:hanging="170"/>
+                  </w:pPr>
+                  <w:r>
+                    <w:rPr>
+                      <w:rFonts w:ascii="Segoe UI Symbol" w:cs="Segoe UI Symbol" w:eastAsia="Segoe UI Symbol" w:hAnsi="Segoe UI Symbol"/>
+                      <w:color w:val="1A1D22"/>
+                      <w:sz w:val="14"/>
+                      <w:szCs w:val="14"/>
+                    </w:rPr>
+                    <w:t xml:space="preserve">◐</w:t>
+                  </w:r>
+                  <w:r>
+                    <w:rPr>
+                      <w:rFonts w:ascii="Segoe Print" w:cs="Segoe Print" w:eastAsia="Segoe Print" w:hAnsi="Segoe Print"/>
+                      <w:color w:val="1A1D22"/>
+                      <w:sz w:val="14"/>
+                      <w:szCs w:val="14"/>
+                    </w:rPr>
+                    <w:t xml:space="preserve"> Kinoabend → Unterhaltung</w:t>
+                  </w:r>
+                </w:p>
+                <w:p>
+                  <w:pPr>
+                    <w:spacing w:after="10" w:before="0" w:line="176" w:lineRule="exact"/>
+                    <w:ind w:left="170"/>
+                  </w:pPr>
+                  <w:r>
+                    <w:rPr>
+                      <w:rFonts w:ascii="Segoe Print" w:cs="Segoe Print" w:eastAsia="Segoe Print" w:hAnsi="Segoe Print"/>
+                      <w:color w:val="4A5057"/>
+                      <w:sz w:val="14"/>
+                      <w:szCs w:val="14"/>
+                    </w:rPr>
+                    <w:t xml:space="preserve">Einfluss: Trailer im Feed; ich gehe aber gern</w:t>
+                  </w:r>
+                </w:p>
+                <w:p>
+                  <w:pPr>
+                    <w:spacing w:after="10" w:before="0" w:line="176" w:lineRule="exact"/>
+                    <w:ind w:left="170" w:hanging="170"/>
+                  </w:pPr>
+                  <w:r>
+                    <w:rPr>
+                      <w:rFonts w:ascii="Segoe UI Symbol" w:cs="Segoe UI Symbol" w:eastAsia="Segoe UI Symbol" w:hAnsi="Segoe UI Symbol"/>
+                      <w:color w:val="1A1D22"/>
+                      <w:sz w:val="14"/>
+                      <w:szCs w:val="14"/>
+                    </w:rPr>
+                    <w:t xml:space="preserve">●</w:t>
+                  </w:r>
+                  <w:r>
+                    <w:rPr>
+                      <w:rFonts w:ascii="Segoe Print" w:cs="Segoe Print" w:eastAsia="Segoe Print" w:hAnsi="Segoe Print"/>
+                      <w:color w:val="1A1D22"/>
+                      <w:sz w:val="14"/>
+                      <w:szCs w:val="14"/>
+                    </w:rPr>
+                    <w:t xml:space="preserve"> Gitarrensaiten → Selbstverwirklichung</w:t>
+                  </w:r>
+                </w:p>
+              </w:tc>
+              <w:tc>
+                <w:tcPr>
+                  <w:tcW w:type="pct" w:w="33%"/>
+                  <w:tcBorders>
+                    <w:top w:val="nil" w:color="FFFFFF" w:sz="0"/>
+                    <w:left w:val="nil" w:color="FFFFFF" w:sz="0"/>
+                    <w:bottom w:val="nil" w:color="FFFFFF" w:sz="0"/>
+                    <w:right w:val="nil" w:color="FFFFFF" w:sz="0"/>
+                  </w:tcBorders>
+                  <w:tcMar>
+                    <w:top w:type="dxa" w:w="0"/>
+                    <w:left w:type="dxa" w:w="0"/>
+                    <w:bottom w:type="dxa" w:w="0"/>
+                    <w:right w:type="dxa" w:w="0"/>
+                  </w:tcMar>
+                </w:tcPr>
+                <w:p>
+                  <w:pPr>
+                    <w:keepNext/>
+                    <w:pBdr>
+                      <w:bottom w:val="single" w:color="C0392B" w:sz="4" w:space="1"/>
+                    </w:pBdr>
+                    <w:spacing w:after="20" w:before="0" w:line="176" w:lineRule="exact"/>
+                  </w:pPr>
+                  <w:r>
+                    <w:rPr>
+                      <w:rFonts w:ascii="Segoe Print" w:cs="Segoe Print" w:eastAsia="Segoe Print" w:hAnsi="Segoe Print"/>
+                      <w:b/>
+                      <w:bCs/>
+                      <w:color w:val="C0392B"/>
+                      <w:sz w:val="15"/>
+                      <w:szCs w:val="15"/>
+                    </w:rPr>
+                    <w:t xml:space="preserve">Am Rand</w:t>
+                  </w:r>
+                </w:p>
+                <w:p>
+                  <w:pPr>
+                    <w:spacing w:after="10" w:before="0" w:line="176" w:lineRule="exact"/>
+                  </w:pPr>
+                  <w:r>
+                    <w:rPr>
+                      <w:rFonts w:ascii="Segoe Print" w:cs="Segoe Print" w:eastAsia="Segoe Print" w:hAnsi="Segoe Print"/>
+                      <w:color w:val="1A1D22"/>
+                      <w:sz w:val="14"/>
+                      <w:szCs w:val="14"/>
+                    </w:rPr>
+                    <w:t xml:space="preserve">Mein Massstab: Ich kaufe erst, wenn das Geld gespart ist und der Wunsch nach einem Monat noch da ist.</w:t>
+                  </w:r>
+                </w:p>
+                <w:p>
+                  <w:pPr>
+                    <w:spacing w:after="10" w:before="0" w:line="176" w:lineRule="exact"/>
+                  </w:pPr>
+                  <w:r>
+                    <w:rPr>
+                      <w:rFonts w:ascii="Segoe Print" w:cs="Segoe Print" w:eastAsia="Segoe Print" w:hAnsi="Segoe Print"/>
+                      <w:color w:val="1A1D22"/>
+                      <w:sz w:val="14"/>
+                      <w:szCs w:val="14"/>
+                    </w:rPr>
+                    <w:t xml:space="preserve">Mein Entscheid: Konsole noch nicht — ich spare zwei Monate und prüfe dann nochmals.</w:t>
+                  </w:r>
+                </w:p>
+              </w:tc>
+            </w:tr>
+          </w:tbl>
+          <w:p>
+            <w:pPr>
+              <w:spacing w:after="0" w:before="0" w:line="20" w:lineRule="exact"/>
+            </w:pPr>
+            <w:r>
+              <w:t xml:space="preserve"/>
+            </w:r>
+          </w:p>
+        </w:tc>
+      </w:tr>
+    </w:tbl>
+    <w:p>
+      <w:pPr>
         <w:sectPr>
           <w:headerReference w:type="default" r:id="rId17"/>
           <w:footerReference w:type="default" r:id="rId18"/>
@@ -7055,7 +7626,1496 @@
           <w:sz w:val="18"/>
           <w:szCs w:val="18"/>
         </w:rPr>
-        <w:t xml:space="preserve">Verbinden Sie die Begriffe mit Linien und schreiben Sie an jede Linie, wie die zwei Begriffe zusammenhängen — mindestens fünf Verbindungen. Ergänzen Sie mindestens zwei Begriffe aus Ihrem Raster (S. 3). Tragen Sie im Feld «gilt auch bei …» ein, wo dasselbe sonst noch gilt, und führen Sie eine Verbindung dorthin.</w:t>
+        <w:t xml:space="preserve">Verbinden Sie Begriffe mit Linien und schreiben Sie an jede Linie, wie die zwei Begriffe zusammenhängen — mindestens fünf Verbindungen, eine davon zum Feld «gilt auch bei …». Schreiben Sie in die zwei leeren Knoten je einen Begriff aus Ihrem Raster (S. 3).</w:t>
+      </w:r>
+    </w:p>
+    <w:tbl>
+      <w:tblPr>
+        <w:tblW w:type="dxa" w:w="9638"/>
+        <w:tblBorders>
+          <w:top w:val="single" w:color="auto" w:sz="4"/>
+          <w:left w:val="single" w:color="auto" w:sz="4"/>
+          <w:bottom w:val="single" w:color="auto" w:sz="4"/>
+          <w:right w:val="single" w:color="auto" w:sz="4"/>
+          <w:insideH w:val="single" w:color="auto" w:sz="4"/>
+          <w:insideV w:val="single" w:color="auto" w:sz="4"/>
+        </w:tblBorders>
+      </w:tblPr>
+      <w:tblGrid>
+        <w:gridCol w:w="2120"/>
+        <w:gridCol w:w="2313"/>
+        <w:gridCol w:w="771"/>
+        <w:gridCol w:w="2313"/>
+        <w:gridCol w:w="2120"/>
+      </w:tblGrid>
+      <w:tr>
+        <w:trPr>
+          <w:cantSplit/>
+        </w:trPr>
+        <w:tc>
+          <w:tcPr>
+            <w:tcW w:type="pct" w:w="46%"/>
+            <w:gridSpan w:val="2"/>
+            <w:tcBorders>
+              <w:top w:val="nil" w:color="FFFFFF" w:sz="0"/>
+              <w:left w:val="nil" w:color="FFFFFF" w:sz="0"/>
+              <w:bottom w:val="nil" w:color="FFFFFF" w:sz="0"/>
+              <w:right w:val="nil" w:color="FFFFFF" w:sz="0"/>
+            </w:tcBorders>
+            <w:tcMar>
+              <w:top w:type="dxa" w:w="0"/>
+              <w:left w:type="dxa" w:w="0"/>
+              <w:bottom w:type="dxa" w:w="0"/>
+              <w:right w:type="dxa" w:w="0"/>
+            </w:tcMar>
+            <w:vAlign w:val="top"/>
+          </w:tcPr>
+          <w:p>
+            <w:pPr>
+              <w:spacing w:after="60" w:before="0"/>
+              <w:jc w:val="left"/>
+            </w:pPr>
+            <w:r>
+              <w:rPr>
+                <w:rFonts w:ascii="Consolas" w:cs="Consolas" w:eastAsia="Consolas" w:hAnsi="Consolas"/>
+                <w:b/>
+                <w:bCs/>
+                <w:color w:val="C0392B"/>
+                <w:sz w:val="14"/>
+                <w:szCs w:val="14"/>
+              </w:rPr>
+              <w:t xml:space="preserve">BEDÜRFNISARTEN</w:t>
+            </w:r>
+          </w:p>
+          <w:tbl>
+            <w:tblPr>
+              <w:tblW w:type="pct" w:w="100%"/>
+              <w:tblBorders>
+                <w:top w:val="single" w:color="auto" w:sz="4"/>
+                <w:left w:val="single" w:color="auto" w:sz="4"/>
+                <w:bottom w:val="single" w:color="auto" w:sz="4"/>
+                <w:right w:val="single" w:color="auto" w:sz="4"/>
+                <w:insideH w:val="single" w:color="auto" w:sz="4"/>
+                <w:insideV w:val="single" w:color="auto" w:sz="4"/>
+              </w:tblBorders>
+            </w:tblPr>
+            <w:tblGrid>
+              <w:gridCol w:w="100"/>
+              <w:gridCol w:w="100"/>
+              <w:gridCol w:w="100"/>
+            </w:tblGrid>
+            <w:tr>
+              <w:trPr>
+                <w:cantSplit/>
+                <w:trHeight w:val="351" w:hRule="atLeast"/>
+              </w:trPr>
+              <w:tc>
+                <w:tcPr>
+                  <w:tcW w:type="pct" w:w="42%"/>
+                  <w:tcBorders>
+                    <w:top w:val="single" w:color="4A5057" w:sz="6"/>
+                    <w:left w:val="single" w:color="4A5057" w:sz="6"/>
+                    <w:bottom w:val="single" w:color="4A5057" w:sz="6"/>
+                    <w:right w:val="single" w:color="4A5057" w:sz="6"/>
+                  </w:tcBorders>
+                  <w:tcMar>
+                    <w:top w:type="dxa" w:w="20"/>
+                    <w:left w:type="dxa" w:w="60"/>
+                    <w:bottom w:type="dxa" w:w="20"/>
+                    <w:right w:type="dxa" w:w="60"/>
+                  </w:tcMar>
+                  <w:vAlign w:val="center"/>
+                </w:tcPr>
+                <w:p>
+                  <w:pPr>
+                    <w:spacing w:after="0" w:before="0" w:line="228" w:lineRule="auto"/>
+                    <w:jc w:val="center"/>
+                  </w:pPr>
+                  <w:r>
+                    <w:rPr>
+                      <w:b/>
+                      <w:bCs/>
+                      <w:sz w:val="17"/>
+                      <w:szCs w:val="17"/>
+                    </w:rPr>
+                    <w:t xml:space="preserve">Bedürfnis</w:t>
+                  </w:r>
+                </w:p>
+              </w:tc>
+              <w:tc>
+                <w:tcPr>
+                  <w:tcW w:type="pct" w:w="16%"/>
+                  <w:tcBorders>
+                    <w:top w:val="nil" w:color="FFFFFF" w:sz="0"/>
+                    <w:left w:val="nil" w:color="FFFFFF" w:sz="0"/>
+                    <w:bottom w:val="nil" w:color="FFFFFF" w:sz="0"/>
+                    <w:right w:val="nil" w:color="FFFFFF" w:sz="0"/>
+                  </w:tcBorders>
+                  <w:tcMar>
+                    <w:top w:type="dxa" w:w="0"/>
+                    <w:left w:type="dxa" w:w="0"/>
+                    <w:bottom w:type="dxa" w:w="0"/>
+                    <w:right w:type="dxa" w:w="0"/>
+                  </w:tcMar>
+                </w:tcPr>
+                <w:p>
+                  <w:pPr>
+                    <w:spacing w:after="0" w:before="0"/>
+                  </w:pPr>
+                  <w:r>
+                    <w:t xml:space="preserve"/>
+                  </w:r>
+                </w:p>
+              </w:tc>
+              <w:tc>
+                <w:tcPr>
+                  <w:tcW w:type="pct" w:w="42%"/>
+                  <w:tcBorders>
+                    <w:top w:val="nil" w:color="FFFFFF" w:sz="0"/>
+                    <w:left w:val="nil" w:color="FFFFFF" w:sz="0"/>
+                    <w:bottom w:val="nil" w:color="FFFFFF" w:sz="0"/>
+                    <w:right w:val="nil" w:color="FFFFFF" w:sz="0"/>
+                  </w:tcBorders>
+                  <w:tcMar>
+                    <w:top w:type="dxa" w:w="0"/>
+                    <w:left w:type="dxa" w:w="0"/>
+                    <w:bottom w:type="dxa" w:w="0"/>
+                    <w:right w:type="dxa" w:w="0"/>
+                  </w:tcMar>
+                </w:tcPr>
+                <w:p>
+                  <w:pPr>
+                    <w:spacing w:after="0" w:before="0"/>
+                  </w:pPr>
+                  <w:r>
+                    <w:t xml:space="preserve"/>
+                  </w:r>
+                </w:p>
+              </w:tc>
+            </w:tr>
+            <w:tr>
+              <w:trPr>
+                <w:cantSplit/>
+                <w:trHeight w:val="351" w:hRule="atLeast"/>
+              </w:trPr>
+              <w:tc>
+                <w:tcPr>
+                  <w:tcW w:type="pct" w:w="42%"/>
+                  <w:tcBorders>
+                    <w:top w:val="nil" w:color="FFFFFF" w:sz="0"/>
+                    <w:left w:val="nil" w:color="FFFFFF" w:sz="0"/>
+                    <w:bottom w:val="nil" w:color="FFFFFF" w:sz="0"/>
+                    <w:right w:val="nil" w:color="FFFFFF" w:sz="0"/>
+                  </w:tcBorders>
+                  <w:tcMar>
+                    <w:top w:type="dxa" w:w="0"/>
+                    <w:left w:type="dxa" w:w="0"/>
+                    <w:bottom w:type="dxa" w:w="0"/>
+                    <w:right w:type="dxa" w:w="0"/>
+                  </w:tcMar>
+                </w:tcPr>
+                <w:p>
+                  <w:pPr>
+                    <w:spacing w:after="0" w:before="0"/>
+                  </w:pPr>
+                  <w:r>
+                    <w:t xml:space="preserve"/>
+                  </w:r>
+                </w:p>
+              </w:tc>
+              <w:tc>
+                <w:tcPr>
+                  <w:tcW w:type="pct" w:w="16%"/>
+                  <w:tcBorders>
+                    <w:top w:val="nil" w:color="FFFFFF" w:sz="0"/>
+                    <w:left w:val="nil" w:color="FFFFFF" w:sz="0"/>
+                    <w:bottom w:val="nil" w:color="FFFFFF" w:sz="0"/>
+                    <w:right w:val="nil" w:color="FFFFFF" w:sz="0"/>
+                  </w:tcBorders>
+                  <w:tcMar>
+                    <w:top w:type="dxa" w:w="0"/>
+                    <w:left w:type="dxa" w:w="0"/>
+                    <w:bottom w:type="dxa" w:w="0"/>
+                    <w:right w:type="dxa" w:w="0"/>
+                  </w:tcMar>
+                </w:tcPr>
+                <w:p>
+                  <w:pPr>
+                    <w:spacing w:after="0" w:before="0"/>
+                  </w:pPr>
+                  <w:r>
+                    <w:t xml:space="preserve"/>
+                  </w:r>
+                </w:p>
+              </w:tc>
+              <w:tc>
+                <w:tcPr>
+                  <w:tcW w:type="pct" w:w="42%"/>
+                  <w:tcBorders>
+                    <w:top w:val="single" w:color="4A5057" w:sz="6"/>
+                    <w:left w:val="single" w:color="4A5057" w:sz="6"/>
+                    <w:bottom w:val="single" w:color="4A5057" w:sz="6"/>
+                    <w:right w:val="single" w:color="4A5057" w:sz="6"/>
+                  </w:tcBorders>
+                  <w:tcMar>
+                    <w:top w:type="dxa" w:w="20"/>
+                    <w:left w:type="dxa" w:w="60"/>
+                    <w:bottom w:type="dxa" w:w="20"/>
+                    <w:right w:type="dxa" w:w="60"/>
+                  </w:tcMar>
+                  <w:vAlign w:val="center"/>
+                </w:tcPr>
+                <w:p>
+                  <w:pPr>
+                    <w:spacing w:after="0" w:before="0" w:line="228" w:lineRule="auto"/>
+                    <w:jc w:val="center"/>
+                  </w:pPr>
+                  <w:r>
+                    <w:rPr>
+                      <w:b/>
+                      <w:bCs/>
+                      <w:sz w:val="17"/>
+                      <w:szCs w:val="17"/>
+                    </w:rPr>
+                    <w:t xml:space="preserve">Gut</w:t>
+                  </w:r>
+                </w:p>
+              </w:tc>
+            </w:tr>
+            <w:tr>
+              <w:trPr>
+                <w:cantSplit/>
+                <w:trHeight w:val="351" w:hRule="atLeast"/>
+              </w:trPr>
+              <w:tc>
+                <w:tcPr>
+                  <w:tcW w:type="pct" w:w="42%"/>
+                  <w:tcBorders>
+                    <w:top w:val="single" w:color="4A5057" w:sz="6"/>
+                    <w:left w:val="single" w:color="4A5057" w:sz="6"/>
+                    <w:bottom w:val="single" w:color="4A5057" w:sz="6"/>
+                    <w:right w:val="single" w:color="4A5057" w:sz="6"/>
+                  </w:tcBorders>
+                  <w:tcMar>
+                    <w:top w:type="dxa" w:w="20"/>
+                    <w:left w:type="dxa" w:w="60"/>
+                    <w:bottom w:type="dxa" w:w="20"/>
+                    <w:right w:type="dxa" w:w="60"/>
+                  </w:tcMar>
+                  <w:vAlign w:val="center"/>
+                </w:tcPr>
+                <w:p>
+                  <w:pPr>
+                    <w:spacing w:after="0" w:before="0" w:line="228" w:lineRule="auto"/>
+                    <w:jc w:val="center"/>
+                  </w:pPr>
+                  <w:r>
+                    <w:rPr>
+                      <w:b/>
+                      <w:bCs/>
+                      <w:sz w:val="17"/>
+                      <w:szCs w:val="17"/>
+                    </w:rPr>
+                    <w:t xml:space="preserve">Existenzbedürfnis</w:t>
+                  </w:r>
+                </w:p>
+              </w:tc>
+              <w:tc>
+                <w:tcPr>
+                  <w:tcW w:type="pct" w:w="16%"/>
+                  <w:tcBorders>
+                    <w:top w:val="nil" w:color="FFFFFF" w:sz="0"/>
+                    <w:left w:val="nil" w:color="FFFFFF" w:sz="0"/>
+                    <w:bottom w:val="nil" w:color="FFFFFF" w:sz="0"/>
+                    <w:right w:val="nil" w:color="FFFFFF" w:sz="0"/>
+                  </w:tcBorders>
+                  <w:tcMar>
+                    <w:top w:type="dxa" w:w="0"/>
+                    <w:left w:type="dxa" w:w="0"/>
+                    <w:bottom w:type="dxa" w:w="0"/>
+                    <w:right w:type="dxa" w:w="0"/>
+                  </w:tcMar>
+                </w:tcPr>
+                <w:p>
+                  <w:pPr>
+                    <w:spacing w:after="0" w:before="0"/>
+                  </w:pPr>
+                  <w:r>
+                    <w:t xml:space="preserve"/>
+                  </w:r>
+                </w:p>
+              </w:tc>
+              <w:tc>
+                <w:tcPr>
+                  <w:tcW w:type="pct" w:w="42%"/>
+                  <w:tcBorders>
+                    <w:top w:val="nil" w:color="FFFFFF" w:sz="0"/>
+                    <w:left w:val="nil" w:color="FFFFFF" w:sz="0"/>
+                    <w:bottom w:val="nil" w:color="FFFFFF" w:sz="0"/>
+                    <w:right w:val="nil" w:color="FFFFFF" w:sz="0"/>
+                  </w:tcBorders>
+                  <w:tcMar>
+                    <w:top w:type="dxa" w:w="0"/>
+                    <w:left w:type="dxa" w:w="0"/>
+                    <w:bottom w:type="dxa" w:w="0"/>
+                    <w:right w:type="dxa" w:w="0"/>
+                  </w:tcMar>
+                </w:tcPr>
+                <w:p>
+                  <w:pPr>
+                    <w:spacing w:after="0" w:before="0"/>
+                  </w:pPr>
+                  <w:r>
+                    <w:t xml:space="preserve"/>
+                  </w:r>
+                </w:p>
+              </w:tc>
+            </w:tr>
+            <w:tr>
+              <w:trPr>
+                <w:cantSplit/>
+                <w:trHeight w:val="351" w:hRule="atLeast"/>
+              </w:trPr>
+              <w:tc>
+                <w:tcPr>
+                  <w:tcW w:type="pct" w:w="42%"/>
+                  <w:tcBorders>
+                    <w:top w:val="nil" w:color="FFFFFF" w:sz="0"/>
+                    <w:left w:val="nil" w:color="FFFFFF" w:sz="0"/>
+                    <w:bottom w:val="nil" w:color="FFFFFF" w:sz="0"/>
+                    <w:right w:val="nil" w:color="FFFFFF" w:sz="0"/>
+                  </w:tcBorders>
+                  <w:tcMar>
+                    <w:top w:type="dxa" w:w="0"/>
+                    <w:left w:type="dxa" w:w="0"/>
+                    <w:bottom w:type="dxa" w:w="0"/>
+                    <w:right w:type="dxa" w:w="0"/>
+                  </w:tcMar>
+                </w:tcPr>
+                <w:p>
+                  <w:pPr>
+                    <w:spacing w:after="0" w:before="0"/>
+                  </w:pPr>
+                  <w:r>
+                    <w:t xml:space="preserve"/>
+                  </w:r>
+                </w:p>
+              </w:tc>
+              <w:tc>
+                <w:tcPr>
+                  <w:tcW w:type="pct" w:w="16%"/>
+                  <w:tcBorders>
+                    <w:top w:val="nil" w:color="FFFFFF" w:sz="0"/>
+                    <w:left w:val="nil" w:color="FFFFFF" w:sz="0"/>
+                    <w:bottom w:val="nil" w:color="FFFFFF" w:sz="0"/>
+                    <w:right w:val="nil" w:color="FFFFFF" w:sz="0"/>
+                  </w:tcBorders>
+                  <w:tcMar>
+                    <w:top w:type="dxa" w:w="0"/>
+                    <w:left w:type="dxa" w:w="0"/>
+                    <w:bottom w:type="dxa" w:w="0"/>
+                    <w:right w:type="dxa" w:w="0"/>
+                  </w:tcMar>
+                </w:tcPr>
+                <w:p>
+                  <w:pPr>
+                    <w:spacing w:after="0" w:before="0"/>
+                  </w:pPr>
+                  <w:r>
+                    <w:t xml:space="preserve"/>
+                  </w:r>
+                </w:p>
+              </w:tc>
+              <w:tc>
+                <w:tcPr>
+                  <w:tcW w:type="pct" w:w="42%"/>
+                  <w:tcBorders>
+                    <w:top w:val="single" w:color="4A5057" w:sz="6"/>
+                    <w:left w:val="single" w:color="4A5057" w:sz="6"/>
+                    <w:bottom w:val="single" w:color="4A5057" w:sz="6"/>
+                    <w:right w:val="single" w:color="4A5057" w:sz="6"/>
+                  </w:tcBorders>
+                  <w:tcMar>
+                    <w:top w:type="dxa" w:w="20"/>
+                    <w:left w:type="dxa" w:w="60"/>
+                    <w:bottom w:type="dxa" w:w="20"/>
+                    <w:right w:type="dxa" w:w="60"/>
+                  </w:tcMar>
+                  <w:vAlign w:val="center"/>
+                </w:tcPr>
+                <w:p>
+                  <w:pPr>
+                    <w:spacing w:after="0" w:before="0" w:line="228" w:lineRule="auto"/>
+                    <w:jc w:val="center"/>
+                  </w:pPr>
+                  <w:r>
+                    <w:rPr>
+                      <w:b/>
+                      <w:bCs/>
+                      <w:sz w:val="17"/>
+                      <w:szCs w:val="17"/>
+                    </w:rPr>
+                    <w:t xml:space="preserve">Wahlbedürfnis</w:t>
+                  </w:r>
+                </w:p>
+              </w:tc>
+            </w:tr>
+            <w:tr>
+              <w:trPr>
+                <w:cantSplit/>
+                <w:trHeight w:val="351" w:hRule="atLeast"/>
+              </w:trPr>
+              <w:tc>
+                <w:tcPr>
+                  <w:tcW w:type="pct" w:w="42%"/>
+                  <w:tcBorders>
+                    <w:top w:val="single" w:color="4A5057" w:sz="6"/>
+                    <w:left w:val="single" w:color="4A5057" w:sz="6"/>
+                    <w:bottom w:val="single" w:color="4A5057" w:sz="6"/>
+                    <w:right w:val="single" w:color="4A5057" w:sz="6"/>
+                  </w:tcBorders>
+                  <w:tcMar>
+                    <w:top w:type="dxa" w:w="20"/>
+                    <w:left w:type="dxa" w:w="60"/>
+                    <w:bottom w:type="dxa" w:w="20"/>
+                    <w:right w:type="dxa" w:w="60"/>
+                  </w:tcMar>
+                  <w:vAlign w:val="center"/>
+                </w:tcPr>
+                <w:p>
+                  <w:pPr>
+                    <w:spacing w:after="0" w:before="0" w:line="228" w:lineRule="auto"/>
+                    <w:jc w:val="center"/>
+                  </w:pPr>
+                  <w:r>
+                    <w:rPr>
+                      <w:b/>
+                      <w:bCs/>
+                      <w:sz w:val="17"/>
+                      <w:szCs w:val="17"/>
+                    </w:rPr>
+                    <w:t xml:space="preserve">Bedürfnispyramide</w:t>
+                  </w:r>
+                </w:p>
+              </w:tc>
+              <w:tc>
+                <w:tcPr>
+                  <w:tcW w:type="pct" w:w="16%"/>
+                  <w:tcBorders>
+                    <w:top w:val="nil" w:color="FFFFFF" w:sz="0"/>
+                    <w:left w:val="nil" w:color="FFFFFF" w:sz="0"/>
+                    <w:bottom w:val="nil" w:color="FFFFFF" w:sz="0"/>
+                    <w:right w:val="nil" w:color="FFFFFF" w:sz="0"/>
+                  </w:tcBorders>
+                  <w:tcMar>
+                    <w:top w:type="dxa" w:w="0"/>
+                    <w:left w:type="dxa" w:w="0"/>
+                    <w:bottom w:type="dxa" w:w="0"/>
+                    <w:right w:type="dxa" w:w="0"/>
+                  </w:tcMar>
+                </w:tcPr>
+                <w:p>
+                  <w:pPr>
+                    <w:spacing w:after="0" w:before="0"/>
+                  </w:pPr>
+                  <w:r>
+                    <w:t xml:space="preserve"/>
+                  </w:r>
+                </w:p>
+              </w:tc>
+              <w:tc>
+                <w:tcPr>
+                  <w:tcW w:type="pct" w:w="42%"/>
+                  <w:tcBorders>
+                    <w:top w:val="nil" w:color="FFFFFF" w:sz="0"/>
+                    <w:left w:val="nil" w:color="FFFFFF" w:sz="0"/>
+                    <w:bottom w:val="nil" w:color="FFFFFF" w:sz="0"/>
+                    <w:right w:val="nil" w:color="FFFFFF" w:sz="0"/>
+                  </w:tcBorders>
+                  <w:tcMar>
+                    <w:top w:type="dxa" w:w="0"/>
+                    <w:left w:type="dxa" w:w="0"/>
+                    <w:bottom w:type="dxa" w:w="0"/>
+                    <w:right w:type="dxa" w:w="0"/>
+                  </w:tcMar>
+                </w:tcPr>
+                <w:p>
+                  <w:pPr>
+                    <w:spacing w:after="0" w:before="0"/>
+                  </w:pPr>
+                  <w:r>
+                    <w:t xml:space="preserve"/>
+                  </w:r>
+                </w:p>
+              </w:tc>
+            </w:tr>
+          </w:tbl>
+          <w:p>
+            <w:pPr>
+              <w:spacing w:after="0" w:before="0" w:line="20" w:lineRule="exact"/>
+            </w:pPr>
+          </w:p>
+        </w:tc>
+        <w:tc>
+          <w:tcPr>
+            <w:tcW w:type="pct" w:w="8%"/>
+            <w:gridSpan w:val="1"/>
+            <w:tcBorders>
+              <w:top w:val="nil" w:color="FFFFFF" w:sz="0"/>
+              <w:left w:val="nil" w:color="FFFFFF" w:sz="0"/>
+              <w:bottom w:val="nil" w:color="FFFFFF" w:sz="0"/>
+              <w:right w:val="nil" w:color="FFFFFF" w:sz="0"/>
+            </w:tcBorders>
+            <w:tcMar>
+              <w:top w:type="dxa" w:w="0"/>
+              <w:left w:type="dxa" w:w="0"/>
+              <w:bottom w:type="dxa" w:w="0"/>
+              <w:right w:type="dxa" w:w="0"/>
+            </w:tcMar>
+            <w:vAlign w:val="top"/>
+          </w:tcPr>
+          <w:p>
+            <w:pPr>
+              <w:spacing w:after="0" w:before="0"/>
+            </w:pPr>
+            <w:r>
+              <w:t xml:space="preserve"/>
+            </w:r>
+          </w:p>
+        </w:tc>
+        <w:tc>
+          <w:tcPr>
+            <w:tcW w:type="pct" w:w="46%"/>
+            <w:gridSpan w:val="2"/>
+            <w:tcBorders>
+              <w:top w:val="nil" w:color="FFFFFF" w:sz="0"/>
+              <w:left w:val="nil" w:color="FFFFFF" w:sz="0"/>
+              <w:bottom w:val="nil" w:color="FFFFFF" w:sz="0"/>
+              <w:right w:val="nil" w:color="FFFFFF" w:sz="0"/>
+            </w:tcBorders>
+            <w:tcMar>
+              <w:top w:type="dxa" w:w="0"/>
+              <w:left w:type="dxa" w:w="0"/>
+              <w:bottom w:type="dxa" w:w="0"/>
+              <w:right w:type="dxa" w:w="0"/>
+            </w:tcMar>
+            <w:vAlign w:val="top"/>
+          </w:tcPr>
+          <w:p>
+            <w:pPr>
+              <w:spacing w:after="60" w:before="0"/>
+              <w:jc w:val="right"/>
+            </w:pPr>
+            <w:r>
+              <w:rPr>
+                <w:rFonts w:ascii="Consolas" w:cs="Consolas" w:eastAsia="Consolas" w:hAnsi="Consolas"/>
+                <w:b/>
+                <w:bCs/>
+                <w:color w:val="C0392B"/>
+                <w:sz w:val="14"/>
+                <w:szCs w:val="14"/>
+              </w:rPr>
+              <w:t xml:space="preserve">WAS MICH BEEINFLUSST</w:t>
+            </w:r>
+          </w:p>
+          <w:tbl>
+            <w:tblPr>
+              <w:tblW w:type="pct" w:w="100%"/>
+              <w:tblBorders>
+                <w:top w:val="single" w:color="auto" w:sz="4"/>
+                <w:left w:val="single" w:color="auto" w:sz="4"/>
+                <w:bottom w:val="single" w:color="auto" w:sz="4"/>
+                <w:right w:val="single" w:color="auto" w:sz="4"/>
+                <w:insideH w:val="single" w:color="auto" w:sz="4"/>
+                <w:insideV w:val="single" w:color="auto" w:sz="4"/>
+              </w:tblBorders>
+            </w:tblPr>
+            <w:tblGrid>
+              <w:gridCol w:w="100"/>
+              <w:gridCol w:w="100"/>
+              <w:gridCol w:w="100"/>
+            </w:tblGrid>
+            <w:tr>
+              <w:trPr>
+                <w:cantSplit/>
+                <w:trHeight w:val="351" w:hRule="atLeast"/>
+              </w:trPr>
+              <w:tc>
+                <w:tcPr>
+                  <w:tcW w:type="pct" w:w="42%"/>
+                  <w:tcBorders>
+                    <w:top w:val="nil" w:color="FFFFFF" w:sz="0"/>
+                    <w:left w:val="nil" w:color="FFFFFF" w:sz="0"/>
+                    <w:bottom w:val="nil" w:color="FFFFFF" w:sz="0"/>
+                    <w:right w:val="nil" w:color="FFFFFF" w:sz="0"/>
+                  </w:tcBorders>
+                  <w:tcMar>
+                    <w:top w:type="dxa" w:w="0"/>
+                    <w:left w:type="dxa" w:w="0"/>
+                    <w:bottom w:type="dxa" w:w="0"/>
+                    <w:right w:type="dxa" w:w="0"/>
+                  </w:tcMar>
+                </w:tcPr>
+                <w:p>
+                  <w:pPr>
+                    <w:spacing w:after="0" w:before="0"/>
+                  </w:pPr>
+                  <w:r>
+                    <w:t xml:space="preserve"/>
+                  </w:r>
+                </w:p>
+              </w:tc>
+              <w:tc>
+                <w:tcPr>
+                  <w:tcW w:type="pct" w:w="16%"/>
+                  <w:tcBorders>
+                    <w:top w:val="nil" w:color="FFFFFF" w:sz="0"/>
+                    <w:left w:val="nil" w:color="FFFFFF" w:sz="0"/>
+                    <w:bottom w:val="nil" w:color="FFFFFF" w:sz="0"/>
+                    <w:right w:val="nil" w:color="FFFFFF" w:sz="0"/>
+                  </w:tcBorders>
+                  <w:tcMar>
+                    <w:top w:type="dxa" w:w="0"/>
+                    <w:left w:type="dxa" w:w="0"/>
+                    <w:bottom w:type="dxa" w:w="0"/>
+                    <w:right w:type="dxa" w:w="0"/>
+                  </w:tcMar>
+                </w:tcPr>
+                <w:p>
+                  <w:pPr>
+                    <w:spacing w:after="0" w:before="0"/>
+                  </w:pPr>
+                  <w:r>
+                    <w:t xml:space="preserve"/>
+                  </w:r>
+                </w:p>
+              </w:tc>
+              <w:tc>
+                <w:tcPr>
+                  <w:tcW w:type="pct" w:w="42%"/>
+                  <w:tcBorders>
+                    <w:top w:val="single" w:color="4A5057" w:sz="6"/>
+                    <w:left w:val="single" w:color="4A5057" w:sz="6"/>
+                    <w:bottom w:val="single" w:color="4A5057" w:sz="6"/>
+                    <w:right w:val="single" w:color="4A5057" w:sz="6"/>
+                  </w:tcBorders>
+                  <w:tcMar>
+                    <w:top w:type="dxa" w:w="20"/>
+                    <w:left w:type="dxa" w:w="60"/>
+                    <w:bottom w:type="dxa" w:w="20"/>
+                    <w:right w:type="dxa" w:w="60"/>
+                  </w:tcMar>
+                  <w:vAlign w:val="center"/>
+                </w:tcPr>
+                <w:p>
+                  <w:pPr>
+                    <w:spacing w:after="0" w:before="0" w:line="228" w:lineRule="auto"/>
+                    <w:jc w:val="center"/>
+                  </w:pPr>
+                  <w:r>
+                    <w:rPr>
+                      <w:b/>
+                      <w:bCs/>
+                      <w:sz w:val="17"/>
+                      <w:szCs w:val="17"/>
+                    </w:rPr>
+                    <w:t xml:space="preserve">Werbung</w:t>
+                  </w:r>
+                </w:p>
+              </w:tc>
+            </w:tr>
+            <w:tr>
+              <w:trPr>
+                <w:cantSplit/>
+                <w:trHeight w:val="351" w:hRule="atLeast"/>
+              </w:trPr>
+              <w:tc>
+                <w:tcPr>
+                  <w:tcW w:type="pct" w:w="42%"/>
+                  <w:tcBorders>
+                    <w:top w:val="single" w:color="4A5057" w:sz="6"/>
+                    <w:left w:val="single" w:color="4A5057" w:sz="6"/>
+                    <w:bottom w:val="single" w:color="4A5057" w:sz="6"/>
+                    <w:right w:val="single" w:color="4A5057" w:sz="6"/>
+                  </w:tcBorders>
+                  <w:tcMar>
+                    <w:top w:type="dxa" w:w="20"/>
+                    <w:left w:type="dxa" w:w="60"/>
+                    <w:bottom w:type="dxa" w:w="20"/>
+                    <w:right w:type="dxa" w:w="60"/>
+                  </w:tcMar>
+                  <w:vAlign w:val="center"/>
+                </w:tcPr>
+                <w:p>
+                  <w:pPr>
+                    <w:spacing w:after="0" w:before="0" w:line="228" w:lineRule="auto"/>
+                    <w:jc w:val="center"/>
+                  </w:pPr>
+                  <w:r>
+                    <w:rPr>
+                      <w:b/>
+                      <w:bCs/>
+                      <w:sz w:val="17"/>
+                      <w:szCs w:val="17"/>
+                    </w:rPr>
+                    <w:t xml:space="preserve">Impulskauf</w:t>
+                  </w:r>
+                </w:p>
+              </w:tc>
+              <w:tc>
+                <w:tcPr>
+                  <w:tcW w:type="pct" w:w="16%"/>
+                  <w:tcBorders>
+                    <w:top w:val="nil" w:color="FFFFFF" w:sz="0"/>
+                    <w:left w:val="nil" w:color="FFFFFF" w:sz="0"/>
+                    <w:bottom w:val="nil" w:color="FFFFFF" w:sz="0"/>
+                    <w:right w:val="nil" w:color="FFFFFF" w:sz="0"/>
+                  </w:tcBorders>
+                  <w:tcMar>
+                    <w:top w:type="dxa" w:w="0"/>
+                    <w:left w:type="dxa" w:w="0"/>
+                    <w:bottom w:type="dxa" w:w="0"/>
+                    <w:right w:type="dxa" w:w="0"/>
+                  </w:tcMar>
+                </w:tcPr>
+                <w:p>
+                  <w:pPr>
+                    <w:spacing w:after="0" w:before="0"/>
+                  </w:pPr>
+                  <w:r>
+                    <w:t xml:space="preserve"/>
+                  </w:r>
+                </w:p>
+              </w:tc>
+              <w:tc>
+                <w:tcPr>
+                  <w:tcW w:type="pct" w:w="42%"/>
+                  <w:tcBorders>
+                    <w:top w:val="nil" w:color="FFFFFF" w:sz="0"/>
+                    <w:left w:val="nil" w:color="FFFFFF" w:sz="0"/>
+                    <w:bottom w:val="nil" w:color="FFFFFF" w:sz="0"/>
+                    <w:right w:val="nil" w:color="FFFFFF" w:sz="0"/>
+                  </w:tcBorders>
+                  <w:tcMar>
+                    <w:top w:type="dxa" w:w="0"/>
+                    <w:left w:type="dxa" w:w="0"/>
+                    <w:bottom w:type="dxa" w:w="0"/>
+                    <w:right w:type="dxa" w:w="0"/>
+                  </w:tcMar>
+                </w:tcPr>
+                <w:p>
+                  <w:pPr>
+                    <w:spacing w:after="0" w:before="0"/>
+                  </w:pPr>
+                  <w:r>
+                    <w:t xml:space="preserve"/>
+                  </w:r>
+                </w:p>
+              </w:tc>
+            </w:tr>
+            <w:tr>
+              <w:trPr>
+                <w:cantSplit/>
+                <w:trHeight w:val="351" w:hRule="atLeast"/>
+              </w:trPr>
+              <w:tc>
+                <w:tcPr>
+                  <w:tcW w:type="pct" w:w="42%"/>
+                  <w:tcBorders>
+                    <w:top w:val="nil" w:color="FFFFFF" w:sz="0"/>
+                    <w:left w:val="nil" w:color="FFFFFF" w:sz="0"/>
+                    <w:bottom w:val="nil" w:color="FFFFFF" w:sz="0"/>
+                    <w:right w:val="nil" w:color="FFFFFF" w:sz="0"/>
+                  </w:tcBorders>
+                  <w:tcMar>
+                    <w:top w:type="dxa" w:w="0"/>
+                    <w:left w:type="dxa" w:w="0"/>
+                    <w:bottom w:type="dxa" w:w="0"/>
+                    <w:right w:type="dxa" w:w="0"/>
+                  </w:tcMar>
+                </w:tcPr>
+                <w:p>
+                  <w:pPr>
+                    <w:spacing w:after="0" w:before="0"/>
+                  </w:pPr>
+                  <w:r>
+                    <w:t xml:space="preserve"/>
+                  </w:r>
+                </w:p>
+              </w:tc>
+              <w:tc>
+                <w:tcPr>
+                  <w:tcW w:type="pct" w:w="16%"/>
+                  <w:tcBorders>
+                    <w:top w:val="nil" w:color="FFFFFF" w:sz="0"/>
+                    <w:left w:val="nil" w:color="FFFFFF" w:sz="0"/>
+                    <w:bottom w:val="nil" w:color="FFFFFF" w:sz="0"/>
+                    <w:right w:val="nil" w:color="FFFFFF" w:sz="0"/>
+                  </w:tcBorders>
+                  <w:tcMar>
+                    <w:top w:type="dxa" w:w="0"/>
+                    <w:left w:type="dxa" w:w="0"/>
+                    <w:bottom w:type="dxa" w:w="0"/>
+                    <w:right w:type="dxa" w:w="0"/>
+                  </w:tcMar>
+                </w:tcPr>
+                <w:p>
+                  <w:pPr>
+                    <w:spacing w:after="0" w:before="0"/>
+                  </w:pPr>
+                  <w:r>
+                    <w:t xml:space="preserve"/>
+                  </w:r>
+                </w:p>
+              </w:tc>
+              <w:tc>
+                <w:tcPr>
+                  <w:tcW w:type="pct" w:w="42%"/>
+                  <w:tcBorders>
+                    <w:top w:val="single" w:color="4A5057" w:sz="6"/>
+                    <w:left w:val="single" w:color="4A5057" w:sz="6"/>
+                    <w:bottom w:val="single" w:color="4A5057" w:sz="6"/>
+                    <w:right w:val="single" w:color="4A5057" w:sz="6"/>
+                  </w:tcBorders>
+                  <w:tcMar>
+                    <w:top w:type="dxa" w:w="20"/>
+                    <w:left w:type="dxa" w:w="60"/>
+                    <w:bottom w:type="dxa" w:w="20"/>
+                    <w:right w:type="dxa" w:w="60"/>
+                  </w:tcMar>
+                  <w:vAlign w:val="center"/>
+                </w:tcPr>
+                <w:p>
+                  <w:pPr>
+                    <w:spacing w:after="0" w:before="0" w:line="228" w:lineRule="auto"/>
+                    <w:jc w:val="center"/>
+                  </w:pPr>
+                  <w:r>
+                    <w:rPr>
+                      <w:b/>
+                      <w:bCs/>
+                      <w:sz w:val="17"/>
+                      <w:szCs w:val="17"/>
+                    </w:rPr>
+                    <w:t xml:space="preserve">Konsumdruck</w:t>
+                  </w:r>
+                </w:p>
+              </w:tc>
+            </w:tr>
+          </w:tbl>
+          <w:p>
+            <w:pPr>
+              <w:spacing w:after="0" w:before="0" w:line="20" w:lineRule="exact"/>
+            </w:pPr>
+          </w:p>
+        </w:tc>
+      </w:tr>
+      <w:tr>
+        <w:trPr>
+          <w:cantSplit/>
+          <w:trHeight w:val="850" w:hRule="atLeast"/>
+        </w:trPr>
+        <w:tc>
+          <w:tcPr>
+            <w:tcW w:type="pct" w:w="22%"/>
+            <w:gridSpan w:val="1"/>
+            <w:tcBorders>
+              <w:top w:val="nil" w:color="FFFFFF" w:sz="0"/>
+              <w:left w:val="nil" w:color="FFFFFF" w:sz="0"/>
+              <w:bottom w:val="nil" w:color="FFFFFF" w:sz="0"/>
+              <w:right w:val="nil" w:color="FFFFFF" w:sz="0"/>
+            </w:tcBorders>
+            <w:tcMar>
+              <w:top w:type="dxa" w:w="0"/>
+              <w:left w:type="dxa" w:w="0"/>
+              <w:bottom w:type="dxa" w:w="0"/>
+              <w:right w:type="dxa" w:w="0"/>
+            </w:tcMar>
+            <w:vAlign w:val="center"/>
+          </w:tcPr>
+          <w:tbl>
+            <w:tblPr>
+              <w:tblW w:type="dxa" w:w="1814"/>
+              <w:jc w:val="center"/>
+              <w:tblBorders>
+                <w:top w:val="single" w:color="auto" w:sz="4"/>
+                <w:left w:val="single" w:color="auto" w:sz="4"/>
+                <w:bottom w:val="single" w:color="auto" w:sz="4"/>
+                <w:right w:val="single" w:color="auto" w:sz="4"/>
+                <w:insideH w:val="single" w:color="auto" w:sz="4"/>
+                <w:insideV w:val="single" w:color="auto" w:sz="4"/>
+              </w:tblBorders>
+            </w:tblPr>
+            <w:tblGrid>
+              <w:gridCol w:w="100"/>
+            </w:tblGrid>
+            <w:tr>
+              <w:trPr>
+                <w:cantSplit/>
+                <w:trHeight w:val="567" w:hRule="exact"/>
+              </w:trPr>
+              <w:tc>
+                <w:tcPr>
+                  <w:tcW w:type="dxa" w:w="1814"/>
+                  <w:tcBorders>
+                    <w:top w:val="dashed" w:color="8B9099" w:sz="6"/>
+                    <w:left w:val="dashed" w:color="8B9099" w:sz="6"/>
+                    <w:bottom w:val="dashed" w:color="8B9099" w:sz="6"/>
+                    <w:right w:val="dashed" w:color="8B9099" w:sz="6"/>
+                  </w:tcBorders>
+                  <w:tcMar>
+                    <w:top w:type="dxa" w:w="20"/>
+                    <w:left w:type="dxa" w:w="60"/>
+                    <w:bottom w:type="dxa" w:w="0"/>
+                    <w:right w:type="dxa" w:w="60"/>
+                  </w:tcMar>
+                  <w:vAlign w:val="top"/>
+                </w:tcPr>
+                <w:p>
+                  <w:pPr>
+                    <w:spacing w:after="0" w:before="0"/>
+                    <w:jc w:val="center"/>
+                  </w:pPr>
+                  <w:r>
+                    <w:rPr>
+                      <w:color w:val="8B9099"/>
+                      <w:sz w:val="14"/>
+                      <w:szCs w:val="14"/>
+                    </w:rPr>
+                    <w:t xml:space="preserve">aus meinem Raster</w:t>
+                  </w:r>
+                </w:p>
+              </w:tc>
+            </w:tr>
+          </w:tbl>
+          <w:p>
+            <w:pPr>
+              <w:spacing w:after="0" w:before="0" w:line="20" w:lineRule="exact"/>
+            </w:pPr>
+          </w:p>
+        </w:tc>
+        <w:tc>
+          <w:tcPr>
+            <w:tcW w:type="pct" w:w="56%"/>
+            <w:gridSpan w:val="3"/>
+            <w:tcBorders>
+              <w:top w:val="nil" w:color="FFFFFF" w:sz="0"/>
+              <w:left w:val="nil" w:color="FFFFFF" w:sz="0"/>
+              <w:bottom w:val="nil" w:color="FFFFFF" w:sz="0"/>
+              <w:right w:val="nil" w:color="FFFFFF" w:sz="0"/>
+            </w:tcBorders>
+            <w:tcMar>
+              <w:top w:type="dxa" w:w="0"/>
+              <w:left w:type="dxa" w:w="0"/>
+              <w:bottom w:type="dxa" w:w="0"/>
+              <w:right w:type="dxa" w:w="0"/>
+            </w:tcMar>
+            <w:vAlign w:val="center"/>
+          </w:tcPr>
+          <w:tbl>
+            <w:tblPr>
+              <w:tblW w:type="dxa" w:w="3628"/>
+              <w:jc w:val="center"/>
+              <w:tblBorders>
+                <w:top w:val="single" w:color="auto" w:sz="4"/>
+                <w:left w:val="single" w:color="auto" w:sz="4"/>
+                <w:bottom w:val="single" w:color="auto" w:sz="4"/>
+                <w:right w:val="single" w:color="auto" w:sz="4"/>
+                <w:insideH w:val="single" w:color="auto" w:sz="4"/>
+                <w:insideV w:val="single" w:color="auto" w:sz="4"/>
+              </w:tblBorders>
+            </w:tblPr>
+            <w:tblGrid>
+              <w:gridCol w:w="100"/>
+            </w:tblGrid>
+            <w:tr>
+              <w:trPr>
+                <w:cantSplit/>
+              </w:trPr>
+              <w:tc>
+                <w:tcPr>
+                  <w:tcW w:type="dxa" w:w="3628"/>
+                  <w:tcBorders>
+                    <w:top w:val="single" w:color="C0392B" w:sz="12"/>
+                    <w:left w:val="single" w:color="C0392B" w:sz="12"/>
+                    <w:bottom w:val="single" w:color="C0392B" w:sz="12"/>
+                    <w:right w:val="single" w:color="C0392B" w:sz="12"/>
+                  </w:tcBorders>
+                  <w:tcMar>
+                    <w:top w:type="dxa" w:w="100"/>
+                    <w:left w:type="dxa" w:w="160"/>
+                    <w:bottom w:type="dxa" w:w="100"/>
+                    <w:right w:type="dxa" w:w="160"/>
+                  </w:tcMar>
+                  <w:vAlign w:val="center"/>
+                </w:tcPr>
+                <w:p>
+                  <w:pPr>
+                    <w:spacing w:after="0" w:before="0" w:line="240" w:lineRule="auto"/>
+                    <w:jc w:val="center"/>
+                  </w:pPr>
+                  <w:r>
+                    <w:rPr>
+                      <w:b/>
+                      <w:bCs/>
+                      <w:sz w:val="20"/>
+                      <w:szCs w:val="20"/>
+                    </w:rPr>
+                    <w:t xml:space="preserve">Wunsch jetzt oder Sicherheit später</w:t>
+                  </w:r>
+                </w:p>
+              </w:tc>
+            </w:tr>
+          </w:tbl>
+          <w:p>
+            <w:pPr>
+              <w:spacing w:after="0" w:before="0" w:line="20" w:lineRule="exact"/>
+            </w:pPr>
+          </w:p>
+        </w:tc>
+        <w:tc>
+          <w:tcPr>
+            <w:tcW w:type="pct" w:w="22%"/>
+            <w:gridSpan w:val="1"/>
+            <w:tcBorders>
+              <w:top w:val="nil" w:color="FFFFFF" w:sz="0"/>
+              <w:left w:val="nil" w:color="FFFFFF" w:sz="0"/>
+              <w:bottom w:val="nil" w:color="FFFFFF" w:sz="0"/>
+              <w:right w:val="nil" w:color="FFFFFF" w:sz="0"/>
+            </w:tcBorders>
+            <w:tcMar>
+              <w:top w:type="dxa" w:w="0"/>
+              <w:left w:type="dxa" w:w="0"/>
+              <w:bottom w:type="dxa" w:w="0"/>
+              <w:right w:type="dxa" w:w="0"/>
+            </w:tcMar>
+            <w:vAlign w:val="center"/>
+          </w:tcPr>
+          <w:tbl>
+            <w:tblPr>
+              <w:tblW w:type="dxa" w:w="1814"/>
+              <w:jc w:val="center"/>
+              <w:tblBorders>
+                <w:top w:val="single" w:color="auto" w:sz="4"/>
+                <w:left w:val="single" w:color="auto" w:sz="4"/>
+                <w:bottom w:val="single" w:color="auto" w:sz="4"/>
+                <w:right w:val="single" w:color="auto" w:sz="4"/>
+                <w:insideH w:val="single" w:color="auto" w:sz="4"/>
+                <w:insideV w:val="single" w:color="auto" w:sz="4"/>
+              </w:tblBorders>
+            </w:tblPr>
+            <w:tblGrid>
+              <w:gridCol w:w="100"/>
+            </w:tblGrid>
+            <w:tr>
+              <w:trPr>
+                <w:cantSplit/>
+                <w:trHeight w:val="567" w:hRule="exact"/>
+              </w:trPr>
+              <w:tc>
+                <w:tcPr>
+                  <w:tcW w:type="dxa" w:w="1814"/>
+                  <w:tcBorders>
+                    <w:top w:val="dashed" w:color="8B9099" w:sz="6"/>
+                    <w:left w:val="dashed" w:color="8B9099" w:sz="6"/>
+                    <w:bottom w:val="dashed" w:color="8B9099" w:sz="6"/>
+                    <w:right w:val="dashed" w:color="8B9099" w:sz="6"/>
+                  </w:tcBorders>
+                  <w:tcMar>
+                    <w:top w:type="dxa" w:w="20"/>
+                    <w:left w:type="dxa" w:w="60"/>
+                    <w:bottom w:type="dxa" w:w="0"/>
+                    <w:right w:type="dxa" w:w="60"/>
+                  </w:tcMar>
+                  <w:vAlign w:val="top"/>
+                </w:tcPr>
+                <w:p>
+                  <w:pPr>
+                    <w:spacing w:after="0" w:before="0"/>
+                    <w:jc w:val="center"/>
+                  </w:pPr>
+                  <w:r>
+                    <w:rPr>
+                      <w:color w:val="8B9099"/>
+                      <w:sz w:val="14"/>
+                      <w:szCs w:val="14"/>
+                    </w:rPr>
+                    <w:t xml:space="preserve">aus meinem Raster</w:t>
+                  </w:r>
+                </w:p>
+              </w:tc>
+            </w:tr>
+          </w:tbl>
+          <w:p>
+            <w:pPr>
+              <w:spacing w:after="0" w:before="0" w:line="20" w:lineRule="exact"/>
+            </w:pPr>
+          </w:p>
+        </w:tc>
+      </w:tr>
+      <w:tr>
+        <w:trPr>
+          <w:cantSplit/>
+        </w:trPr>
+        <w:tc>
+          <w:tcPr>
+            <w:tcW w:type="pct" w:w="46%"/>
+            <w:gridSpan w:val="2"/>
+            <w:tcBorders>
+              <w:top w:val="nil" w:color="FFFFFF" w:sz="0"/>
+              <w:left w:val="nil" w:color="FFFFFF" w:sz="0"/>
+              <w:bottom w:val="nil" w:color="FFFFFF" w:sz="0"/>
+              <w:right w:val="nil" w:color="FFFFFF" w:sz="0"/>
+            </w:tcBorders>
+            <w:tcMar>
+              <w:top w:type="dxa" w:w="0"/>
+              <w:left w:type="dxa" w:w="0"/>
+              <w:bottom w:type="dxa" w:w="0"/>
+              <w:right w:type="dxa" w:w="0"/>
+            </w:tcMar>
+            <w:vAlign w:val="top"/>
+          </w:tcPr>
+          <w:tbl>
+            <w:tblPr>
+              <w:tblW w:type="pct" w:w="100%"/>
+              <w:tblBorders>
+                <w:top w:val="single" w:color="auto" w:sz="4"/>
+                <w:left w:val="single" w:color="auto" w:sz="4"/>
+                <w:bottom w:val="single" w:color="auto" w:sz="4"/>
+                <w:right w:val="single" w:color="auto" w:sz="4"/>
+                <w:insideH w:val="single" w:color="auto" w:sz="4"/>
+                <w:insideV w:val="single" w:color="auto" w:sz="4"/>
+              </w:tblBorders>
+            </w:tblPr>
+            <w:tblGrid>
+              <w:gridCol w:w="100"/>
+              <w:gridCol w:w="100"/>
+              <w:gridCol w:w="100"/>
+            </w:tblGrid>
+            <w:tr>
+              <w:trPr>
+                <w:cantSplit/>
+                <w:trHeight w:val="351" w:hRule="atLeast"/>
+              </w:trPr>
+              <w:tc>
+                <w:tcPr>
+                  <w:tcW w:type="pct" w:w="42%"/>
+                  <w:tcBorders>
+                    <w:top w:val="single" w:color="4A5057" w:sz="6"/>
+                    <w:left w:val="single" w:color="4A5057" w:sz="6"/>
+                    <w:bottom w:val="single" w:color="4A5057" w:sz="6"/>
+                    <w:right w:val="single" w:color="4A5057" w:sz="6"/>
+                  </w:tcBorders>
+                  <w:tcMar>
+                    <w:top w:type="dxa" w:w="20"/>
+                    <w:left w:type="dxa" w:w="60"/>
+                    <w:bottom w:type="dxa" w:w="20"/>
+                    <w:right w:type="dxa" w:w="60"/>
+                  </w:tcMar>
+                  <w:vAlign w:val="center"/>
+                </w:tcPr>
+                <w:p>
+                  <w:pPr>
+                    <w:spacing w:after="0" w:before="0" w:line="228" w:lineRule="auto"/>
+                    <w:jc w:val="center"/>
+                  </w:pPr>
+                  <w:r>
+                    <w:rPr>
+                      <w:b/>
+                      <w:bCs/>
+                      <w:sz w:val="17"/>
+                      <w:szCs w:val="17"/>
+                    </w:rPr>
+                    <w:t xml:space="preserve">Geweckter Wunsch</w:t>
+                  </w:r>
+                </w:p>
+              </w:tc>
+              <w:tc>
+                <w:tcPr>
+                  <w:tcW w:type="pct" w:w="16%"/>
+                  <w:tcBorders>
+                    <w:top w:val="nil" w:color="FFFFFF" w:sz="0"/>
+                    <w:left w:val="nil" w:color="FFFFFF" w:sz="0"/>
+                    <w:bottom w:val="nil" w:color="FFFFFF" w:sz="0"/>
+                    <w:right w:val="nil" w:color="FFFFFF" w:sz="0"/>
+                  </w:tcBorders>
+                  <w:tcMar>
+                    <w:top w:type="dxa" w:w="0"/>
+                    <w:left w:type="dxa" w:w="0"/>
+                    <w:bottom w:type="dxa" w:w="0"/>
+                    <w:right w:type="dxa" w:w="0"/>
+                  </w:tcMar>
+                </w:tcPr>
+                <w:p>
+                  <w:pPr>
+                    <w:spacing w:after="0" w:before="0"/>
+                  </w:pPr>
+                  <w:r>
+                    <w:t xml:space="preserve"/>
+                  </w:r>
+                </w:p>
+              </w:tc>
+              <w:tc>
+                <w:tcPr>
+                  <w:tcW w:type="pct" w:w="42%"/>
+                  <w:tcBorders>
+                    <w:top w:val="nil" w:color="FFFFFF" w:sz="0"/>
+                    <w:left w:val="nil" w:color="FFFFFF" w:sz="0"/>
+                    <w:bottom w:val="nil" w:color="FFFFFF" w:sz="0"/>
+                    <w:right w:val="nil" w:color="FFFFFF" w:sz="0"/>
+                  </w:tcBorders>
+                  <w:tcMar>
+                    <w:top w:type="dxa" w:w="0"/>
+                    <w:left w:type="dxa" w:w="0"/>
+                    <w:bottom w:type="dxa" w:w="0"/>
+                    <w:right w:type="dxa" w:w="0"/>
+                  </w:tcMar>
+                </w:tcPr>
+                <w:p>
+                  <w:pPr>
+                    <w:spacing w:after="0" w:before="0"/>
+                  </w:pPr>
+                  <w:r>
+                    <w:t xml:space="preserve"/>
+                  </w:r>
+                </w:p>
+              </w:tc>
+            </w:tr>
+            <w:tr>
+              <w:trPr>
+                <w:cantSplit/>
+                <w:trHeight w:val="351" w:hRule="atLeast"/>
+              </w:trPr>
+              <w:tc>
+                <w:tcPr>
+                  <w:tcW w:type="pct" w:w="42%"/>
+                  <w:tcBorders>
+                    <w:top w:val="nil" w:color="FFFFFF" w:sz="0"/>
+                    <w:left w:val="nil" w:color="FFFFFF" w:sz="0"/>
+                    <w:bottom w:val="nil" w:color="FFFFFF" w:sz="0"/>
+                    <w:right w:val="nil" w:color="FFFFFF" w:sz="0"/>
+                  </w:tcBorders>
+                  <w:tcMar>
+                    <w:top w:type="dxa" w:w="0"/>
+                    <w:left w:type="dxa" w:w="0"/>
+                    <w:bottom w:type="dxa" w:w="0"/>
+                    <w:right w:type="dxa" w:w="0"/>
+                  </w:tcMar>
+                </w:tcPr>
+                <w:p>
+                  <w:pPr>
+                    <w:spacing w:after="0" w:before="0"/>
+                  </w:pPr>
+                  <w:r>
+                    <w:t xml:space="preserve"/>
+                  </w:r>
+                </w:p>
+              </w:tc>
+              <w:tc>
+                <w:tcPr>
+                  <w:tcW w:type="pct" w:w="16%"/>
+                  <w:tcBorders>
+                    <w:top w:val="nil" w:color="FFFFFF" w:sz="0"/>
+                    <w:left w:val="nil" w:color="FFFFFF" w:sz="0"/>
+                    <w:bottom w:val="nil" w:color="FFFFFF" w:sz="0"/>
+                    <w:right w:val="nil" w:color="FFFFFF" w:sz="0"/>
+                  </w:tcBorders>
+                  <w:tcMar>
+                    <w:top w:type="dxa" w:w="0"/>
+                    <w:left w:type="dxa" w:w="0"/>
+                    <w:bottom w:type="dxa" w:w="0"/>
+                    <w:right w:type="dxa" w:w="0"/>
+                  </w:tcMar>
+                </w:tcPr>
+                <w:p>
+                  <w:pPr>
+                    <w:spacing w:after="0" w:before="0"/>
+                  </w:pPr>
+                  <w:r>
+                    <w:t xml:space="preserve"/>
+                  </w:r>
+                </w:p>
+              </w:tc>
+              <w:tc>
+                <w:tcPr>
+                  <w:tcW w:type="pct" w:w="42%"/>
+                  <w:tcBorders>
+                    <w:top w:val="single" w:color="4A5057" w:sz="6"/>
+                    <w:left w:val="single" w:color="4A5057" w:sz="6"/>
+                    <w:bottom w:val="single" w:color="4A5057" w:sz="6"/>
+                    <w:right w:val="single" w:color="4A5057" w:sz="6"/>
+                  </w:tcBorders>
+                  <w:tcMar>
+                    <w:top w:type="dxa" w:w="20"/>
+                    <w:left w:type="dxa" w:w="60"/>
+                    <w:bottom w:type="dxa" w:w="20"/>
+                    <w:right w:type="dxa" w:w="60"/>
+                  </w:tcMar>
+                  <w:vAlign w:val="center"/>
+                </w:tcPr>
+                <w:p>
+                  <w:pPr>
+                    <w:spacing w:after="0" w:before="0" w:line="228" w:lineRule="auto"/>
+                    <w:jc w:val="center"/>
+                  </w:pPr>
+                  <w:r>
+                    <w:rPr>
+                      <w:b/>
+                      <w:bCs/>
+                      <w:sz w:val="17"/>
+                      <w:szCs w:val="17"/>
+                    </w:rPr>
+                    <w:t xml:space="preserve">Massstab</w:t>
+                  </w:r>
+                </w:p>
+              </w:tc>
+            </w:tr>
+          </w:tbl>
+          <w:p>
+            <w:pPr>
+              <w:spacing w:after="60" w:before="80"/>
+              <w:jc w:val="left"/>
+            </w:pPr>
+            <w:r>
+              <w:rPr>
+                <w:rFonts w:ascii="Consolas" w:cs="Consolas" w:eastAsia="Consolas" w:hAnsi="Consolas"/>
+                <w:b/>
+                <w:bCs/>
+                <w:color w:val="C0392B"/>
+                <w:sz w:val="14"/>
+                <w:szCs w:val="14"/>
+              </w:rPr>
+              <w:t xml:space="preserve">MEIN MASSSTAB</w:t>
+            </w:r>
+          </w:p>
+        </w:tc>
+        <w:tc>
+          <w:tcPr>
+            <w:tcW w:type="pct" w:w="8%"/>
+            <w:gridSpan w:val="1"/>
+            <w:tcBorders>
+              <w:top w:val="nil" w:color="FFFFFF" w:sz="0"/>
+              <w:left w:val="nil" w:color="FFFFFF" w:sz="0"/>
+              <w:bottom w:val="nil" w:color="FFFFFF" w:sz="0"/>
+              <w:right w:val="nil" w:color="FFFFFF" w:sz="0"/>
+            </w:tcBorders>
+            <w:tcMar>
+              <w:top w:type="dxa" w:w="0"/>
+              <w:left w:type="dxa" w:w="0"/>
+              <w:bottom w:type="dxa" w:w="0"/>
+              <w:right w:type="dxa" w:w="0"/>
+            </w:tcMar>
+            <w:vAlign w:val="top"/>
+          </w:tcPr>
+          <w:p>
+            <w:pPr>
+              <w:spacing w:after="0" w:before="0"/>
+            </w:pPr>
+            <w:r>
+              <w:t xml:space="preserve"/>
+            </w:r>
+          </w:p>
+        </w:tc>
+        <w:tc>
+          <w:tcPr>
+            <w:gridSpan w:val="2"/>
+            <w:tcBorders>
+              <w:top w:val="dashed" w:color="4A5057" w:sz="6"/>
+              <w:left w:val="dashed" w:color="4A5057" w:sz="24"/>
+              <w:bottom w:val="dashed" w:color="4A5057" w:sz="6"/>
+              <w:right w:val="dashed" w:color="4A5057" w:sz="6"/>
+            </w:tcBorders>
+            <w:tcMar>
+              <w:top w:type="dxa" w:w="80"/>
+              <w:left w:type="dxa" w:w="140"/>
+              <w:bottom w:type="dxa" w:w="80"/>
+              <w:right w:type="dxa" w:w="140"/>
+            </w:tcMar>
+            <w:vAlign w:val="bottom"/>
+          </w:tcPr>
+          <w:p>
+            <w:pPr>
+              <w:spacing w:after="0" w:before="0"/>
+            </w:pPr>
+            <w:r>
+              <w:rPr>
+                <w:b/>
+                <w:bCs/>
+                <w:sz w:val="18"/>
+                <w:szCs w:val="18"/>
+              </w:rPr>
+              <w:t xml:space="preserve">gilt auch bei …</w:t>
+            </w:r>
+          </w:p>
+          <w:p>
+            <w:pPr>
+              <w:pBdr>
+                <w:bottom w:val="dotted" w:color="8B9099" w:sz="4"/>
+                <w:between w:val="dotted" w:color="8B9099" w:sz="4"/>
+              </w:pBdr>
+              <w:spacing w:after="0" w:before="0" w:line="312" w:lineRule="exact"/>
+            </w:pPr>
+            <w:r>
+              <w:t xml:space="preserve"/>
+            </w:r>
+          </w:p>
+          <w:p>
+            <w:pPr>
+              <w:pBdr>
+                <w:bottom w:val="dotted" w:color="8B9099" w:sz="4"/>
+                <w:between w:val="dotted" w:color="8B9099" w:sz="4"/>
+              </w:pBdr>
+              <w:spacing w:after="0" w:before="0" w:line="312" w:lineRule="exact"/>
+            </w:pPr>
+            <w:r>
+              <w:t xml:space="preserve"/>
+            </w:r>
+          </w:p>
+          <w:p>
+            <w:pPr>
+              <w:pBdr>
+                <w:bottom w:val="dotted" w:color="8B9099" w:sz="4"/>
+                <w:between w:val="dotted" w:color="8B9099" w:sz="4"/>
+              </w:pBdr>
+              <w:spacing w:after="0" w:before="0" w:line="312" w:lineRule="exact"/>
+            </w:pPr>
+            <w:r>
+              <w:t xml:space="preserve"/>
+            </w:r>
+          </w:p>
+        </w:tc>
+      </w:tr>
+    </w:tbl>
+    <w:p>
+      <w:pPr>
+        <w:spacing w:after="60" w:before="0" w:line="40" w:lineRule="exact"/>
+      </w:pPr>
+      <w:r>
+        <w:rPr>
+          <w:sz w:val="4"/>
+          <w:szCs w:val="4"/>
+        </w:rPr>
+        <w:t xml:space="preserve"/>
+      </w:r>
+    </w:p>
+    <w:p>
+      <w:pPr>
+        <w:keepNext/>
+        <w:pBdr>
+          <w:top w:val="single" w:color="D8DBE0" w:sz="4" w:space="3"/>
+        </w:pBdr>
+        <w:spacing w:after="30" w:before="40"/>
+      </w:pPr>
+      <w:r>
+        <w:rPr>
+          <w:rFonts w:ascii="Consolas" w:cs="Consolas" w:eastAsia="Consolas" w:hAnsi="Consolas"/>
+          <w:b/>
+          <w:bCs/>
+          <w:color w:val="C0392B"/>
+          <w:sz w:val="14"/>
+          <w:szCs w:val="14"/>
+        </w:rPr>
+        <w:t xml:space="preserve">GLOSSAR</w:t>
       </w:r>
     </w:p>
     <w:tbl>
@@ -7078,95 +9138,10 @@
       <w:tr>
         <w:trPr>
           <w:cantSplit/>
-          <w:trHeight w:val="1134" w:hRule="atLeast"/>
         </w:trPr>
         <w:tc>
           <w:tcPr>
-            <w:tcW w:type="pct" w:w="33%"/>
-            <w:tcBorders>
-              <w:top w:val="single" w:color="D8DBE0" w:sz="4"/>
-              <w:left w:val="single" w:color="C0392B" w:sz="24"/>
-              <w:bottom w:val="single" w:color="D8DBE0" w:sz="4"/>
-              <w:right w:val="single" w:color="D8DBE0" w:sz="4"/>
-            </w:tcBorders>
-            <w:tcMar>
-              <w:top w:type="dxa" w:w="80"/>
-              <w:left w:type="dxa" w:w="100"/>
-              <w:bottom w:type="dxa" w:w="80"/>
-              <w:right w:type="dxa" w:w="100"/>
-            </w:tcMar>
-            <w:vAlign w:val="center"/>
-          </w:tcPr>
-          <w:p>
-            <w:pPr>
-              <w:spacing w:after="40"/>
-            </w:pPr>
-            <w:r>
-              <w:rPr>
-                <w:b/>
-                <w:bCs/>
-                <w:color w:val="C0392B"/>
-                <w:sz w:val="19"/>
-                <w:szCs w:val="19"/>
-              </w:rPr>
-              <w:t xml:space="preserve">Bedürfnisarten</w:t>
-            </w:r>
-          </w:p>
-          <w:p>
-            <w:pPr>
-              <w:pStyle w:val="ListParagraph"/>
-              <w:numPr>
-                <w:ilvl w:val="0"/>
-                <w:numId w:val="1"/>
-              </w:numPr>
-              <w:spacing w:after="10"/>
-            </w:pPr>
-            <w:r>
-              <w:rPr>
-                <w:sz w:val="17"/>
-                <w:szCs w:val="17"/>
-              </w:rPr>
-              <w:t xml:space="preserve">Existenz / Wahl</w:t>
-            </w:r>
-          </w:p>
-          <w:p>
-            <w:pPr>
-              <w:pStyle w:val="ListParagraph"/>
-              <w:numPr>
-                <w:ilvl w:val="0"/>
-                <w:numId w:val="1"/>
-              </w:numPr>
-              <w:spacing w:after="10"/>
-            </w:pPr>
-            <w:r>
-              <w:rPr>
-                <w:sz w:val="17"/>
-                <w:szCs w:val="17"/>
-              </w:rPr>
-              <w:t xml:space="preserve">Maslow-Stufen</w:t>
-            </w:r>
-          </w:p>
-          <w:p>
-            <w:pPr>
-              <w:pStyle w:val="ListParagraph"/>
-              <w:numPr>
-                <w:ilvl w:val="0"/>
-                <w:numId w:val="1"/>
-              </w:numPr>
-              <w:spacing w:after="10"/>
-            </w:pPr>
-            <w:r>
-              <w:rPr>
-                <w:sz w:val="17"/>
-                <w:szCs w:val="17"/>
-              </w:rPr>
-              <w:t xml:space="preserve">Bedürfnis ≠ Gut</w:t>
-            </w:r>
-          </w:p>
-        </w:tc>
-        <w:tc>
-          <w:tcPr>
-            <w:tcW w:type="pct" w:w="33%"/>
+            <w:tcW w:type="pct" w:w="33.333333333333336%"/>
             <w:tcBorders>
               <w:top w:val="nil" w:color="FFFFFF" w:sz="0"/>
               <w:left w:val="nil" w:color="FFFFFF" w:sz="0"/>
@@ -7174,102 +9149,110 @@
               <w:right w:val="nil" w:color="FFFFFF" w:sz="0"/>
             </w:tcBorders>
             <w:tcMar>
-              <w:top w:type="dxa" w:w="80"/>
-              <w:left w:type="dxa" w:w="100"/>
-              <w:bottom w:type="dxa" w:w="80"/>
-              <w:right w:type="dxa" w:w="100"/>
-            </w:tcMar>
-          </w:tcPr>
-          <w:p>
-            <w:pPr>
-              <w:spacing w:after="60" w:line="280" w:lineRule="auto"/>
-            </w:pPr>
-            <w:r>
-              <w:t xml:space="preserve"/>
-            </w:r>
-          </w:p>
-        </w:tc>
-        <w:tc>
-          <w:tcPr>
-            <w:tcW w:type="pct" w:w="33%"/>
-            <w:tcBorders>
-              <w:top w:val="single" w:color="D8DBE0" w:sz="4"/>
-              <w:left w:val="single" w:color="C0392B" w:sz="24"/>
-              <w:bottom w:val="single" w:color="D8DBE0" w:sz="4"/>
-              <w:right w:val="single" w:color="D8DBE0" w:sz="4"/>
-            </w:tcBorders>
-            <w:tcMar>
-              <w:top w:type="dxa" w:w="80"/>
-              <w:left w:type="dxa" w:w="100"/>
-              <w:bottom w:type="dxa" w:w="80"/>
-              <w:right w:type="dxa" w:w="100"/>
-            </w:tcMar>
-            <w:vAlign w:val="center"/>
-          </w:tcPr>
-          <w:p>
-            <w:pPr>
-              <w:spacing w:after="40"/>
-            </w:pPr>
-            <w:r>
-              <w:rPr>
-                <w:b/>
-                <w:bCs/>
-                <w:color w:val="C0392B"/>
-                <w:sz w:val="19"/>
-                <w:szCs w:val="19"/>
-              </w:rPr>
-              <w:t xml:space="preserve">Was mich beeinflusst</w:t>
-            </w:r>
-          </w:p>
-          <w:p>
-            <w:pPr>
-              <w:pStyle w:val="ListParagraph"/>
-              <w:numPr>
-                <w:ilvl w:val="0"/>
-                <w:numId w:val="1"/>
-              </w:numPr>
-              <w:spacing w:after="10"/>
-            </w:pPr>
-            <w:r>
-              <w:rPr>
-                <w:sz w:val="17"/>
-                <w:szCs w:val="17"/>
-              </w:rPr>
-              <w:t xml:space="preserve">Feed und Werbung</w:t>
-            </w:r>
-          </w:p>
-          <w:p>
-            <w:pPr>
-              <w:pStyle w:val="ListParagraph"/>
-              <w:numPr>
-                <w:ilvl w:val="0"/>
-                <w:numId w:val="1"/>
-              </w:numPr>
-              <w:spacing w:after="10"/>
-            </w:pPr>
-            <w:r>
-              <w:rPr>
-                <w:sz w:val="17"/>
-                <w:szCs w:val="17"/>
-              </w:rPr>
-              <w:t xml:space="preserve">Klasse, Kollegen</w:t>
-            </w:r>
-          </w:p>
-          <w:p>
-            <w:pPr>
-              <w:pStyle w:val="ListParagraph"/>
-              <w:numPr>
-                <w:ilvl w:val="0"/>
-                <w:numId w:val="1"/>
-              </w:numPr>
-              <w:spacing w:after="10"/>
-            </w:pPr>
-            <w:r>
-              <w:rPr>
-                <w:sz w:val="17"/>
-                <w:szCs w:val="17"/>
-              </w:rPr>
-              <w:t xml:space="preserve">Impulskauf</w:t>
+              <w:top w:type="dxa" w:w="0"/>
+              <w:left w:type="dxa" w:w="0"/>
+              <w:bottom w:type="dxa" w:w="30"/>
+              <w:right w:type="dxa" w:w="90"/>
+            </w:tcMar>
+          </w:tcPr>
+          <w:p>
+            <w:pPr>
+              <w:spacing w:after="0" w:before="0" w:line="216" w:lineRule="auto"/>
+            </w:pPr>
+            <w:r>
+              <w:rPr>
+                <w:b/>
+                <w:bCs/>
+                <w:sz w:val="15"/>
+                <w:szCs w:val="15"/>
+              </w:rPr>
+              <w:t xml:space="preserve">Bedürfnis</w:t>
+            </w:r>
+            <w:r>
+              <w:rPr>
+                <w:color w:val="4A5057"/>
+                <w:sz w:val="15"/>
+                <w:szCs w:val="15"/>
+              </w:rPr>
+              <w:t xml:space="preserve"> Gefühl eines Mangels, verbunden mit dem Wunsch, ihn zu beheben.</w:t>
+            </w:r>
+          </w:p>
+        </w:tc>
+        <w:tc>
+          <w:tcPr>
+            <w:tcW w:type="pct" w:w="33.333333333333336%"/>
+            <w:tcBorders>
+              <w:top w:val="nil" w:color="FFFFFF" w:sz="0"/>
+              <w:left w:val="nil" w:color="FFFFFF" w:sz="0"/>
+              <w:bottom w:val="nil" w:color="FFFFFF" w:sz="0"/>
+              <w:right w:val="nil" w:color="FFFFFF" w:sz="0"/>
+            </w:tcBorders>
+            <w:tcMar>
+              <w:top w:type="dxa" w:w="0"/>
+              <w:left w:type="dxa" w:w="90"/>
+              <w:bottom w:type="dxa" w:w="30"/>
+              <w:right w:type="dxa" w:w="90"/>
+            </w:tcMar>
+          </w:tcPr>
+          <w:p>
+            <w:pPr>
+              <w:spacing w:after="0" w:before="0" w:line="216" w:lineRule="auto"/>
+            </w:pPr>
+            <w:r>
+              <w:rPr>
+                <w:b/>
+                <w:bCs/>
+                <w:sz w:val="15"/>
+                <w:szCs w:val="15"/>
+              </w:rPr>
+              <w:t xml:space="preserve">Bedürfnispyramide</w:t>
+            </w:r>
+            <w:r>
+              <w:rPr>
+                <w:color w:val="4A5057"/>
+                <w:sz w:val="15"/>
+                <w:szCs w:val="15"/>
+              </w:rPr>
+              <w:t xml:space="preserve"> Modell von Maslow mit fünf aufeinander aufbauenden Stufen.</w:t>
+            </w:r>
+          </w:p>
+        </w:tc>
+        <w:tc>
+          <w:tcPr>
+            <w:tcW w:type="pct" w:w="33.333333333333336%"/>
+            <w:tcBorders>
+              <w:top w:val="nil" w:color="FFFFFF" w:sz="0"/>
+              <w:left w:val="nil" w:color="FFFFFF" w:sz="0"/>
+              <w:bottom w:val="nil" w:color="FFFFFF" w:sz="0"/>
+              <w:right w:val="nil" w:color="FFFFFF" w:sz="0"/>
+            </w:tcBorders>
+            <w:tcMar>
+              <w:top w:type="dxa" w:w="0"/>
+              <w:left w:type="dxa" w:w="90"/>
+              <w:bottom w:type="dxa" w:w="30"/>
+              <w:right w:type="dxa" w:w="0"/>
+            </w:tcMar>
+          </w:tcPr>
+          <w:p>
+            <w:pPr>
+              <w:spacing w:after="0" w:before="0" w:line="216" w:lineRule="auto"/>
+            </w:pPr>
+            <w:r>
+              <w:rPr>
+                <w:b/>
+                <w:bCs/>
+                <w:sz w:val="15"/>
+                <w:szCs w:val="15"/>
+              </w:rPr>
+              <w:t xml:space="preserve">Geweckter Wunsch</w:t>
+            </w:r>
+            <w:r>
+              <w:rPr>
+                <w:color w:val="4A5057"/>
+                <w:sz w:val="15"/>
+                <w:szCs w:val="15"/>
+              </w:rPr>
+              <w:t xml:space="preserve"> Wunsch, der von aussen entsteht, etwa durch Werbung oder das Umfeld.</w:t>
             </w:r>
           </w:p>
         </w:tc>
@@ -7277,11 +9260,10 @@
       <w:tr>
         <w:trPr>
           <w:cantSplit/>
-          <w:trHeight w:val="1134" w:hRule="atLeast"/>
         </w:trPr>
         <w:tc>
           <w:tcPr>
-            <w:tcW w:type="pct" w:w="33%"/>
+            <w:tcW w:type="pct" w:w="33.333333333333336%"/>
             <w:tcBorders>
               <w:top w:val="nil" w:color="FFFFFF" w:sz="0"/>
               <w:left w:val="nil" w:color="FFFFFF" w:sz="0"/>
@@ -7289,57 +9271,38 @@
               <w:right w:val="nil" w:color="FFFFFF" w:sz="0"/>
             </w:tcBorders>
             <w:tcMar>
-              <w:top w:type="dxa" w:w="80"/>
-              <w:left w:type="dxa" w:w="100"/>
-              <w:bottom w:type="dxa" w:w="80"/>
-              <w:right w:type="dxa" w:w="100"/>
-            </w:tcMar>
-          </w:tcPr>
-          <w:p>
-            <w:pPr>
-              <w:spacing w:after="60" w:line="280" w:lineRule="auto"/>
-            </w:pPr>
-            <w:r>
-              <w:t xml:space="preserve"/>
-            </w:r>
-          </w:p>
-        </w:tc>
-        <w:tc>
-          <w:tcPr>
-            <w:tcW w:type="pct" w:w="34%"/>
-            <w:tcBorders>
-              <w:top w:val="single" w:color="C0392B" w:sz="12"/>
-              <w:left w:val="single" w:color="C0392B" w:sz="12"/>
-              <w:bottom w:val="single" w:color="C0392B" w:sz="12"/>
-              <w:right w:val="single" w:color="C0392B" w:sz="12"/>
-            </w:tcBorders>
-            <w:tcMar>
-              <w:top w:type="dxa" w:w="120"/>
-              <w:left w:type="dxa" w:w="120"/>
-              <w:bottom w:type="dxa" w:w="120"/>
-              <w:right w:type="dxa" w:w="120"/>
-            </w:tcMar>
-            <w:vAlign w:val="center"/>
-          </w:tcPr>
-          <w:p>
-            <w:pPr>
-              <w:spacing w:after="0"/>
-              <w:jc w:val="center"/>
-            </w:pPr>
-            <w:r>
-              <w:rPr>
-                <w:b/>
-                <w:bCs/>
-                <w:sz w:val="21"/>
-                <w:szCs w:val="21"/>
-              </w:rPr>
-              <w:t xml:space="preserve">Wunsch jetzt oder Sicherheit später</w:t>
-            </w:r>
-          </w:p>
-        </w:tc>
-        <w:tc>
-          <w:tcPr>
-            <w:tcW w:type="pct" w:w="33%"/>
+              <w:top w:type="dxa" w:w="0"/>
+              <w:left w:type="dxa" w:w="0"/>
+              <w:bottom w:type="dxa" w:w="30"/>
+              <w:right w:type="dxa" w:w="90"/>
+            </w:tcMar>
+          </w:tcPr>
+          <w:p>
+            <w:pPr>
+              <w:spacing w:after="0" w:before="0" w:line="216" w:lineRule="auto"/>
+            </w:pPr>
+            <w:r>
+              <w:rPr>
+                <w:b/>
+                <w:bCs/>
+                <w:sz w:val="15"/>
+                <w:szCs w:val="15"/>
+              </w:rPr>
+              <w:t xml:space="preserve">Gut</w:t>
+            </w:r>
+            <w:r>
+              <w:rPr>
+                <w:color w:val="4A5057"/>
+                <w:sz w:val="15"/>
+                <w:szCs w:val="15"/>
+              </w:rPr>
+              <w:t xml:space="preserve"> Mittel, mit dem ein Bedürfnis befriedigt wird.</w:t>
+            </w:r>
+          </w:p>
+        </w:tc>
+        <w:tc>
+          <w:tcPr>
+            <w:tcW w:type="pct" w:w="33.333333333333336%"/>
             <w:tcBorders>
               <w:top w:val="nil" w:color="FFFFFF" w:sz="0"/>
               <w:left w:val="nil" w:color="FFFFFF" w:sz="0"/>
@@ -7347,18 +9310,71 @@
               <w:right w:val="nil" w:color="FFFFFF" w:sz="0"/>
             </w:tcBorders>
             <w:tcMar>
-              <w:top w:type="dxa" w:w="80"/>
-              <w:left w:type="dxa" w:w="100"/>
-              <w:bottom w:type="dxa" w:w="80"/>
-              <w:right w:type="dxa" w:w="100"/>
-            </w:tcMar>
-          </w:tcPr>
-          <w:p>
-            <w:pPr>
-              <w:spacing w:after="60" w:line="280" w:lineRule="auto"/>
-            </w:pPr>
-            <w:r>
-              <w:t xml:space="preserve"/>
+              <w:top w:type="dxa" w:w="0"/>
+              <w:left w:type="dxa" w:w="90"/>
+              <w:bottom w:type="dxa" w:w="30"/>
+              <w:right w:type="dxa" w:w="90"/>
+            </w:tcMar>
+          </w:tcPr>
+          <w:p>
+            <w:pPr>
+              <w:spacing w:after="0" w:before="0" w:line="216" w:lineRule="auto"/>
+            </w:pPr>
+            <w:r>
+              <w:rPr>
+                <w:b/>
+                <w:bCs/>
+                <w:sz w:val="15"/>
+                <w:szCs w:val="15"/>
+              </w:rPr>
+              <w:t xml:space="preserve">Werbung</w:t>
+            </w:r>
+            <w:r>
+              <w:rPr>
+                <w:color w:val="4A5057"/>
+                <w:sz w:val="15"/>
+                <w:szCs w:val="15"/>
+              </w:rPr>
+              <w:t xml:space="preserve"> Botschaften von Firmen, die Wünsche wecken und zum Kauf bewegen sollen.</w:t>
+            </w:r>
+          </w:p>
+        </w:tc>
+        <w:tc>
+          <w:tcPr>
+            <w:tcW w:type="pct" w:w="33.333333333333336%"/>
+            <w:tcBorders>
+              <w:top w:val="nil" w:color="FFFFFF" w:sz="0"/>
+              <w:left w:val="nil" w:color="FFFFFF" w:sz="0"/>
+              <w:bottom w:val="nil" w:color="FFFFFF" w:sz="0"/>
+              <w:right w:val="nil" w:color="FFFFFF" w:sz="0"/>
+            </w:tcBorders>
+            <w:tcMar>
+              <w:top w:type="dxa" w:w="0"/>
+              <w:left w:type="dxa" w:w="90"/>
+              <w:bottom w:type="dxa" w:w="30"/>
+              <w:right w:type="dxa" w:w="0"/>
+            </w:tcMar>
+          </w:tcPr>
+          <w:p>
+            <w:pPr>
+              <w:spacing w:after="0" w:before="0" w:line="216" w:lineRule="auto"/>
+            </w:pPr>
+            <w:r>
+              <w:rPr>
+                <w:b/>
+                <w:bCs/>
+                <w:sz w:val="15"/>
+                <w:szCs w:val="15"/>
+              </w:rPr>
+              <w:t xml:space="preserve">Massstab</w:t>
+            </w:r>
+            <w:r>
+              <w:rPr>
+                <w:color w:val="4A5057"/>
+                <w:sz w:val="15"/>
+                <w:szCs w:val="15"/>
+              </w:rPr>
+              <w:t xml:space="preserve"> Eigene, überprüfbare Regel, nach der ich über einen Kauf entscheide.</w:t>
             </w:r>
           </w:p>
         </w:tc>
@@ -7366,95 +9382,10 @@
       <w:tr>
         <w:trPr>
           <w:cantSplit/>
-          <w:trHeight w:val="1134" w:hRule="atLeast"/>
         </w:trPr>
         <w:tc>
           <w:tcPr>
-            <w:tcW w:type="pct" w:w="33%"/>
-            <w:tcBorders>
-              <w:top w:val="single" w:color="D8DBE0" w:sz="4"/>
-              <w:left w:val="single" w:color="C0392B" w:sz="24"/>
-              <w:bottom w:val="single" w:color="D8DBE0" w:sz="4"/>
-              <w:right w:val="single" w:color="D8DBE0" w:sz="4"/>
-            </w:tcBorders>
-            <w:tcMar>
-              <w:top w:type="dxa" w:w="80"/>
-              <w:left w:type="dxa" w:w="100"/>
-              <w:bottom w:type="dxa" w:w="80"/>
-              <w:right w:type="dxa" w:w="100"/>
-            </w:tcMar>
-            <w:vAlign w:val="center"/>
-          </w:tcPr>
-          <w:p>
-            <w:pPr>
-              <w:spacing w:after="40"/>
-            </w:pPr>
-            <w:r>
-              <w:rPr>
-                <w:b/>
-                <w:bCs/>
-                <w:color w:val="C0392B"/>
-                <w:sz w:val="19"/>
-                <w:szCs w:val="19"/>
-              </w:rPr>
-              <w:t xml:space="preserve">Mein Massstab</w:t>
-            </w:r>
-          </w:p>
-          <w:p>
-            <w:pPr>
-              <w:pStyle w:val="ListParagraph"/>
-              <w:numPr>
-                <w:ilvl w:val="0"/>
-                <w:numId w:val="1"/>
-              </w:numPr>
-              <w:spacing w:after="10"/>
-            </w:pPr>
-            <w:r>
-              <w:rPr>
-                <w:sz w:val="17"/>
-                <w:szCs w:val="17"/>
-              </w:rPr>
-              <w:t xml:space="preserve">Prüffrage</w:t>
-            </w:r>
-          </w:p>
-          <w:p>
-            <w:pPr>
-              <w:pStyle w:val="ListParagraph"/>
-              <w:numPr>
-                <w:ilvl w:val="0"/>
-                <w:numId w:val="1"/>
-              </w:numPr>
-              <w:spacing w:after="10"/>
-            </w:pPr>
-            <w:r>
-              <w:rPr>
-                <w:sz w:val="17"/>
-                <w:szCs w:val="17"/>
-              </w:rPr>
-              <w:t xml:space="preserve">echt / geweckt</w:t>
-            </w:r>
-          </w:p>
-          <w:p>
-            <w:pPr>
-              <w:pStyle w:val="ListParagraph"/>
-              <w:numPr>
-                <w:ilvl w:val="0"/>
-                <w:numId w:val="1"/>
-              </w:numPr>
-              <w:spacing w:after="10"/>
-            </w:pPr>
-            <w:r>
-              <w:rPr>
-                <w:sz w:val="17"/>
-                <w:szCs w:val="17"/>
-              </w:rPr>
-              <w:t xml:space="preserve">Entscheid Handy</w:t>
-            </w:r>
-          </w:p>
-        </w:tc>
-        <w:tc>
-          <w:tcPr>
-            <w:tcW w:type="pct" w:w="33%"/>
+            <w:tcW w:type="pct" w:w="33.333333333333336%"/>
             <w:tcBorders>
               <w:top w:val="nil" w:color="FFFFFF" w:sz="0"/>
               <w:left w:val="nil" w:color="FFFFFF" w:sz="0"/>
@@ -7462,81 +9393,215 @@
               <w:right w:val="nil" w:color="FFFFFF" w:sz="0"/>
             </w:tcBorders>
             <w:tcMar>
-              <w:top w:type="dxa" w:w="80"/>
-              <w:left w:type="dxa" w:w="100"/>
-              <w:bottom w:type="dxa" w:w="80"/>
-              <w:right w:type="dxa" w:w="100"/>
-            </w:tcMar>
-          </w:tcPr>
-          <w:p>
-            <w:pPr>
-              <w:spacing w:after="60" w:line="280" w:lineRule="auto"/>
-            </w:pPr>
-            <w:r>
-              <w:t xml:space="preserve"/>
-            </w:r>
-          </w:p>
-        </w:tc>
-        <w:tc>
-          <w:tcPr>
-            <w:tcW w:type="pct" w:w="33%"/>
-            <w:tcBorders>
-              <w:top w:val="dashed" w:color="4A5057" w:sz="4"/>
-              <w:left w:val="dashed" w:color="4A5057" w:sz="24"/>
-              <w:bottom w:val="dashed" w:color="4A5057" w:sz="4"/>
-              <w:right w:val="dashed" w:color="4A5057" w:sz="4"/>
-            </w:tcBorders>
-            <w:tcMar>
-              <w:top w:type="dxa" w:w="80"/>
-              <w:left w:type="dxa" w:w="100"/>
-              <w:bottom w:type="dxa" w:w="80"/>
-              <w:right w:type="dxa" w:w="100"/>
-            </w:tcMar>
-            <w:vAlign w:val="center"/>
-          </w:tcPr>
-          <w:p>
-            <w:pPr>
-              <w:spacing w:after="40"/>
-            </w:pPr>
-            <w:r>
-              <w:rPr>
-                <w:b/>
-                <w:bCs/>
-                <w:color w:val="1A1D22"/>
-                <w:sz w:val="19"/>
-                <w:szCs w:val="19"/>
-              </w:rPr>
-              <w:t xml:space="preserve">gilt auch bei …</w:t>
-            </w:r>
-          </w:p>
-          <w:p>
-            <w:pPr>
-              <w:pBdr>
-                <w:bottom w:val="dotted" w:color="8B9099" w:sz="4"/>
-              </w:pBdr>
-              <w:spacing w:after="60" w:before="0" w:line="300" w:lineRule="auto"/>
-            </w:pPr>
-            <w:r>
-              <w:t xml:space="preserve"/>
-            </w:r>
-          </w:p>
-          <w:p>
-            <w:pPr>
-              <w:pBdr>
-                <w:bottom w:val="dotted" w:color="8B9099" w:sz="4"/>
-              </w:pBdr>
-              <w:spacing w:after="60" w:before="0" w:line="300" w:lineRule="auto"/>
-            </w:pPr>
-            <w:r>
-              <w:t xml:space="preserve"/>
-            </w:r>
-          </w:p>
-          <w:p>
-            <w:pPr>
-              <w:pBdr>
-                <w:bottom w:val="dotted" w:color="8B9099" w:sz="4"/>
-              </w:pBdr>
-              <w:spacing w:after="60" w:before="0" w:line="300" w:lineRule="auto"/>
+              <w:top w:type="dxa" w:w="0"/>
+              <w:left w:type="dxa" w:w="0"/>
+              <w:bottom w:type="dxa" w:w="30"/>
+              <w:right w:type="dxa" w:w="90"/>
+            </w:tcMar>
+          </w:tcPr>
+          <w:p>
+            <w:pPr>
+              <w:spacing w:after="0" w:before="0" w:line="216" w:lineRule="auto"/>
+            </w:pPr>
+            <w:r>
+              <w:rPr>
+                <w:b/>
+                <w:bCs/>
+                <w:sz w:val="15"/>
+                <w:szCs w:val="15"/>
+              </w:rPr>
+              <w:t xml:space="preserve">Existenzbedürfnis</w:t>
+            </w:r>
+            <w:r>
+              <w:rPr>
+                <w:color w:val="4A5057"/>
+                <w:sz w:val="15"/>
+                <w:szCs w:val="15"/>
+              </w:rPr>
+              <w:t xml:space="preserve"> Lebensnotwendiges Bedürfnis, das zuerst gedeckt werden muss.</w:t>
+            </w:r>
+          </w:p>
+        </w:tc>
+        <w:tc>
+          <w:tcPr>
+            <w:tcW w:type="pct" w:w="33.333333333333336%"/>
+            <w:tcBorders>
+              <w:top w:val="nil" w:color="FFFFFF" w:sz="0"/>
+              <w:left w:val="nil" w:color="FFFFFF" w:sz="0"/>
+              <w:bottom w:val="nil" w:color="FFFFFF" w:sz="0"/>
+              <w:right w:val="nil" w:color="FFFFFF" w:sz="0"/>
+            </w:tcBorders>
+            <w:tcMar>
+              <w:top w:type="dxa" w:w="0"/>
+              <w:left w:type="dxa" w:w="90"/>
+              <w:bottom w:type="dxa" w:w="30"/>
+              <w:right w:type="dxa" w:w="90"/>
+            </w:tcMar>
+          </w:tcPr>
+          <w:p>
+            <w:pPr>
+              <w:spacing w:after="0" w:before="0" w:line="216" w:lineRule="auto"/>
+            </w:pPr>
+            <w:r>
+              <w:rPr>
+                <w:b/>
+                <w:bCs/>
+                <w:sz w:val="15"/>
+                <w:szCs w:val="15"/>
+              </w:rPr>
+              <w:t xml:space="preserve">Impulskauf</w:t>
+            </w:r>
+            <w:r>
+              <w:rPr>
+                <w:color w:val="4A5057"/>
+                <w:sz w:val="15"/>
+                <w:szCs w:val="15"/>
+              </w:rPr>
+              <w:t xml:space="preserve"> Kauf aus spontanem Wunsch, ohne Planung oder Vergleich.</w:t>
+            </w:r>
+          </w:p>
+        </w:tc>
+        <w:tc>
+          <w:tcPr>
+            <w:tcW w:type="pct" w:w="33.333333333333336%"/>
+            <w:tcBorders>
+              <w:top w:val="nil" w:color="FFFFFF" w:sz="0"/>
+              <w:left w:val="nil" w:color="FFFFFF" w:sz="0"/>
+              <w:bottom w:val="nil" w:color="FFFFFF" w:sz="0"/>
+              <w:right w:val="nil" w:color="FFFFFF" w:sz="0"/>
+            </w:tcBorders>
+            <w:tcMar>
+              <w:top w:type="dxa" w:w="0"/>
+              <w:left w:type="dxa" w:w="90"/>
+              <w:bottom w:type="dxa" w:w="30"/>
+              <w:right w:type="dxa" w:w="0"/>
+            </w:tcMar>
+          </w:tcPr>
+          <w:p>
+            <w:pPr>
+              <w:spacing w:after="0" w:before="0" w:line="216" w:lineRule="auto"/>
+            </w:pPr>
+            <w:r>
+              <w:rPr>
+                <w:b/>
+                <w:bCs/>
+                <w:sz w:val="15"/>
+                <w:szCs w:val="15"/>
+              </w:rPr>
+              <w:t xml:space="preserve">Nachfrage</w:t>
+            </w:r>
+            <w:r>
+              <w:rPr>
+                <w:color w:val="4A5057"/>
+                <w:sz w:val="15"/>
+                <w:szCs w:val="15"/>
+              </w:rPr>
+              <w:t xml:space="preserve"> Was Käuferinnen und Käufer von einem Gut kaufen wollen.</w:t>
+            </w:r>
+          </w:p>
+        </w:tc>
+      </w:tr>
+      <w:tr>
+        <w:trPr>
+          <w:cantSplit/>
+        </w:trPr>
+        <w:tc>
+          <w:tcPr>
+            <w:tcW w:type="pct" w:w="33.333333333333336%"/>
+            <w:tcBorders>
+              <w:top w:val="nil" w:color="FFFFFF" w:sz="0"/>
+              <w:left w:val="nil" w:color="FFFFFF" w:sz="0"/>
+              <w:bottom w:val="nil" w:color="FFFFFF" w:sz="0"/>
+              <w:right w:val="nil" w:color="FFFFFF" w:sz="0"/>
+            </w:tcBorders>
+            <w:tcMar>
+              <w:top w:type="dxa" w:w="0"/>
+              <w:left w:type="dxa" w:w="0"/>
+              <w:bottom w:type="dxa" w:w="30"/>
+              <w:right w:type="dxa" w:w="90"/>
+            </w:tcMar>
+          </w:tcPr>
+          <w:p>
+            <w:pPr>
+              <w:spacing w:after="0" w:before="0" w:line="216" w:lineRule="auto"/>
+            </w:pPr>
+            <w:r>
+              <w:rPr>
+                <w:b/>
+                <w:bCs/>
+                <w:sz w:val="15"/>
+                <w:szCs w:val="15"/>
+              </w:rPr>
+              <w:t xml:space="preserve">Wahlbedürfnis</w:t>
+            </w:r>
+            <w:r>
+              <w:rPr>
+                <w:color w:val="4A5057"/>
+                <w:sz w:val="15"/>
+                <w:szCs w:val="15"/>
+              </w:rPr>
+              <w:t xml:space="preserve"> Bedürfnis, auf das man verzichten könnte.</w:t>
+            </w:r>
+          </w:p>
+        </w:tc>
+        <w:tc>
+          <w:tcPr>
+            <w:tcW w:type="pct" w:w="33.333333333333336%"/>
+            <w:tcBorders>
+              <w:top w:val="nil" w:color="FFFFFF" w:sz="0"/>
+              <w:left w:val="nil" w:color="FFFFFF" w:sz="0"/>
+              <w:bottom w:val="nil" w:color="FFFFFF" w:sz="0"/>
+              <w:right w:val="nil" w:color="FFFFFF" w:sz="0"/>
+            </w:tcBorders>
+            <w:tcMar>
+              <w:top w:type="dxa" w:w="0"/>
+              <w:left w:type="dxa" w:w="90"/>
+              <w:bottom w:type="dxa" w:w="30"/>
+              <w:right w:type="dxa" w:w="90"/>
+            </w:tcMar>
+          </w:tcPr>
+          <w:p>
+            <w:pPr>
+              <w:spacing w:after="0" w:before="0" w:line="216" w:lineRule="auto"/>
+            </w:pPr>
+            <w:r>
+              <w:rPr>
+                <w:b/>
+                <w:bCs/>
+                <w:sz w:val="15"/>
+                <w:szCs w:val="15"/>
+              </w:rPr>
+              <w:t xml:space="preserve">Konsumdruck</w:t>
+            </w:r>
+            <w:r>
+              <w:rPr>
+                <w:color w:val="4A5057"/>
+                <w:sz w:val="15"/>
+                <w:szCs w:val="15"/>
+              </w:rPr>
+              <w:t xml:space="preserve"> Druck aus dem Umfeld, etwas zu kaufen, um dazuzugehören.</w:t>
+            </w:r>
+          </w:p>
+        </w:tc>
+        <w:tc>
+          <w:tcPr>
+            <w:tcW w:type="pct" w:w="33.333333333333336%"/>
+            <w:tcBorders>
+              <w:top w:val="nil" w:color="FFFFFF" w:sz="0"/>
+              <w:left w:val="nil" w:color="FFFFFF" w:sz="0"/>
+              <w:bottom w:val="nil" w:color="FFFFFF" w:sz="0"/>
+              <w:right w:val="nil" w:color="FFFFFF" w:sz="0"/>
+            </w:tcBorders>
+            <w:tcMar>
+              <w:top w:type="dxa" w:w="0"/>
+              <w:left w:type="dxa" w:w="90"/>
+              <w:bottom w:type="dxa" w:w="30"/>
+              <w:right w:type="dxa" w:w="0"/>
+            </w:tcMar>
+          </w:tcPr>
+          <w:p>
+            <w:pPr>
+              <w:spacing w:after="0" w:before="0"/>
             </w:pPr>
             <w:r>
               <w:t xml:space="preserve"/>
@@ -7642,21 +9707,7 @@
           <w:sz w:val="14"/>
           <w:szCs w:val="14"/>
         </w:rPr>
-        <w:t xml:space="preserve">MITNAHME IN DEN GEMEINSAMEN AUFTRAG (WOCHE 3)</w:t>
-      </w:r>
-    </w:p>
-    <w:p>
-      <w:pPr>
-        <w:keepNext/>
-        <w:spacing w:after="60"/>
-      </w:pPr>
-      <w:r>
-        <w:rPr>
-          <w:color w:val="4A5057"/>
-          <w:sz w:val="18"/>
-          <w:szCs w:val="18"/>
-        </w:rPr>
-        <w:t xml:space="preserve">Diese drei Zeilen brauchen Sie in Woche 3 wieder.</w:t>
+        <w:t xml:space="preserve">DAS NEHME ICH MIT</w:t>
       </w:r>
     </w:p>
     <w:tbl>
@@ -7678,7 +9729,7 @@
       <w:tr>
         <w:trPr>
           <w:cantSplit/>
-          <w:trHeight w:val="510" w:hRule="atLeast"/>
+          <w:trHeight w:val="425" w:hRule="atLeast"/>
         </w:trPr>
         <w:tc>
           <w:tcPr>
@@ -7742,7 +9793,7 @@
       <w:tr>
         <w:trPr>
           <w:cantSplit/>
-          <w:trHeight w:val="510" w:hRule="atLeast"/>
+          <w:trHeight w:val="425" w:hRule="atLeast"/>
         </w:trPr>
         <w:tc>
           <w:tcPr>
@@ -7806,7 +9857,7 @@
       <w:tr>
         <w:trPr>
           <w:cantSplit/>
-          <w:trHeight w:val="510" w:hRule="atLeast"/>
+          <w:trHeight w:val="425" w:hRule="atLeast"/>
         </w:trPr>
         <w:tc>
           <w:tcPr>
@@ -7882,10 +9933,15 @@
     </w:p>
     <w:p>
       <w:pPr>
-        <w:spacing w:after="60" w:line="280" w:lineRule="auto"/>
+        <w:keepNext/>
+        <w:pBdr>
+          <w:bottom w:val="single" w:color="C0392B" w:sz="8" w:space="2"/>
+        </w:pBdr>
+        <w:spacing w:after="20" w:before="0"/>
       </w:pPr>
       <w:r>
         <w:rPr>
+          <w:rFonts w:ascii="Consolas" w:cs="Consolas" w:eastAsia="Consolas" w:hAnsi="Consolas"/>
           <w:b/>
           <w:bCs/>
           <w:color w:val="C0392B"/>
@@ -7913,129 +9969,326 @@
       </w:tblGrid>
       <w:tr>
         <w:trPr>
-          <w:tblHeader/>
+          <w:cantSplit/>
         </w:trPr>
         <w:tc>
           <w:tcPr>
-            <w:tcW w:type="pct" w:w="30%"/>
-            <w:tcBorders>
-              <w:top w:val="single" w:color="C0392B" w:sz="4"/>
-              <w:left w:val="nil" w:sz="0"/>
-              <w:bottom w:val="single" w:color="C0392B" w:sz="12"/>
-              <w:right w:val="nil" w:sz="0"/>
-            </w:tcBorders>
-            <w:shd w:color="FFFFFF" w:val="solid"/>
-            <w:tcMar>
-              <w:top w:type="dxa" w:w="80"/>
-              <w:left w:type="dxa" w:w="100"/>
-              <w:bottom w:type="dxa" w:w="80"/>
-              <w:right w:type="dxa" w:w="100"/>
-            </w:tcMar>
-          </w:tcPr>
-          <w:p>
-            <w:pPr>
-              <w:spacing w:after="60" w:line="280" w:lineRule="auto"/>
-            </w:pPr>
-            <w:r>
-              <w:rPr>
-                <w:b/>
-                <w:bCs/>
-                <w:color w:val="C0392B"/>
-                <w:sz w:val="14"/>
-                <w:szCs w:val="14"/>
-              </w:rPr>
-              <w:t xml:space="preserve">PRODUKT</w:t>
-            </w:r>
-          </w:p>
-        </w:tc>
-        <w:tc>
-          <w:tcPr>
-            <w:tcW w:type="pct" w:w="70%"/>
-            <w:tcBorders>
-              <w:top w:val="single" w:color="C0392B" w:sz="4"/>
-              <w:left w:val="nil" w:sz="0"/>
-              <w:bottom w:val="single" w:color="C0392B" w:sz="12"/>
-              <w:right w:val="nil" w:sz="0"/>
-            </w:tcBorders>
-            <w:shd w:color="FFFFFF" w:val="solid"/>
-            <w:tcMar>
-              <w:top w:type="dxa" w:w="80"/>
-              <w:left w:type="dxa" w:w="100"/>
-              <w:bottom w:type="dxa" w:w="80"/>
-              <w:right w:type="dxa" w:w="100"/>
-            </w:tcMar>
-          </w:tcPr>
-          <w:p>
-            <w:pPr>
-              <w:spacing w:after="60" w:line="280" w:lineRule="auto"/>
-            </w:pPr>
-            <w:r>
-              <w:rPr>
-                <w:b/>
-                <w:bCs/>
-                <w:color w:val="C0392B"/>
-                <w:sz w:val="14"/>
-                <w:szCs w:val="14"/>
-              </w:rPr>
-              <w:t xml:space="preserve">KRITERIEN</w:t>
+            <w:tcW w:type="pct" w:w="50%"/>
+            <w:tcBorders>
+              <w:top w:val="nil" w:color="FFFFFF" w:sz="0"/>
+              <w:left w:val="nil" w:color="FFFFFF" w:sz="0"/>
+              <w:bottom w:val="nil" w:color="FFFFFF" w:sz="0"/>
+              <w:right w:val="nil" w:color="FFFFFF" w:sz="0"/>
+            </w:tcBorders>
+            <w:tcMar>
+              <w:top w:type="dxa" w:w="0"/>
+              <w:left w:type="dxa" w:w="0"/>
+              <w:bottom w:type="dxa" w:w="40"/>
+              <w:right w:type="dxa" w:w="140"/>
+            </w:tcMar>
+          </w:tcPr>
+          <w:p>
+            <w:pPr>
+              <w:keepNext/>
+              <w:spacing w:after="10" w:before="20"/>
+            </w:pPr>
+            <w:r>
+              <w:rPr>
+                <w:b/>
+                <w:bCs/>
+                <w:sz w:val="17"/>
+                <w:szCs w:val="17"/>
+              </w:rPr>
+              <w:t xml:space="preserve">Leitfragen</w:t>
+            </w:r>
+          </w:p>
+          <w:p>
+            <w:pPr>
+              <w:pBdr>
+                <w:bottom w:val="single" w:color="D8DBE0" w:sz="2" w:space="1"/>
+              </w:pBdr>
+              <w:tabs>
+                <w:tab w:val="right" w:pos="4659"/>
+              </w:tabs>
+              <w:spacing w:after="0" w:before="0" w:line="228" w:lineRule="auto"/>
+            </w:pPr>
+            <w:r>
+              <w:rPr>
+                <w:b/>
+                <w:bCs/>
+                <w:sz w:val="16"/>
+                <w:szCs w:val="16"/>
+              </w:rPr>
+              <w:t xml:space="preserve">✔ </w:t>
+            </w:r>
+            <w:r>
+              <w:rPr>
+                <w:sz w:val="16"/>
+                <w:szCs w:val="16"/>
+              </w:rPr>
+              <w:t xml:space="preserve">LF1 trennt Gut und Bedürfnis an einem Beispiel</w:t>
+            </w:r>
+            <w:r>
+              <w:rPr>
+                <w:sz w:val="19"/>
+                <w:szCs w:val="19"/>
+              </w:rPr>
+              <w:t xml:space="preserve">	☐</w:t>
+            </w:r>
+          </w:p>
+          <w:p>
+            <w:pPr>
+              <w:pBdr>
+                <w:bottom w:val="single" w:color="D8DBE0" w:sz="2" w:space="1"/>
+              </w:pBdr>
+              <w:tabs>
+                <w:tab w:val="right" w:pos="4659"/>
+              </w:tabs>
+              <w:spacing w:after="0" w:before="0" w:line="228" w:lineRule="auto"/>
+            </w:pPr>
+            <w:r>
+              <w:rPr>
+                <w:b/>
+                <w:bCs/>
+                <w:sz w:val="16"/>
+                <w:szCs w:val="16"/>
+              </w:rPr>
+              <w:t xml:space="preserve">✔ </w:t>
+            </w:r>
+            <w:r>
+              <w:rPr>
+                <w:sz w:val="16"/>
+                <w:szCs w:val="16"/>
+              </w:rPr>
+              <w:t xml:space="preserve">LF2 hat fünf Einträge im Dreischritt</w:t>
+            </w:r>
+            <w:r>
+              <w:rPr>
+                <w:sz w:val="19"/>
+                <w:szCs w:val="19"/>
+              </w:rPr>
+              <w:t xml:space="preserve">	☐</w:t>
+            </w:r>
+          </w:p>
+          <w:p>
+            <w:pPr>
+              <w:pBdr>
+                <w:bottom w:val="single" w:color="D8DBE0" w:sz="2" w:space="1"/>
+              </w:pBdr>
+              <w:tabs>
+                <w:tab w:val="right" w:pos="4659"/>
+              </w:tabs>
+              <w:spacing w:after="0" w:before="0" w:line="228" w:lineRule="auto"/>
+            </w:pPr>
+            <w:r>
+              <w:rPr>
+                <w:b/>
+                <w:bCs/>
+                <w:sz w:val="16"/>
+                <w:szCs w:val="16"/>
+              </w:rPr>
+              <w:t xml:space="preserve">✔ </w:t>
+            </w:r>
+            <w:r>
+              <w:rPr>
+                <w:sz w:val="16"/>
+                <w:szCs w:val="16"/>
+              </w:rPr>
+              <w:t xml:space="preserve">LF4 prüft beide Seiten und entscheidet</w:t>
+            </w:r>
+            <w:r>
+              <w:rPr>
+                <w:sz w:val="19"/>
+                <w:szCs w:val="19"/>
+              </w:rPr>
+              <w:t xml:space="preserve">	☐</w:t>
+            </w:r>
+          </w:p>
+        </w:tc>
+        <w:tc>
+          <w:tcPr>
+            <w:tcW w:type="pct" w:w="50%"/>
+            <w:tcBorders>
+              <w:top w:val="nil" w:color="FFFFFF" w:sz="0"/>
+              <w:left w:val="nil" w:color="FFFFFF" w:sz="0"/>
+              <w:bottom w:val="nil" w:color="FFFFFF" w:sz="0"/>
+              <w:right w:val="nil" w:color="FFFFFF" w:sz="0"/>
+            </w:tcBorders>
+            <w:tcMar>
+              <w:top w:type="dxa" w:w="0"/>
+              <w:left w:type="dxa" w:w="140"/>
+              <w:bottom w:type="dxa" w:w="40"/>
+              <w:right w:type="dxa" w:w="0"/>
+            </w:tcMar>
+          </w:tcPr>
+          <w:p>
+            <w:pPr>
+              <w:keepNext/>
+              <w:spacing w:after="10" w:before="20"/>
+            </w:pPr>
+            <w:r>
+              <w:rPr>
+                <w:b/>
+                <w:bCs/>
+                <w:sz w:val="17"/>
+                <w:szCs w:val="17"/>
+              </w:rPr>
+              <w:t xml:space="preserve">Quelle</w:t>
+            </w:r>
+          </w:p>
+          <w:p>
+            <w:pPr>
+              <w:pBdr>
+                <w:bottom w:val="single" w:color="D8DBE0" w:sz="2" w:space="1"/>
+              </w:pBdr>
+              <w:tabs>
+                <w:tab w:val="right" w:pos="4659"/>
+              </w:tabs>
+              <w:spacing w:after="0" w:before="0" w:line="228" w:lineRule="auto"/>
+            </w:pPr>
+            <w:r>
+              <w:rPr>
+                <w:b/>
+                <w:bCs/>
+                <w:sz w:val="16"/>
+                <w:szCs w:val="16"/>
+              </w:rPr>
+              <w:t xml:space="preserve">✔ </w:t>
+            </w:r>
+            <w:r>
+              <w:rPr>
+                <w:sz w:val="16"/>
+                <w:szCs w:val="16"/>
+              </w:rPr>
+              <w:t xml:space="preserve">Raster mit vier Zeilen und Beleg</w:t>
+            </w:r>
+            <w:r>
+              <w:rPr>
+                <w:sz w:val="19"/>
+                <w:szCs w:val="19"/>
+              </w:rPr>
+              <w:t xml:space="preserve">	☐</w:t>
+            </w:r>
+          </w:p>
+          <w:p>
+            <w:pPr>
+              <w:pBdr>
+                <w:bottom w:val="single" w:color="D8DBE0" w:sz="2" w:space="1"/>
+              </w:pBdr>
+              <w:tabs>
+                <w:tab w:val="right" w:pos="4659"/>
+              </w:tabs>
+              <w:spacing w:after="0" w:before="0" w:line="228" w:lineRule="auto"/>
+            </w:pPr>
+            <w:r>
+              <w:rPr>
+                <w:b/>
+                <w:bCs/>
+                <w:sz w:val="16"/>
+                <w:szCs w:val="16"/>
+              </w:rPr>
+              <w:t xml:space="preserve">✔ </w:t>
+            </w:r>
+            <w:r>
+              <w:rPr>
+                <w:sz w:val="16"/>
+                <w:szCs w:val="16"/>
+              </w:rPr>
+              <w:t xml:space="preserve">Jede Zeile hat einen Begriff aus LF1</w:t>
+            </w:r>
+            <w:r>
+              <w:rPr>
+                <w:sz w:val="19"/>
+                <w:szCs w:val="19"/>
+              </w:rPr>
+              <w:t xml:space="preserve">	☐</w:t>
+            </w:r>
+          </w:p>
+          <w:p>
+            <w:pPr>
+              <w:pBdr>
+                <w:bottom w:val="single" w:color="D8DBE0" w:sz="2" w:space="1"/>
+              </w:pBdr>
+              <w:tabs>
+                <w:tab w:val="right" w:pos="4659"/>
+              </w:tabs>
+              <w:spacing w:after="0" w:before="0" w:line="228" w:lineRule="auto"/>
+            </w:pPr>
+            <w:r>
+              <w:rPr>
+                <w:b/>
+                <w:bCs/>
+                <w:sz w:val="16"/>
+                <w:szCs w:val="16"/>
+              </w:rPr>
+              <w:t xml:space="preserve">✔ </w:t>
+            </w:r>
+            <w:r>
+              <w:rPr>
+                <w:sz w:val="16"/>
+                <w:szCs w:val="16"/>
+              </w:rPr>
+              <w:t xml:space="preserve">Befund in zwei bis drei Sätzen</w:t>
+            </w:r>
+            <w:r>
+              <w:rPr>
+                <w:sz w:val="19"/>
+                <w:szCs w:val="19"/>
+              </w:rPr>
+              <w:t xml:space="preserve">	☐</w:t>
             </w:r>
           </w:p>
         </w:tc>
       </w:tr>
       <w:tr>
-        <w:tc>
-          <w:tcPr>
-            <w:tcW w:type="pct" w:w="30%"/>
-            <w:tcBorders>
-              <w:top w:val="nil" w:sz="0"/>
-              <w:left w:val="nil" w:sz="0"/>
-              <w:bottom w:val="single" w:color="EBEDF0" w:sz="2"/>
-              <w:right w:val="nil" w:sz="0"/>
-            </w:tcBorders>
-            <w:tcMar>
-              <w:top w:type="dxa" w:w="80"/>
-              <w:left w:type="dxa" w:w="100"/>
-              <w:bottom w:type="dxa" w:w="80"/>
-              <w:right w:type="dxa" w:w="100"/>
-            </w:tcMar>
-          </w:tcPr>
-          <w:p>
-            <w:r>
-              <w:rPr>
-                <w:b/>
-                <w:bCs/>
-                <w:sz w:val="18"/>
-                <w:szCs w:val="18"/>
-              </w:rPr>
-              <w:t xml:space="preserve">Leitfragen</w:t>
-            </w:r>
-          </w:p>
-        </w:tc>
-        <w:tc>
-          <w:tcPr>
-            <w:tcW w:type="pct" w:w="70%"/>
-            <w:tcBorders>
-              <w:top w:val="nil" w:sz="0"/>
-              <w:left w:val="nil" w:sz="0"/>
-              <w:bottom w:val="single" w:color="EBEDF0" w:sz="2"/>
-              <w:right w:val="nil" w:sz="0"/>
-            </w:tcBorders>
-            <w:tcMar>
-              <w:top w:type="dxa" w:w="80"/>
-              <w:left w:type="dxa" w:w="100"/>
-              <w:bottom w:type="dxa" w:w="80"/>
-              <w:right w:type="dxa" w:w="100"/>
-            </w:tcMar>
-          </w:tcPr>
-          <w:p>
-            <w:pPr>
-              <w:spacing w:after="20"/>
-            </w:pPr>
-            <w:r>
-              <w:rPr>
-                <w:b/>
-                <w:bCs/>
-                <w:color w:val="000000"/>
+        <w:trPr>
+          <w:cantSplit/>
+        </w:trPr>
+        <w:tc>
+          <w:tcPr>
+            <w:tcW w:type="pct" w:w="50%"/>
+            <w:tcBorders>
+              <w:top w:val="nil" w:color="FFFFFF" w:sz="0"/>
+              <w:left w:val="nil" w:color="FFFFFF" w:sz="0"/>
+              <w:bottom w:val="nil" w:color="FFFFFF" w:sz="0"/>
+              <w:right w:val="nil" w:color="FFFFFF" w:sz="0"/>
+            </w:tcBorders>
+            <w:tcMar>
+              <w:top w:type="dxa" w:w="0"/>
+              <w:left w:type="dxa" w:w="0"/>
+              <w:bottom w:type="dxa" w:w="40"/>
+              <w:right w:type="dxa" w:w="140"/>
+            </w:tcMar>
+          </w:tcPr>
+          <w:p>
+            <w:pPr>
+              <w:keepNext/>
+              <w:spacing w:after="10" w:before="20"/>
+            </w:pPr>
+            <w:r>
+              <w:rPr>
+                <w:b/>
+                <w:bCs/>
+                <w:sz w:val="17"/>
+                <w:szCs w:val="17"/>
+              </w:rPr>
+              <w:t xml:space="preserve">Landkarte</w:t>
+            </w:r>
+          </w:p>
+          <w:p>
+            <w:pPr>
+              <w:pBdr>
+                <w:bottom w:val="single" w:color="D8DBE0" w:sz="2" w:space="1"/>
+              </w:pBdr>
+              <w:tabs>
+                <w:tab w:val="right" w:pos="4659"/>
+              </w:tabs>
+              <w:spacing w:after="0" w:before="0" w:line="228" w:lineRule="auto"/>
+            </w:pPr>
+            <w:r>
+              <w:rPr>
+                <w:b/>
+                <w:bCs/>
                 <w:sz w:val="16"/>
                 <w:szCs w:val="16"/>
               </w:rPr>
@@ -8046,28 +10299,30 @@
                 <w:sz w:val="16"/>
                 <w:szCs w:val="16"/>
               </w:rPr>
-              <w:t xml:space="preserve">LF1 trennt Gut und Bedürfnis an einem Beispiel</w:t>
-            </w:r>
-            <w:r>
-              <w:rPr>
-                <w:b/>
-                <w:bCs/>
-                <w:color w:val="000000"/>
-                <w:sz w:val="18"/>
-                <w:szCs w:val="18"/>
-              </w:rPr>
-              <w:t xml:space="preserve">   ☐</w:t>
-            </w:r>
-          </w:p>
-          <w:p>
-            <w:pPr>
-              <w:spacing w:after="20"/>
-            </w:pPr>
-            <w:r>
-              <w:rPr>
-                <w:b/>
-                <w:bCs/>
-                <w:color w:val="000000"/>
+              <w:t xml:space="preserve">Mind. 8 Einträge</w:t>
+            </w:r>
+            <w:r>
+              <w:rPr>
+                <w:sz w:val="19"/>
+                <w:szCs w:val="19"/>
+              </w:rPr>
+              <w:t xml:space="preserve">	☐</w:t>
+            </w:r>
+          </w:p>
+          <w:p>
+            <w:pPr>
+              <w:pBdr>
+                <w:bottom w:val="single" w:color="D8DBE0" w:sz="2" w:space="1"/>
+              </w:pBdr>
+              <w:tabs>
+                <w:tab w:val="right" w:pos="4659"/>
+              </w:tabs>
+              <w:spacing w:after="0" w:before="0" w:line="228" w:lineRule="auto"/>
+            </w:pPr>
+            <w:r>
+              <w:rPr>
+                <w:b/>
+                <w:bCs/>
                 <w:sz w:val="16"/>
                 <w:szCs w:val="16"/>
               </w:rPr>
@@ -8078,28 +10333,30 @@
                 <w:sz w:val="16"/>
                 <w:szCs w:val="16"/>
               </w:rPr>
-              <w:t xml:space="preserve">LF2 hat fünf Einträge im Dreischritt</w:t>
-            </w:r>
-            <w:r>
-              <w:rPr>
-                <w:b/>
-                <w:bCs/>
-                <w:color w:val="000000"/>
-                <w:sz w:val="18"/>
-                <w:szCs w:val="18"/>
-              </w:rPr>
-              <w:t xml:space="preserve">   ☐</w:t>
-            </w:r>
-          </w:p>
-          <w:p>
-            <w:pPr>
-              <w:spacing w:after="20"/>
-            </w:pPr>
-            <w:r>
-              <w:rPr>
-                <w:b/>
-                <w:bCs/>
-                <w:color w:val="000000"/>
+              <w:t xml:space="preserve">Legende mit drei Markierungen angewendet</w:t>
+            </w:r>
+            <w:r>
+              <w:rPr>
+                <w:sz w:val="19"/>
+                <w:szCs w:val="19"/>
+              </w:rPr>
+              <w:t xml:space="preserve">	☐</w:t>
+            </w:r>
+          </w:p>
+          <w:p>
+            <w:pPr>
+              <w:pBdr>
+                <w:bottom w:val="single" w:color="D8DBE0" w:sz="2" w:space="1"/>
+              </w:pBdr>
+              <w:tabs>
+                <w:tab w:val="right" w:pos="4659"/>
+              </w:tabs>
+              <w:spacing w:after="0" w:before="0" w:line="228" w:lineRule="auto"/>
+            </w:pPr>
+            <w:r>
+              <w:rPr>
+                <w:b/>
+                <w:bCs/>
                 <w:sz w:val="16"/>
                 <w:szCs w:val="16"/>
               </w:rPr>
@@ -8110,75 +10367,62 @@
                 <w:sz w:val="16"/>
                 <w:szCs w:val="16"/>
               </w:rPr>
-              <w:t xml:space="preserve">LF4 prüft beide Seiten und entscheidet</w:t>
-            </w:r>
-            <w:r>
-              <w:rPr>
-                <w:b/>
-                <w:bCs/>
-                <w:color w:val="000000"/>
-                <w:sz w:val="18"/>
-                <w:szCs w:val="18"/>
-              </w:rPr>
-              <w:t xml:space="preserve">   ☐</w:t>
-            </w:r>
-          </w:p>
-        </w:tc>
-      </w:tr>
-      <w:tr>
-        <w:tc>
-          <w:tcPr>
-            <w:tcW w:type="pct" w:w="30%"/>
-            <w:tcBorders>
-              <w:top w:val="nil" w:sz="0"/>
-              <w:left w:val="nil" w:sz="0"/>
-              <w:bottom w:val="single" w:color="EBEDF0" w:sz="2"/>
-              <w:right w:val="nil" w:sz="0"/>
-            </w:tcBorders>
-            <w:tcMar>
-              <w:top w:type="dxa" w:w="80"/>
-              <w:left w:type="dxa" w:w="100"/>
-              <w:bottom w:type="dxa" w:w="80"/>
-              <w:right w:type="dxa" w:w="100"/>
-            </w:tcMar>
-          </w:tcPr>
-          <w:p>
-            <w:r>
-              <w:rPr>
-                <w:b/>
-                <w:bCs/>
-                <w:sz w:val="18"/>
-                <w:szCs w:val="18"/>
-              </w:rPr>
-              <w:t xml:space="preserve">Quelle</w:t>
-            </w:r>
-          </w:p>
-        </w:tc>
-        <w:tc>
-          <w:tcPr>
-            <w:tcW w:type="pct" w:w="70%"/>
-            <w:tcBorders>
-              <w:top w:val="nil" w:sz="0"/>
-              <w:left w:val="nil" w:sz="0"/>
-              <w:bottom w:val="single" w:color="EBEDF0" w:sz="2"/>
-              <w:right w:val="nil" w:sz="0"/>
-            </w:tcBorders>
-            <w:tcMar>
-              <w:top w:type="dxa" w:w="80"/>
-              <w:left w:type="dxa" w:w="100"/>
-              <w:bottom w:type="dxa" w:w="80"/>
-              <w:right w:type="dxa" w:w="100"/>
-            </w:tcMar>
-          </w:tcPr>
-          <w:p>
-            <w:pPr>
-              <w:spacing w:after="20"/>
-            </w:pPr>
-            <w:r>
-              <w:rPr>
-                <w:b/>
-                <w:bCs/>
-                <w:color w:val="000000"/>
+              <w:t xml:space="preserve">Massstab-Satz und Entscheid am Rand</w:t>
+            </w:r>
+            <w:r>
+              <w:rPr>
+                <w:sz w:val="19"/>
+                <w:szCs w:val="19"/>
+              </w:rPr>
+              <w:t xml:space="preserve">	☐</w:t>
+            </w:r>
+          </w:p>
+        </w:tc>
+        <w:tc>
+          <w:tcPr>
+            <w:tcW w:type="pct" w:w="50%"/>
+            <w:tcBorders>
+              <w:top w:val="nil" w:color="FFFFFF" w:sz="0"/>
+              <w:left w:val="nil" w:color="FFFFFF" w:sz="0"/>
+              <w:bottom w:val="nil" w:color="FFFFFF" w:sz="0"/>
+              <w:right w:val="nil" w:color="FFFFFF" w:sz="0"/>
+            </w:tcBorders>
+            <w:tcMar>
+              <w:top w:type="dxa" w:w="0"/>
+              <w:left w:type="dxa" w:w="140"/>
+              <w:bottom w:type="dxa" w:w="40"/>
+              <w:right w:type="dxa" w:w="0"/>
+            </w:tcMar>
+          </w:tcPr>
+          <w:p>
+            <w:pPr>
+              <w:keepNext/>
+              <w:spacing w:after="10" w:before="20"/>
+            </w:pPr>
+            <w:r>
+              <w:rPr>
+                <w:b/>
+                <w:bCs/>
+                <w:sz w:val="17"/>
+                <w:szCs w:val="17"/>
+              </w:rPr>
+              <w:t xml:space="preserve">Abschluss</w:t>
+            </w:r>
+          </w:p>
+          <w:p>
+            <w:pPr>
+              <w:pBdr>
+                <w:bottom w:val="single" w:color="D8DBE0" w:sz="2" w:space="1"/>
+              </w:pBdr>
+              <w:tabs>
+                <w:tab w:val="right" w:pos="4659"/>
+              </w:tabs>
+              <w:spacing w:after="0" w:before="0" w:line="228" w:lineRule="auto"/>
+            </w:pPr>
+            <w:r>
+              <w:rPr>
+                <w:b/>
+                <w:bCs/>
                 <w:sz w:val="16"/>
                 <w:szCs w:val="16"/>
               </w:rPr>
@@ -8189,28 +10433,30 @@
                 <w:sz w:val="16"/>
                 <w:szCs w:val="16"/>
               </w:rPr>
-              <w:t xml:space="preserve">Raster mit vier Zeilen und Beleg</w:t>
-            </w:r>
-            <w:r>
-              <w:rPr>
-                <w:b/>
-                <w:bCs/>
-                <w:color w:val="000000"/>
-                <w:sz w:val="18"/>
-                <w:szCs w:val="18"/>
-              </w:rPr>
-              <w:t xml:space="preserve">   ☐</w:t>
-            </w:r>
-          </w:p>
-          <w:p>
-            <w:pPr>
-              <w:spacing w:after="20"/>
-            </w:pPr>
-            <w:r>
-              <w:rPr>
-                <w:b/>
-                <w:bCs/>
-                <w:color w:val="000000"/>
+              <w:t xml:space="preserve">Begriffsnetz mit mind. 5 beschrifteten Verbindungen</w:t>
+            </w:r>
+            <w:r>
+              <w:rPr>
+                <w:sz w:val="19"/>
+                <w:szCs w:val="19"/>
+              </w:rPr>
+              <w:t xml:space="preserve">	☐</w:t>
+            </w:r>
+          </w:p>
+          <w:p>
+            <w:pPr>
+              <w:pBdr>
+                <w:bottom w:val="single" w:color="D8DBE0" w:sz="2" w:space="1"/>
+              </w:pBdr>
+              <w:tabs>
+                <w:tab w:val="right" w:pos="4659"/>
+              </w:tabs>
+              <w:spacing w:after="0" w:before="0" w:line="228" w:lineRule="auto"/>
+            </w:pPr>
+            <w:r>
+              <w:rPr>
+                <w:b/>
+                <w:bCs/>
                 <w:sz w:val="16"/>
                 <w:szCs w:val="16"/>
               </w:rPr>
@@ -8221,28 +10467,30 @@
                 <w:sz w:val="16"/>
                 <w:szCs w:val="16"/>
               </w:rPr>
-              <w:t xml:space="preserve">Jede Zeile hat einen Begriff aus LF1</w:t>
-            </w:r>
-            <w:r>
-              <w:rPr>
-                <w:b/>
-                <w:bCs/>
-                <w:color w:val="000000"/>
-                <w:sz w:val="18"/>
-                <w:szCs w:val="18"/>
-              </w:rPr>
-              <w:t xml:space="preserve">   ☐</w:t>
-            </w:r>
-          </w:p>
-          <w:p>
-            <w:pPr>
-              <w:spacing w:after="20"/>
-            </w:pPr>
-            <w:r>
-              <w:rPr>
-                <w:b/>
-                <w:bCs/>
-                <w:color w:val="000000"/>
+              <w:t xml:space="preserve">Quer-Check abgehakt</w:t>
+            </w:r>
+            <w:r>
+              <w:rPr>
+                <w:sz w:val="19"/>
+                <w:szCs w:val="19"/>
+              </w:rPr>
+              <w:t xml:space="preserve">	☐</w:t>
+            </w:r>
+          </w:p>
+          <w:p>
+            <w:pPr>
+              <w:pBdr>
+                <w:bottom w:val="single" w:color="D8DBE0" w:sz="2" w:space="1"/>
+              </w:pBdr>
+              <w:tabs>
+                <w:tab w:val="right" w:pos="4659"/>
+              </w:tabs>
+              <w:spacing w:after="0" w:before="0" w:line="228" w:lineRule="auto"/>
+            </w:pPr>
+            <w:r>
+              <w:rPr>
+                <w:b/>
+                <w:bCs/>
                 <w:sz w:val="16"/>
                 <w:szCs w:val="16"/>
               </w:rPr>
@@ -8253,316 +10501,19 @@
                 <w:sz w:val="16"/>
                 <w:szCs w:val="16"/>
               </w:rPr>
-              <w:t xml:space="preserve">Befund in zwei bis drei Sätzen</w:t>
-            </w:r>
-            <w:r>
-              <w:rPr>
-                <w:b/>
-                <w:bCs/>
-                <w:color w:val="000000"/>
-                <w:sz w:val="18"/>
-                <w:szCs w:val="18"/>
-              </w:rPr>
-              <w:t xml:space="preserve">   ☐</w:t>
-            </w:r>
-          </w:p>
-        </w:tc>
-      </w:tr>
-      <w:tr>
-        <w:tc>
-          <w:tcPr>
-            <w:tcW w:type="pct" w:w="30%"/>
-            <w:tcBorders>
-              <w:top w:val="nil" w:sz="0"/>
-              <w:left w:val="nil" w:sz="0"/>
-              <w:bottom w:val="single" w:color="EBEDF0" w:sz="2"/>
-              <w:right w:val="nil" w:sz="0"/>
-            </w:tcBorders>
-            <w:tcMar>
-              <w:top w:type="dxa" w:w="80"/>
-              <w:left w:type="dxa" w:w="100"/>
-              <w:bottom w:type="dxa" w:w="80"/>
-              <w:right w:type="dxa" w:w="100"/>
-            </w:tcMar>
-          </w:tcPr>
-          <w:p>
-            <w:r>
-              <w:rPr>
-                <w:b/>
-                <w:bCs/>
-                <w:sz w:val="18"/>
-                <w:szCs w:val="18"/>
-              </w:rPr>
-              <w:t xml:space="preserve">Landkarte</w:t>
-            </w:r>
-          </w:p>
-        </w:tc>
-        <w:tc>
-          <w:tcPr>
-            <w:tcW w:type="pct" w:w="70%"/>
-            <w:tcBorders>
-              <w:top w:val="nil" w:sz="0"/>
-              <w:left w:val="nil" w:sz="0"/>
-              <w:bottom w:val="single" w:color="EBEDF0" w:sz="2"/>
-              <w:right w:val="nil" w:sz="0"/>
-            </w:tcBorders>
-            <w:tcMar>
-              <w:top w:type="dxa" w:w="80"/>
-              <w:left w:type="dxa" w:w="100"/>
-              <w:bottom w:type="dxa" w:w="80"/>
-              <w:right w:type="dxa" w:w="100"/>
-            </w:tcMar>
-          </w:tcPr>
-          <w:p>
-            <w:pPr>
-              <w:spacing w:after="20"/>
-            </w:pPr>
-            <w:r>
-              <w:rPr>
-                <w:b/>
-                <w:bCs/>
-                <w:color w:val="000000"/>
-                <w:sz w:val="16"/>
-                <w:szCs w:val="16"/>
-              </w:rPr>
-              <w:t xml:space="preserve">✔ </w:t>
-            </w:r>
-            <w:r>
-              <w:rPr>
-                <w:sz w:val="16"/>
-                <w:szCs w:val="16"/>
-              </w:rPr>
-              <w:t xml:space="preserve">Mind. 8 Einträge</w:t>
-            </w:r>
-            <w:r>
-              <w:rPr>
-                <w:b/>
-                <w:bCs/>
-                <w:color w:val="000000"/>
-                <w:sz w:val="18"/>
-                <w:szCs w:val="18"/>
-              </w:rPr>
-              <w:t xml:space="preserve">   ☐</w:t>
-            </w:r>
-          </w:p>
-          <w:p>
-            <w:pPr>
-              <w:spacing w:after="20"/>
-            </w:pPr>
-            <w:r>
-              <w:rPr>
-                <w:b/>
-                <w:bCs/>
-                <w:color w:val="000000"/>
-                <w:sz w:val="16"/>
-                <w:szCs w:val="16"/>
-              </w:rPr>
-              <w:t xml:space="preserve">✔ </w:t>
-            </w:r>
-            <w:r>
-              <w:rPr>
-                <w:sz w:val="16"/>
-                <w:szCs w:val="16"/>
-              </w:rPr>
-              <w:t xml:space="preserve">Legende mit drei Markierungen angewendet</w:t>
-            </w:r>
-            <w:r>
-              <w:rPr>
-                <w:b/>
-                <w:bCs/>
-                <w:color w:val="000000"/>
-                <w:sz w:val="18"/>
-                <w:szCs w:val="18"/>
-              </w:rPr>
-              <w:t xml:space="preserve">   ☐</w:t>
-            </w:r>
-          </w:p>
-          <w:p>
-            <w:pPr>
-              <w:spacing w:after="20"/>
-            </w:pPr>
-            <w:r>
-              <w:rPr>
-                <w:b/>
-                <w:bCs/>
-                <w:color w:val="000000"/>
-                <w:sz w:val="16"/>
-                <w:szCs w:val="16"/>
-              </w:rPr>
-              <w:t xml:space="preserve">✔ </w:t>
-            </w:r>
-            <w:r>
-              <w:rPr>
-                <w:sz w:val="16"/>
-                <w:szCs w:val="16"/>
-              </w:rPr>
-              <w:t xml:space="preserve">Massstab-Satz und Entscheid am Rand</w:t>
-            </w:r>
-            <w:r>
-              <w:rPr>
-                <w:b/>
-                <w:bCs/>
-                <w:color w:val="000000"/>
-                <w:sz w:val="18"/>
-                <w:szCs w:val="18"/>
-              </w:rPr>
-              <w:t xml:space="preserve">   ☐</w:t>
-            </w:r>
-          </w:p>
-        </w:tc>
-      </w:tr>
-      <w:tr>
-        <w:tc>
-          <w:tcPr>
-            <w:tcW w:type="pct" w:w="30%"/>
-            <w:tcBorders>
-              <w:top w:val="nil" w:sz="0"/>
-              <w:left w:val="nil" w:sz="0"/>
-              <w:bottom w:val="single" w:color="EBEDF0" w:sz="2"/>
-              <w:right w:val="nil" w:sz="0"/>
-            </w:tcBorders>
-            <w:tcMar>
-              <w:top w:type="dxa" w:w="80"/>
-              <w:left w:type="dxa" w:w="100"/>
-              <w:bottom w:type="dxa" w:w="80"/>
-              <w:right w:type="dxa" w:w="100"/>
-            </w:tcMar>
-          </w:tcPr>
-          <w:p>
-            <w:r>
-              <w:rPr>
-                <w:b/>
-                <w:bCs/>
-                <w:sz w:val="18"/>
-                <w:szCs w:val="18"/>
-              </w:rPr>
-              <w:t xml:space="preserve">Abschluss</w:t>
-            </w:r>
-          </w:p>
-        </w:tc>
-        <w:tc>
-          <w:tcPr>
-            <w:tcW w:type="pct" w:w="70%"/>
-            <w:tcBorders>
-              <w:top w:val="nil" w:sz="0"/>
-              <w:left w:val="nil" w:sz="0"/>
-              <w:bottom w:val="single" w:color="EBEDF0" w:sz="2"/>
-              <w:right w:val="nil" w:sz="0"/>
-            </w:tcBorders>
-            <w:tcMar>
-              <w:top w:type="dxa" w:w="80"/>
-              <w:left w:type="dxa" w:w="100"/>
-              <w:bottom w:type="dxa" w:w="80"/>
-              <w:right w:type="dxa" w:w="100"/>
-            </w:tcMar>
-          </w:tcPr>
-          <w:p>
-            <w:pPr>
-              <w:spacing w:after="20"/>
-            </w:pPr>
-            <w:r>
-              <w:rPr>
-                <w:b/>
-                <w:bCs/>
-                <w:color w:val="000000"/>
-                <w:sz w:val="16"/>
-                <w:szCs w:val="16"/>
-              </w:rPr>
-              <w:t xml:space="preserve">✔ </w:t>
-            </w:r>
-            <w:r>
-              <w:rPr>
-                <w:sz w:val="16"/>
-                <w:szCs w:val="16"/>
-              </w:rPr>
-              <w:t xml:space="preserve">Mindmap mit mind. 5 beschrifteten Verbindungen</w:t>
-            </w:r>
-            <w:r>
-              <w:rPr>
-                <w:b/>
-                <w:bCs/>
-                <w:color w:val="000000"/>
-                <w:sz w:val="18"/>
-                <w:szCs w:val="18"/>
-              </w:rPr>
-              <w:t xml:space="preserve">   ☐</w:t>
-            </w:r>
-          </w:p>
-          <w:p>
-            <w:pPr>
-              <w:spacing w:after="20"/>
-            </w:pPr>
-            <w:r>
-              <w:rPr>
-                <w:b/>
-                <w:bCs/>
-                <w:color w:val="000000"/>
-                <w:sz w:val="16"/>
-                <w:szCs w:val="16"/>
-              </w:rPr>
-              <w:t xml:space="preserve">✔ </w:t>
-            </w:r>
-            <w:r>
-              <w:rPr>
-                <w:sz w:val="16"/>
-                <w:szCs w:val="16"/>
-              </w:rPr>
-              <w:t xml:space="preserve">Quer-Check abgehakt</w:t>
-            </w:r>
-            <w:r>
-              <w:rPr>
-                <w:b/>
-                <w:bCs/>
-                <w:color w:val="000000"/>
-                <w:sz w:val="18"/>
-                <w:szCs w:val="18"/>
-              </w:rPr>
-              <w:t xml:space="preserve">   ☐</w:t>
-            </w:r>
-          </w:p>
-          <w:p>
-            <w:pPr>
-              <w:spacing w:after="20"/>
-            </w:pPr>
-            <w:r>
-              <w:rPr>
-                <w:b/>
-                <w:bCs/>
-                <w:color w:val="000000"/>
-                <w:sz w:val="16"/>
-                <w:szCs w:val="16"/>
-              </w:rPr>
-              <w:t xml:space="preserve">✔ </w:t>
-            </w:r>
-            <w:r>
-              <w:rPr>
-                <w:sz w:val="16"/>
-                <w:szCs w:val="16"/>
-              </w:rPr>
-              <w:t xml:space="preserve">Mitnahme notiert</w:t>
-            </w:r>
-            <w:r>
-              <w:rPr>
-                <w:b/>
-                <w:bCs/>
-                <w:color w:val="000000"/>
-                <w:sz w:val="18"/>
-                <w:szCs w:val="18"/>
-              </w:rPr>
-              <w:t xml:space="preserve">   ☐</w:t>
+              <w:t xml:space="preserve">«Das nehme ich mit» ausgefüllt</w:t>
+            </w:r>
+            <w:r>
+              <w:rPr>
+                <w:sz w:val="19"/>
+                <w:szCs w:val="19"/>
+              </w:rPr>
+              <w:t xml:space="preserve">	☐</w:t>
             </w:r>
           </w:p>
         </w:tc>
       </w:tr>
     </w:tbl>
-    <w:p>
-      <w:pPr>
-        <w:spacing w:after="80" w:before="80"/>
-      </w:pPr>
-      <w:r>
-        <w:t xml:space="preserve"/>
-      </w:r>
-    </w:p>
     <w:sectPr>
       <w:headerReference w:type="default" r:id="rId21"/>
       <w:footerReference w:type="default" r:id="rId22"/>
